--- a/Specifications/UADC_Common_Library_Program_Specification.docx
+++ b/Specifications/UADC_Common_Library_Program_Specification.docx
@@ -1,6 +1,6 @@
 
 <file path=word/document.xml><?xml version="1.0" encoding="utf-8"?>
-<w:document xmlns:wpc="http://schemas.microsoft.com/office/word/2010/wordprocessingCanvas" xmlns:cx="http://schemas.microsoft.com/office/drawing/2014/chartex" xmlns:cx1="http://schemas.microsoft.com/office/drawing/2015/9/8/chartex" xmlns:cx2="http://schemas.microsoft.com/office/drawing/2015/10/21/chartex" xmlns:cx3="http://schemas.microsoft.com/office/drawing/2016/5/9/chartex" xmlns:cx4="http://schemas.microsoft.com/office/drawing/2016/5/10/chartex" xmlns:cx5="http://schemas.microsoft.com/office/drawing/2016/5/11/chartex" xmlns:cx6="http://schemas.microsoft.com/office/drawing/2016/5/12/chartex" xmlns:cx7="http://schemas.microsoft.com/office/drawing/2016/5/13/chartex" xmlns:cx8="http://schemas.microsoft.com/office/drawing/2016/5/14/chartex" xmlns:mc="http://schemas.openxmlformats.org/markup-compatibility/2006" xmlns:aink="http://schemas.microsoft.com/office/drawing/2016/ink" xmlns:am3d="http://schemas.microsoft.com/office/drawing/2017/model3d" xmlns:o="urn:schemas-microsoft-com:office:office" xmlns:oel="http://schemas.microsoft.com/office/2019/extlst" xmlns:r="http://schemas.openxmlformats.org/officeDocument/2006/relationships" xmlns:m="http://schemas.openxmlformats.org/officeDocument/2006/math" xmlns:v="urn:schemas-microsoft-com:vml" xmlns:wp14="http://schemas.microsoft.com/office/word/2010/wordprocessingDrawing" xmlns:wp="http://schemas.openxmlformats.org/drawingml/2006/wordprocessingDrawing" xmlns:w10="urn:schemas-microsoft-com:office:word" xmlns:w="http://schemas.openxmlformats.org/wordprocessingml/2006/main" xmlns:w14="http://schemas.microsoft.com/office/word/2010/wordml" xmlns:w15="http://schemas.microsoft.com/office/word/2012/wordml" xmlns:w16cei="http://schemas.microsoft.com/office/word/2026/wordml/cei" xmlns:w16cex="http://schemas.microsoft.com/office/word/2018/wordml/cex" xmlns:w16cid="http://schemas.microsoft.com/office/word/2016/wordml/cid" xmlns:w16="http://schemas.microsoft.com/office/word/2018/wordml" xmlns:w16du="http://schemas.microsoft.com/office/word/2023/wordml/word16du" xmlns:w16sdtdh="http://schemas.microsoft.com/office/word/2020/wordml/sdtdatahash" xmlns:w16sdtfl="http://schemas.microsoft.com/office/word/2024/wordml/sdtformatlock" xmlns:w16se="http://schemas.microsoft.com/office/word/2015/wordml/symex" xmlns:wpg="http://schemas.microsoft.com/office/word/2010/wordprocessingGroup" xmlns:wpi="http://schemas.microsoft.com/office/word/2010/wordprocessingInk" xmlns:wne="http://schemas.microsoft.com/office/word/2006/wordml" xmlns:wps="http://schemas.microsoft.com/office/word/2010/wordprocessingShape" mc:Ignorable="w14 w15 w16se w16cid w16 w16cex w16sdtdh w16sdtfl w16du wp14">
+<w:document xmlns:wpc="http://schemas.microsoft.com/office/word/2010/wordprocessingCanvas" xmlns:cx="http://schemas.microsoft.com/office/drawing/2014/chartex" xmlns:cx1="http://schemas.microsoft.com/office/drawing/2015/9/8/chartex" xmlns:cx2="http://schemas.microsoft.com/office/drawing/2015/10/21/chartex" xmlns:cx3="http://schemas.microsoft.com/office/drawing/2016/5/9/chartex" xmlns:cx4="http://schemas.microsoft.com/office/drawing/2016/5/10/chartex" xmlns:cx5="http://schemas.microsoft.com/office/drawing/2016/5/11/chartex" xmlns:cx6="http://schemas.microsoft.com/office/drawing/2016/5/12/chartex" xmlns:cx7="http://schemas.microsoft.com/office/drawing/2016/5/13/chartex" xmlns:cx8="http://schemas.microsoft.com/office/drawing/2016/5/14/chartex" xmlns:mc="http://schemas.openxmlformats.org/markup-compatibility/2006" xmlns:aink="http://schemas.microsoft.com/office/drawing/2016/ink" xmlns:am3d="http://schemas.microsoft.com/office/drawing/2017/model3d" xmlns:o="urn:schemas-microsoft-com:office:office" xmlns:oel="http://schemas.microsoft.com/office/2019/extlst" xmlns:r="http://schemas.openxmlformats.org/officeDocument/2006/relationships" xmlns:m="http://schemas.openxmlformats.org/officeDocument/2006/math" xmlns:v="urn:schemas-microsoft-com:vml" xmlns:wp14="http://schemas.microsoft.com/office/word/2010/wordprocessingDrawing" xmlns:wp="http://schemas.openxmlformats.org/drawingml/2006/wordprocessingDrawing" xmlns:w10="urn:schemas-microsoft-com:office:word" xmlns:w="http://schemas.openxmlformats.org/wordprocessingml/2006/main" xmlns:w14="http://schemas.microsoft.com/office/word/2010/wordml" xmlns:w15="http://schemas.microsoft.com/office/word/2012/wordml" xmlns:w16cex="http://schemas.microsoft.com/office/word/2018/wordml/cex" xmlns:w16cid="http://schemas.microsoft.com/office/word/2016/wordml/cid" xmlns:w16="http://schemas.microsoft.com/office/word/2018/wordml" xmlns:w16du="http://schemas.microsoft.com/office/word/2023/wordml/word16du" xmlns:w16sdtdh="http://schemas.microsoft.com/office/word/2020/wordml/sdtdatahash" xmlns:w16sdtfl="http://schemas.microsoft.com/office/word/2024/wordml/sdtformatlock" xmlns:w16se="http://schemas.microsoft.com/office/word/2015/wordml/symex" xmlns:wpg="http://schemas.microsoft.com/office/word/2010/wordprocessingGroup" xmlns:wpi="http://schemas.microsoft.com/office/word/2010/wordprocessingInk" xmlns:wne="http://schemas.microsoft.com/office/word/2006/wordml" xmlns:wps="http://schemas.microsoft.com/office/word/2010/wordprocessingShape" mc:Ignorable="w14 w15 w16se w16cid w16 w16cex w16sdtdh w16sdtfl w16du wp14">
   <w:body>
     <w:p>
       <w:pPr>
@@ -31,7 +31,7 @@
     </w:p>
     <w:p>
       <w:r>
-        <w:t>Date: 2026-08-15</w:t>
+        <w:t>Date: 2026-08-29</w:t>
       </w:r>
     </w:p>
     <w:p>
@@ -103,2693 +103,3234 @@
         <w:pStyle w:val="10"/>
       </w:pPr>
       <w:bookmarkStart w:id="0" w:name="_Toc237580742"/>
+      <w:bookmarkStart w:id="1" w:name="_Toc238908093"/>
       <w:r>
         <w:t>Status</w:t>
       </w:r>
       <w:bookmarkEnd w:id="0"/>
-    </w:p>
-    <w:p>
-      <w:r>
-        <w:t>This revised collaborative review draft specifies the target common UADC library and distinguishes that target from the current integrated and retained implementations. It adds explicit module-state, class, function, lifecycle, concurrency, and converter-use contracts.</w:t>
-      </w:r>
-    </w:p>
-    <w:p>
-      <w:pPr>
-        <w:pStyle w:val="10"/>
-      </w:pPr>
-      <w:bookmarkStart w:id="1" w:name="_Toc237580743"/>
-      <w:r>
-        <w:t>Abstract</w:t>
-      </w:r>
       <w:bookmarkEnd w:id="1"/>
     </w:p>
     <w:p>
       <w:r>
-        <w:t>The UADC Common Library provides the syntax-neutral runtime model shared by Syntax Binding, Semantic Table, and Flat CSV conversion. Every source representation is converted to or from a common HMD-aligned occurrence model. Structured CSV is read and written only through the common library. This design prevents the three converter scripts from implementing separate hierarchy, repetition, datatype, or diagnostic logic.</w:t>
+        <w:t>This revision specifies the UADC common-service responsibility boundary against the current Formal GIT implementation. No script is reorganized by this document. The current Formal GIT programs remain in a flat `src/` layout: `src/syntax_binding.py`, `src/syntax_binding_ads_xbrl_gl.py`, `src/tuple_binding.py`, `src/semantic_binding.py`, `src/selector_multiplicity.py`, and `src/csv_excel_bridge.py`. Formal GIT currently contains no `uadc/` package, no `src/common/` package, and no separately extracted `oim_metadata.py` module. Service decompositions in this document are architectural contracts unless an existing Formal GIT path is explicitly named.</w:t>
       </w:r>
     </w:p>
     <w:p>
       <w:pPr>
         <w:pStyle w:val="10"/>
       </w:pPr>
-      <w:bookmarkStart w:id="2" w:name="_Toc237580744"/>
+      <w:bookmarkStart w:id="2" w:name="_Toc237580743"/>
+      <w:bookmarkStart w:id="3" w:name="_Toc238908094"/>
       <w:r>
-        <w:t>Table of Contents</w:t>
+        <w:t>Abstract</w:t>
       </w:r>
       <w:bookmarkEnd w:id="2"/>
-    </w:p>
-    <w:p>
-      <w:pPr>
-        <w:pStyle w:val="12"/>
-        <w:rPr>
-          <w:rFonts w:asciiTheme="minorHAnsi" w:hAnsiTheme="minorHAnsi" w:cstheme="minorBidi"/>
-          <w:b w:val="0"/>
-          <w:kern w:val="2"/>
-          <w:sz w:val="24"/>
-          <w:szCs w:val="24"/>
-          <w:lang w:eastAsia="ja-JP"/>
-          <w14:ligatures w14:val="standardContextual"/>
-        </w:rPr>
-      </w:pPr>
-      <w:r>
-        <w:fldChar w:fldCharType="begin"/>
-      </w:r>
-      <w:r>
-        <w:instrText xml:space="preserve"> TOC \o "1-3" \h \z \u </w:instrText>
-      </w:r>
-      <w:r>
-        <w:fldChar w:fldCharType="separate"/>
-      </w:r>
-      <w:hyperlink w:anchor="_Toc237580742" w:history="1">
-        <w:r>
-          <w:rPr>
-            <w:rStyle w:val="af8"/>
-            <w:lang w:val="en-GB"/>
-          </w:rPr>
-          <w:t>Status</w:t>
-        </w:r>
-        <w:r>
-          <w:rPr>
-            <w:webHidden/>
-          </w:rPr>
-          <w:tab/>
-        </w:r>
-        <w:r>
-          <w:rPr>
-            <w:webHidden/>
-          </w:rPr>
-          <w:fldChar w:fldCharType="begin"/>
-        </w:r>
-        <w:r>
-          <w:rPr>
-            <w:webHidden/>
-          </w:rPr>
-          <w:instrText xml:space="preserve"> PAGEREF _Toc237580742 \h </w:instrText>
-        </w:r>
-        <w:r>
-          <w:rPr>
-            <w:webHidden/>
-          </w:rPr>
-        </w:r>
-        <w:r>
-          <w:rPr>
-            <w:webHidden/>
-          </w:rPr>
-          <w:fldChar w:fldCharType="separate"/>
-        </w:r>
-        <w:r>
-          <w:rPr>
-            <w:webHidden/>
-          </w:rPr>
-          <w:t>1</w:t>
-        </w:r>
-        <w:r>
-          <w:rPr>
-            <w:webHidden/>
-          </w:rPr>
-          <w:fldChar w:fldCharType="end"/>
-        </w:r>
-      </w:hyperlink>
-    </w:p>
-    <w:p>
-      <w:pPr>
-        <w:pStyle w:val="12"/>
-        <w:rPr>
-          <w:rFonts w:asciiTheme="minorHAnsi" w:hAnsiTheme="minorHAnsi" w:cstheme="minorBidi"/>
-          <w:b w:val="0"/>
-          <w:kern w:val="2"/>
-          <w:sz w:val="24"/>
-          <w:szCs w:val="24"/>
-          <w:lang w:eastAsia="ja-JP"/>
-          <w14:ligatures w14:val="standardContextual"/>
-        </w:rPr>
-      </w:pPr>
-      <w:hyperlink w:anchor="_Toc237580743" w:history="1">
-        <w:r>
-          <w:rPr>
-            <w:rStyle w:val="af8"/>
-            <w:lang w:val="en-GB"/>
-          </w:rPr>
-          <w:t>Abstract</w:t>
-        </w:r>
-        <w:r>
-          <w:rPr>
-            <w:webHidden/>
-          </w:rPr>
-          <w:tab/>
-        </w:r>
-        <w:r>
-          <w:rPr>
-            <w:webHidden/>
-          </w:rPr>
-          <w:fldChar w:fldCharType="begin"/>
-        </w:r>
-        <w:r>
-          <w:rPr>
-            <w:webHidden/>
-          </w:rPr>
-          <w:instrText xml:space="preserve"> PAGEREF _Toc237580743 \h </w:instrText>
-        </w:r>
-        <w:r>
-          <w:rPr>
-            <w:webHidden/>
-          </w:rPr>
-        </w:r>
-        <w:r>
-          <w:rPr>
-            <w:webHidden/>
-          </w:rPr>
-          <w:fldChar w:fldCharType="separate"/>
-        </w:r>
-        <w:r>
-          <w:rPr>
-            <w:webHidden/>
-          </w:rPr>
-          <w:t>1</w:t>
-        </w:r>
-        <w:r>
-          <w:rPr>
-            <w:webHidden/>
-          </w:rPr>
-          <w:fldChar w:fldCharType="end"/>
-        </w:r>
-      </w:hyperlink>
-    </w:p>
-    <w:p>
-      <w:pPr>
-        <w:pStyle w:val="12"/>
-        <w:rPr>
-          <w:rFonts w:asciiTheme="minorHAnsi" w:hAnsiTheme="minorHAnsi" w:cstheme="minorBidi"/>
-          <w:b w:val="0"/>
-          <w:kern w:val="2"/>
-          <w:sz w:val="24"/>
-          <w:szCs w:val="24"/>
-          <w:lang w:eastAsia="ja-JP"/>
-          <w14:ligatures w14:val="standardContextual"/>
-        </w:rPr>
-      </w:pPr>
-      <w:hyperlink w:anchor="_Toc237580744" w:history="1">
-        <w:r>
-          <w:rPr>
-            <w:rStyle w:val="af8"/>
-            <w:lang w:val="en-GB"/>
-          </w:rPr>
-          <w:t>Table of Contents</w:t>
-        </w:r>
-        <w:r>
-          <w:rPr>
-            <w:webHidden/>
-          </w:rPr>
-          <w:tab/>
-        </w:r>
-        <w:r>
-          <w:rPr>
-            <w:webHidden/>
-          </w:rPr>
-          <w:fldChar w:fldCharType="begin"/>
-        </w:r>
-        <w:r>
-          <w:rPr>
-            <w:webHidden/>
-          </w:rPr>
-          <w:instrText xml:space="preserve"> PAGEREF _Toc237580744 \h </w:instrText>
-        </w:r>
-        <w:r>
-          <w:rPr>
-            <w:webHidden/>
-          </w:rPr>
-        </w:r>
-        <w:r>
-          <w:rPr>
-            <w:webHidden/>
-          </w:rPr>
-          <w:fldChar w:fldCharType="separate"/>
-        </w:r>
-        <w:r>
-          <w:rPr>
-            <w:webHidden/>
-          </w:rPr>
-          <w:t>2</w:t>
-        </w:r>
-        <w:r>
-          <w:rPr>
-            <w:webHidden/>
-          </w:rPr>
-          <w:fldChar w:fldCharType="end"/>
-        </w:r>
-      </w:hyperlink>
-    </w:p>
-    <w:p>
-      <w:pPr>
-        <w:pStyle w:val="12"/>
-        <w:rPr>
-          <w:rFonts w:asciiTheme="minorHAnsi" w:hAnsiTheme="minorHAnsi" w:cstheme="minorBidi"/>
-          <w:b w:val="0"/>
-          <w:kern w:val="2"/>
-          <w:sz w:val="24"/>
-          <w:szCs w:val="24"/>
-          <w:lang w:eastAsia="ja-JP"/>
-          <w14:ligatures w14:val="standardContextual"/>
-        </w:rPr>
-      </w:pPr>
-      <w:hyperlink w:anchor="_Toc237580745" w:history="1">
-        <w:r>
-          <w:rPr>
-            <w:rStyle w:val="af8"/>
-            <w:lang w:val="en-GB"/>
-          </w:rPr>
-          <w:t>1 Language Independence</w:t>
-        </w:r>
-        <w:r>
-          <w:rPr>
-            <w:webHidden/>
-          </w:rPr>
-          <w:tab/>
-        </w:r>
-        <w:r>
-          <w:rPr>
-            <w:webHidden/>
-          </w:rPr>
-          <w:fldChar w:fldCharType="begin"/>
-        </w:r>
-        <w:r>
-          <w:rPr>
-            <w:webHidden/>
-          </w:rPr>
-          <w:instrText xml:space="preserve"> PAGEREF _Toc237580745 \h </w:instrText>
-        </w:r>
-        <w:r>
-          <w:rPr>
-            <w:webHidden/>
-          </w:rPr>
-        </w:r>
-        <w:r>
-          <w:rPr>
-            <w:webHidden/>
-          </w:rPr>
-          <w:fldChar w:fldCharType="separate"/>
-        </w:r>
-        <w:r>
-          <w:rPr>
-            <w:webHidden/>
-          </w:rPr>
-          <w:t>3</w:t>
-        </w:r>
-        <w:r>
-          <w:rPr>
-            <w:webHidden/>
-          </w:rPr>
-          <w:fldChar w:fldCharType="end"/>
-        </w:r>
-      </w:hyperlink>
-    </w:p>
-    <w:p>
-      <w:pPr>
-        <w:pStyle w:val="12"/>
-        <w:rPr>
-          <w:rFonts w:asciiTheme="minorHAnsi" w:hAnsiTheme="minorHAnsi" w:cstheme="minorBidi"/>
-          <w:b w:val="0"/>
-          <w:kern w:val="2"/>
-          <w:sz w:val="24"/>
-          <w:szCs w:val="24"/>
-          <w:lang w:eastAsia="ja-JP"/>
-          <w14:ligatures w14:val="standardContextual"/>
-        </w:rPr>
-      </w:pPr>
-      <w:hyperlink w:anchor="_Toc237580746" w:history="1">
-        <w:r>
-          <w:rPr>
-            <w:rStyle w:val="af8"/>
-            <w:lang w:val="en-GB"/>
-          </w:rPr>
-          <w:t>2 Introduction</w:t>
-        </w:r>
-        <w:r>
-          <w:rPr>
-            <w:webHidden/>
-          </w:rPr>
-          <w:tab/>
-        </w:r>
-        <w:r>
-          <w:rPr>
-            <w:webHidden/>
-          </w:rPr>
-          <w:fldChar w:fldCharType="begin"/>
-        </w:r>
-        <w:r>
-          <w:rPr>
-            <w:webHidden/>
-          </w:rPr>
-          <w:instrText xml:space="preserve"> PAGEREF _Toc237580746 \h </w:instrText>
-        </w:r>
-        <w:r>
-          <w:rPr>
-            <w:webHidden/>
-          </w:rPr>
-        </w:r>
-        <w:r>
-          <w:rPr>
-            <w:webHidden/>
-          </w:rPr>
-          <w:fldChar w:fldCharType="separate"/>
-        </w:r>
-        <w:r>
-          <w:rPr>
-            <w:webHidden/>
-          </w:rPr>
-          <w:t>4</w:t>
-        </w:r>
-        <w:r>
-          <w:rPr>
-            <w:webHidden/>
-          </w:rPr>
-          <w:fldChar w:fldCharType="end"/>
-        </w:r>
-      </w:hyperlink>
-    </w:p>
-    <w:p>
-      <w:pPr>
-        <w:pStyle w:val="26"/>
-        <w:rPr>
-          <w:rFonts w:asciiTheme="minorHAnsi" w:hAnsiTheme="minorHAnsi" w:cstheme="minorBidi"/>
-          <w:b w:val="0"/>
-          <w:kern w:val="2"/>
-          <w:sz w:val="24"/>
-          <w:szCs w:val="24"/>
-          <w:lang w:eastAsia="ja-JP"/>
-          <w14:ligatures w14:val="standardContextual"/>
-        </w:rPr>
-      </w:pPr>
-      <w:hyperlink w:anchor="_Toc237580747" w:history="1">
-        <w:r>
-          <w:rPr>
-            <w:rStyle w:val="af8"/>
-            <w:lang w:val="en-GB"/>
-          </w:rPr>
-          <w:t>2.1 Scope of this document</w:t>
-        </w:r>
-        <w:r>
-          <w:rPr>
-            <w:webHidden/>
-          </w:rPr>
-          <w:tab/>
-        </w:r>
-        <w:r>
-          <w:rPr>
-            <w:webHidden/>
-          </w:rPr>
-          <w:fldChar w:fldCharType="begin"/>
-        </w:r>
-        <w:r>
-          <w:rPr>
-            <w:webHidden/>
-          </w:rPr>
-          <w:instrText xml:space="preserve"> PAGEREF _Toc237580747 \h </w:instrText>
-        </w:r>
-        <w:r>
-          <w:rPr>
-            <w:webHidden/>
-          </w:rPr>
-        </w:r>
-        <w:r>
-          <w:rPr>
-            <w:webHidden/>
-          </w:rPr>
-          <w:fldChar w:fldCharType="separate"/>
-        </w:r>
-        <w:r>
-          <w:rPr>
-            <w:webHidden/>
-          </w:rPr>
-          <w:t>4</w:t>
-        </w:r>
-        <w:r>
-          <w:rPr>
-            <w:webHidden/>
-          </w:rPr>
-          <w:fldChar w:fldCharType="end"/>
-        </w:r>
-      </w:hyperlink>
-    </w:p>
-    <w:p>
-      <w:pPr>
-        <w:pStyle w:val="26"/>
-        <w:rPr>
-          <w:rFonts w:asciiTheme="minorHAnsi" w:hAnsiTheme="minorHAnsi" w:cstheme="minorBidi"/>
-          <w:b w:val="0"/>
-          <w:kern w:val="2"/>
-          <w:sz w:val="24"/>
-          <w:szCs w:val="24"/>
-          <w:lang w:eastAsia="ja-JP"/>
-          <w14:ligatures w14:val="standardContextual"/>
-        </w:rPr>
-      </w:pPr>
-      <w:hyperlink w:anchor="_Toc237580748" w:history="1">
-        <w:r>
-          <w:rPr>
-            <w:rStyle w:val="af8"/>
-            <w:lang w:val="en-GB"/>
-          </w:rPr>
-          <w:t>2.2 Relationship to the three conversion programs</w:t>
-        </w:r>
-        <w:r>
-          <w:rPr>
-            <w:webHidden/>
-          </w:rPr>
-          <w:tab/>
-        </w:r>
-        <w:r>
-          <w:rPr>
-            <w:webHidden/>
-          </w:rPr>
-          <w:fldChar w:fldCharType="begin"/>
-        </w:r>
-        <w:r>
-          <w:rPr>
-            <w:webHidden/>
-          </w:rPr>
-          <w:instrText xml:space="preserve"> PAGEREF _Toc237580748 \h </w:instrText>
-        </w:r>
-        <w:r>
-          <w:rPr>
-            <w:webHidden/>
-          </w:rPr>
-        </w:r>
-        <w:r>
-          <w:rPr>
-            <w:webHidden/>
-          </w:rPr>
-          <w:fldChar w:fldCharType="separate"/>
-        </w:r>
-        <w:r>
-          <w:rPr>
-            <w:webHidden/>
-          </w:rPr>
-          <w:t>4</w:t>
-        </w:r>
-        <w:r>
-          <w:rPr>
-            <w:webHidden/>
-          </w:rPr>
-          <w:fldChar w:fldCharType="end"/>
-        </w:r>
-      </w:hyperlink>
-    </w:p>
-    <w:p>
-      <w:pPr>
-        <w:pStyle w:val="26"/>
-        <w:rPr>
-          <w:rFonts w:asciiTheme="minorHAnsi" w:hAnsiTheme="minorHAnsi" w:cstheme="minorBidi"/>
-          <w:b w:val="0"/>
-          <w:kern w:val="2"/>
-          <w:sz w:val="24"/>
-          <w:szCs w:val="24"/>
-          <w:lang w:eastAsia="ja-JP"/>
-          <w14:ligatures w14:val="standardContextual"/>
-        </w:rPr>
-      </w:pPr>
-      <w:hyperlink w:anchor="_Toc237580749" w:history="1">
-        <w:r>
-          <w:rPr>
-            <w:rStyle w:val="af8"/>
-            <w:lang w:val="en-GB"/>
-          </w:rPr>
-          <w:t>2.3 Implementation principle</w:t>
-        </w:r>
-        <w:r>
-          <w:rPr>
-            <w:webHidden/>
-          </w:rPr>
-          <w:tab/>
-        </w:r>
-        <w:r>
-          <w:rPr>
-            <w:webHidden/>
-          </w:rPr>
-          <w:fldChar w:fldCharType="begin"/>
-        </w:r>
-        <w:r>
-          <w:rPr>
-            <w:webHidden/>
-          </w:rPr>
-          <w:instrText xml:space="preserve"> PAGEREF _Toc237580749 \h </w:instrText>
-        </w:r>
-        <w:r>
-          <w:rPr>
-            <w:webHidden/>
-          </w:rPr>
-        </w:r>
-        <w:r>
-          <w:rPr>
-            <w:webHidden/>
-          </w:rPr>
-          <w:fldChar w:fldCharType="separate"/>
-        </w:r>
-        <w:r>
-          <w:rPr>
-            <w:webHidden/>
-          </w:rPr>
-          <w:t>4</w:t>
-        </w:r>
-        <w:r>
-          <w:rPr>
-            <w:webHidden/>
-          </w:rPr>
-          <w:fldChar w:fldCharType="end"/>
-        </w:r>
-      </w:hyperlink>
-    </w:p>
-    <w:p>
-      <w:pPr>
-        <w:pStyle w:val="12"/>
-        <w:rPr>
-          <w:rFonts w:asciiTheme="minorHAnsi" w:hAnsiTheme="minorHAnsi" w:cstheme="minorBidi"/>
-          <w:b w:val="0"/>
-          <w:kern w:val="2"/>
-          <w:sz w:val="24"/>
-          <w:szCs w:val="24"/>
-          <w:lang w:eastAsia="ja-JP"/>
-          <w14:ligatures w14:val="standardContextual"/>
-        </w:rPr>
-      </w:pPr>
-      <w:hyperlink w:anchor="_Toc237580750" w:history="1">
-        <w:r>
-          <w:rPr>
-            <w:rStyle w:val="af8"/>
-            <w:lang w:val="en-GB"/>
-          </w:rPr>
-          <w:t>3 Terms and definitions</w:t>
-        </w:r>
-        <w:r>
-          <w:rPr>
-            <w:webHidden/>
-          </w:rPr>
-          <w:tab/>
-        </w:r>
-        <w:r>
-          <w:rPr>
-            <w:webHidden/>
-          </w:rPr>
-          <w:fldChar w:fldCharType="begin"/>
-        </w:r>
-        <w:r>
-          <w:rPr>
-            <w:webHidden/>
-          </w:rPr>
-          <w:instrText xml:space="preserve"> PAGEREF _Toc237580750 \h </w:instrText>
-        </w:r>
-        <w:r>
-          <w:rPr>
-            <w:webHidden/>
-          </w:rPr>
-        </w:r>
-        <w:r>
-          <w:rPr>
-            <w:webHidden/>
-          </w:rPr>
-          <w:fldChar w:fldCharType="separate"/>
-        </w:r>
-        <w:r>
-          <w:rPr>
-            <w:webHidden/>
-          </w:rPr>
-          <w:t>5</w:t>
-        </w:r>
-        <w:r>
-          <w:rPr>
-            <w:webHidden/>
-          </w:rPr>
-          <w:fldChar w:fldCharType="end"/>
-        </w:r>
-      </w:hyperlink>
-    </w:p>
-    <w:p>
-      <w:pPr>
-        <w:pStyle w:val="12"/>
-        <w:rPr>
-          <w:rFonts w:asciiTheme="minorHAnsi" w:hAnsiTheme="minorHAnsi" w:cstheme="minorBidi"/>
-          <w:b w:val="0"/>
-          <w:kern w:val="2"/>
-          <w:sz w:val="24"/>
-          <w:szCs w:val="24"/>
-          <w:lang w:eastAsia="ja-JP"/>
-          <w14:ligatures w14:val="standardContextual"/>
-        </w:rPr>
-      </w:pPr>
-      <w:hyperlink w:anchor="_Toc237580751" w:history="1">
-        <w:r>
-          <w:rPr>
-            <w:rStyle w:val="af8"/>
-            <w:lang w:val="en-GB"/>
-          </w:rPr>
-          <w:t>4 Common architecture</w:t>
-        </w:r>
-        <w:r>
-          <w:rPr>
-            <w:webHidden/>
-          </w:rPr>
-          <w:tab/>
-        </w:r>
-        <w:r>
-          <w:rPr>
-            <w:webHidden/>
-          </w:rPr>
-          <w:fldChar w:fldCharType="begin"/>
-        </w:r>
-        <w:r>
-          <w:rPr>
-            <w:webHidden/>
-          </w:rPr>
-          <w:instrText xml:space="preserve"> PAGEREF _Toc237580751 \h </w:instrText>
-        </w:r>
-        <w:r>
-          <w:rPr>
-            <w:webHidden/>
-          </w:rPr>
-        </w:r>
-        <w:r>
-          <w:rPr>
-            <w:webHidden/>
-          </w:rPr>
-          <w:fldChar w:fldCharType="separate"/>
-        </w:r>
-        <w:r>
-          <w:rPr>
-            <w:webHidden/>
-          </w:rPr>
-          <w:t>6</w:t>
-        </w:r>
-        <w:r>
-          <w:rPr>
-            <w:webHidden/>
-          </w:rPr>
-          <w:fldChar w:fldCharType="end"/>
-        </w:r>
-      </w:hyperlink>
-    </w:p>
-    <w:p>
-      <w:pPr>
-        <w:pStyle w:val="12"/>
-        <w:rPr>
-          <w:rFonts w:asciiTheme="minorHAnsi" w:hAnsiTheme="minorHAnsi" w:cstheme="minorBidi"/>
-          <w:b w:val="0"/>
-          <w:kern w:val="2"/>
-          <w:sz w:val="24"/>
-          <w:szCs w:val="24"/>
-          <w:lang w:eastAsia="ja-JP"/>
-          <w14:ligatures w14:val="standardContextual"/>
-        </w:rPr>
-      </w:pPr>
-      <w:hyperlink w:anchor="_Toc237580752" w:history="1">
-        <w:r>
-          <w:rPr>
-            <w:rStyle w:val="af8"/>
-            <w:lang w:val="en-GB"/>
-          </w:rPr>
-          <w:t>5 HMD service</w:t>
-        </w:r>
-        <w:r>
-          <w:rPr>
-            <w:webHidden/>
-          </w:rPr>
-          <w:tab/>
-        </w:r>
-        <w:r>
-          <w:rPr>
-            <w:webHidden/>
-          </w:rPr>
-          <w:fldChar w:fldCharType="begin"/>
-        </w:r>
-        <w:r>
-          <w:rPr>
-            <w:webHidden/>
-          </w:rPr>
-          <w:instrText xml:space="preserve"> PAGEREF _Toc237580752 \h </w:instrText>
-        </w:r>
-        <w:r>
-          <w:rPr>
-            <w:webHidden/>
-          </w:rPr>
-        </w:r>
-        <w:r>
-          <w:rPr>
-            <w:webHidden/>
-          </w:rPr>
-          <w:fldChar w:fldCharType="separate"/>
-        </w:r>
-        <w:r>
-          <w:rPr>
-            <w:webHidden/>
-          </w:rPr>
-          <w:t>7</w:t>
-        </w:r>
-        <w:r>
-          <w:rPr>
-            <w:webHidden/>
-          </w:rPr>
-          <w:fldChar w:fldCharType="end"/>
-        </w:r>
-      </w:hyperlink>
-    </w:p>
-    <w:p>
-      <w:pPr>
-        <w:pStyle w:val="26"/>
-        <w:rPr>
-          <w:rFonts w:asciiTheme="minorHAnsi" w:hAnsiTheme="minorHAnsi" w:cstheme="minorBidi"/>
-          <w:b w:val="0"/>
-          <w:kern w:val="2"/>
-          <w:sz w:val="24"/>
-          <w:szCs w:val="24"/>
-          <w:lang w:eastAsia="ja-JP"/>
-          <w14:ligatures w14:val="standardContextual"/>
-        </w:rPr>
-      </w:pPr>
-      <w:hyperlink w:anchor="_Toc237580753" w:history="1">
-        <w:r>
-          <w:rPr>
-            <w:rStyle w:val="af8"/>
-            <w:lang w:val="en-GB"/>
-          </w:rPr>
-          <w:t>5.1 Responsibilities</w:t>
-        </w:r>
-        <w:r>
-          <w:rPr>
-            <w:webHidden/>
-          </w:rPr>
-          <w:tab/>
-        </w:r>
-        <w:r>
-          <w:rPr>
-            <w:webHidden/>
-          </w:rPr>
-          <w:fldChar w:fldCharType="begin"/>
-        </w:r>
-        <w:r>
-          <w:rPr>
-            <w:webHidden/>
-          </w:rPr>
-          <w:instrText xml:space="preserve"> PAGEREF _Toc237580753 \h </w:instrText>
-        </w:r>
-        <w:r>
-          <w:rPr>
-            <w:webHidden/>
-          </w:rPr>
-        </w:r>
-        <w:r>
-          <w:rPr>
-            <w:webHidden/>
-          </w:rPr>
-          <w:fldChar w:fldCharType="separate"/>
-        </w:r>
-        <w:r>
-          <w:rPr>
-            <w:webHidden/>
-          </w:rPr>
-          <w:t>7</w:t>
-        </w:r>
-        <w:r>
-          <w:rPr>
-            <w:webHidden/>
-          </w:rPr>
-          <w:fldChar w:fldCharType="end"/>
-        </w:r>
-      </w:hyperlink>
-    </w:p>
-    <w:p>
-      <w:pPr>
-        <w:pStyle w:val="26"/>
-        <w:rPr>
-          <w:rFonts w:asciiTheme="minorHAnsi" w:hAnsiTheme="minorHAnsi" w:cstheme="minorBidi"/>
-          <w:b w:val="0"/>
-          <w:kern w:val="2"/>
-          <w:sz w:val="24"/>
-          <w:szCs w:val="24"/>
-          <w:lang w:eastAsia="ja-JP"/>
-          <w14:ligatures w14:val="standardContextual"/>
-        </w:rPr>
-      </w:pPr>
-      <w:hyperlink w:anchor="_Toc237580754" w:history="1">
-        <w:r>
-          <w:rPr>
-            <w:rStyle w:val="af8"/>
-            <w:lang w:val="en-GB"/>
-          </w:rPr>
-          <w:t>5.2 Required interface</w:t>
-        </w:r>
-        <w:r>
-          <w:rPr>
-            <w:webHidden/>
-          </w:rPr>
-          <w:tab/>
-        </w:r>
-        <w:r>
-          <w:rPr>
-            <w:webHidden/>
-          </w:rPr>
-          <w:fldChar w:fldCharType="begin"/>
-        </w:r>
-        <w:r>
-          <w:rPr>
-            <w:webHidden/>
-          </w:rPr>
-          <w:instrText xml:space="preserve"> PAGEREF _Toc237580754 \h </w:instrText>
-        </w:r>
-        <w:r>
-          <w:rPr>
-            <w:webHidden/>
-          </w:rPr>
-        </w:r>
-        <w:r>
-          <w:rPr>
-            <w:webHidden/>
-          </w:rPr>
-          <w:fldChar w:fldCharType="separate"/>
-        </w:r>
-        <w:r>
-          <w:rPr>
-            <w:webHidden/>
-          </w:rPr>
-          <w:t>7</w:t>
-        </w:r>
-        <w:r>
-          <w:rPr>
-            <w:webHidden/>
-          </w:rPr>
-          <w:fldChar w:fldCharType="end"/>
-        </w:r>
-      </w:hyperlink>
-    </w:p>
-    <w:p>
-      <w:pPr>
-        <w:pStyle w:val="12"/>
-        <w:rPr>
-          <w:rFonts w:asciiTheme="minorHAnsi" w:hAnsiTheme="minorHAnsi" w:cstheme="minorBidi"/>
-          <w:b w:val="0"/>
-          <w:kern w:val="2"/>
-          <w:sz w:val="24"/>
-          <w:szCs w:val="24"/>
-          <w:lang w:eastAsia="ja-JP"/>
-          <w14:ligatures w14:val="standardContextual"/>
-        </w:rPr>
-      </w:pPr>
-      <w:hyperlink w:anchor="_Toc237580755" w:history="1">
-        <w:r>
-          <w:rPr>
-            <w:rStyle w:val="af8"/>
-            <w:lang w:val="en-GB"/>
-          </w:rPr>
-          <w:t>6 Semantic Path service</w:t>
-        </w:r>
-        <w:r>
-          <w:rPr>
-            <w:webHidden/>
-          </w:rPr>
-          <w:tab/>
-        </w:r>
-        <w:r>
-          <w:rPr>
-            <w:webHidden/>
-          </w:rPr>
-          <w:fldChar w:fldCharType="begin"/>
-        </w:r>
-        <w:r>
-          <w:rPr>
-            <w:webHidden/>
-          </w:rPr>
-          <w:instrText xml:space="preserve"> PAGEREF _Toc237580755 \h </w:instrText>
-        </w:r>
-        <w:r>
-          <w:rPr>
-            <w:webHidden/>
-          </w:rPr>
-        </w:r>
-        <w:r>
-          <w:rPr>
-            <w:webHidden/>
-          </w:rPr>
-          <w:fldChar w:fldCharType="separate"/>
-        </w:r>
-        <w:r>
-          <w:rPr>
-            <w:webHidden/>
-          </w:rPr>
-          <w:t>8</w:t>
-        </w:r>
-        <w:r>
-          <w:rPr>
-            <w:webHidden/>
-          </w:rPr>
-          <w:fldChar w:fldCharType="end"/>
-        </w:r>
-      </w:hyperlink>
-    </w:p>
-    <w:p>
-      <w:pPr>
-        <w:pStyle w:val="26"/>
-        <w:rPr>
-          <w:rFonts w:asciiTheme="minorHAnsi" w:hAnsiTheme="minorHAnsi" w:cstheme="minorBidi"/>
-          <w:b w:val="0"/>
-          <w:kern w:val="2"/>
-          <w:sz w:val="24"/>
-          <w:szCs w:val="24"/>
-          <w:lang w:eastAsia="ja-JP"/>
-          <w14:ligatures w14:val="standardContextual"/>
-        </w:rPr>
-      </w:pPr>
-      <w:hyperlink w:anchor="_Toc237580756" w:history="1">
-        <w:r>
-          <w:rPr>
-            <w:rStyle w:val="af8"/>
-            <w:lang w:val="en-GB"/>
-          </w:rPr>
-          <w:t>6.1 Canonical Semantic Path</w:t>
-        </w:r>
-        <w:r>
-          <w:rPr>
-            <w:webHidden/>
-          </w:rPr>
-          <w:tab/>
-        </w:r>
-        <w:r>
-          <w:rPr>
-            <w:webHidden/>
-          </w:rPr>
-          <w:fldChar w:fldCharType="begin"/>
-        </w:r>
-        <w:r>
-          <w:rPr>
-            <w:webHidden/>
-          </w:rPr>
-          <w:instrText xml:space="preserve"> PAGEREF _Toc237580756 \h </w:instrText>
-        </w:r>
-        <w:r>
-          <w:rPr>
-            <w:webHidden/>
-          </w:rPr>
-        </w:r>
-        <w:r>
-          <w:rPr>
-            <w:webHidden/>
-          </w:rPr>
-          <w:fldChar w:fldCharType="separate"/>
-        </w:r>
-        <w:r>
-          <w:rPr>
-            <w:webHidden/>
-          </w:rPr>
-          <w:t>8</w:t>
-        </w:r>
-        <w:r>
-          <w:rPr>
-            <w:webHidden/>
-          </w:rPr>
-          <w:fldChar w:fldCharType="end"/>
-        </w:r>
-      </w:hyperlink>
-    </w:p>
-    <w:p>
-      <w:pPr>
-        <w:pStyle w:val="26"/>
-        <w:rPr>
-          <w:rFonts w:asciiTheme="minorHAnsi" w:hAnsiTheme="minorHAnsi" w:cstheme="minorBidi"/>
-          <w:b w:val="0"/>
-          <w:kern w:val="2"/>
-          <w:sz w:val="24"/>
-          <w:szCs w:val="24"/>
-          <w:lang w:eastAsia="ja-JP"/>
-          <w14:ligatures w14:val="standardContextual"/>
-        </w:rPr>
-      </w:pPr>
-      <w:hyperlink w:anchor="_Toc237580757" w:history="1">
-        <w:r>
-          <w:rPr>
-            <w:rStyle w:val="af8"/>
-            <w:lang w:val="en-GB"/>
-          </w:rPr>
-          <w:t>6.2 Occurrence selector in a Flat CSV Semantic Path Table</w:t>
-        </w:r>
-        <w:r>
-          <w:rPr>
-            <w:webHidden/>
-          </w:rPr>
-          <w:tab/>
-        </w:r>
-        <w:r>
-          <w:rPr>
-            <w:webHidden/>
-          </w:rPr>
-          <w:fldChar w:fldCharType="begin"/>
-        </w:r>
-        <w:r>
-          <w:rPr>
-            <w:webHidden/>
-          </w:rPr>
-          <w:instrText xml:space="preserve"> PAGEREF _Toc237580757 \h </w:instrText>
-        </w:r>
-        <w:r>
-          <w:rPr>
-            <w:webHidden/>
-          </w:rPr>
-        </w:r>
-        <w:r>
-          <w:rPr>
-            <w:webHidden/>
-          </w:rPr>
-          <w:fldChar w:fldCharType="separate"/>
-        </w:r>
-        <w:r>
-          <w:rPr>
-            <w:webHidden/>
-          </w:rPr>
-          <w:t>8</w:t>
-        </w:r>
-        <w:r>
-          <w:rPr>
-            <w:webHidden/>
-          </w:rPr>
-          <w:fldChar w:fldCharType="end"/>
-        </w:r>
-      </w:hyperlink>
-      <w:r>
-        <w:t>6.2 Embedded occurrence selectors in semantic_path</w:t>
-        <w:tab/>
-        <w:t>8</w:t>
-      </w:r>
-    </w:p>
-    <w:p>
-      <w:pPr>
-        <w:pStyle w:val="12"/>
-        <w:rPr>
-          <w:rFonts w:asciiTheme="minorHAnsi" w:hAnsiTheme="minorHAnsi" w:cstheme="minorBidi"/>
-          <w:b w:val="0"/>
-          <w:kern w:val="2"/>
-          <w:sz w:val="24"/>
-          <w:szCs w:val="24"/>
-          <w:lang w:eastAsia="ja-JP"/>
-          <w14:ligatures w14:val="standardContextual"/>
-        </w:rPr>
-      </w:pPr>
-      <w:hyperlink w:anchor="_Toc237580758" w:history="1">
-        <w:r>
-          <w:rPr>
-            <w:rStyle w:val="af8"/>
-            <w:lang w:val="en-GB"/>
-          </w:rPr>
-          <w:t>7 Occurrence model</w:t>
-        </w:r>
-        <w:r>
-          <w:rPr>
-            <w:webHidden/>
-          </w:rPr>
-          <w:tab/>
-        </w:r>
-        <w:r>
-          <w:rPr>
-            <w:webHidden/>
-          </w:rPr>
-          <w:fldChar w:fldCharType="begin"/>
-        </w:r>
-        <w:r>
-          <w:rPr>
-            <w:webHidden/>
-          </w:rPr>
-          <w:instrText xml:space="preserve"> PAGEREF _Toc237580758 \h </w:instrText>
-        </w:r>
-        <w:r>
-          <w:rPr>
-            <w:webHidden/>
-          </w:rPr>
-        </w:r>
-        <w:r>
-          <w:rPr>
-            <w:webHidden/>
-          </w:rPr>
-          <w:fldChar w:fldCharType="separate"/>
-        </w:r>
-        <w:r>
-          <w:rPr>
-            <w:webHidden/>
-          </w:rPr>
-          <w:t>9</w:t>
-        </w:r>
-        <w:r>
-          <w:rPr>
-            <w:webHidden/>
-          </w:rPr>
-          <w:fldChar w:fldCharType="end"/>
-        </w:r>
-      </w:hyperlink>
-    </w:p>
-    <w:p>
-      <w:pPr>
-        <w:pStyle w:val="26"/>
-        <w:rPr>
-          <w:rFonts w:asciiTheme="minorHAnsi" w:hAnsiTheme="minorHAnsi" w:cstheme="minorBidi"/>
-          <w:b w:val="0"/>
-          <w:kern w:val="2"/>
-          <w:sz w:val="24"/>
-          <w:szCs w:val="24"/>
-          <w:lang w:eastAsia="ja-JP"/>
-          <w14:ligatures w14:val="standardContextual"/>
-        </w:rPr>
-      </w:pPr>
-      <w:hyperlink w:anchor="_Toc237580759" w:history="1">
-        <w:r>
-          <w:rPr>
-            <w:rStyle w:val="af8"/>
-            <w:lang w:val="en-GB"/>
-          </w:rPr>
-          <w:t>7.1 Data structure</w:t>
-        </w:r>
-        <w:r>
-          <w:rPr>
-            <w:webHidden/>
-          </w:rPr>
-          <w:tab/>
-        </w:r>
-        <w:r>
-          <w:rPr>
-            <w:webHidden/>
-          </w:rPr>
-          <w:fldChar w:fldCharType="begin"/>
-        </w:r>
-        <w:r>
-          <w:rPr>
-            <w:webHidden/>
-          </w:rPr>
-          <w:instrText xml:space="preserve"> PAGEREF _Toc237580759 \h </w:instrText>
-        </w:r>
-        <w:r>
-          <w:rPr>
-            <w:webHidden/>
-          </w:rPr>
-        </w:r>
-        <w:r>
-          <w:rPr>
-            <w:webHidden/>
-          </w:rPr>
-          <w:fldChar w:fldCharType="separate"/>
-        </w:r>
-        <w:r>
-          <w:rPr>
-            <w:webHidden/>
-          </w:rPr>
-          <w:t>9</w:t>
-        </w:r>
-        <w:r>
-          <w:rPr>
-            <w:webHidden/>
-          </w:rPr>
-          <w:fldChar w:fldCharType="end"/>
-        </w:r>
-      </w:hyperlink>
-    </w:p>
-    <w:p>
-      <w:pPr>
-        <w:pStyle w:val="26"/>
-        <w:rPr>
-          <w:rFonts w:asciiTheme="minorHAnsi" w:hAnsiTheme="minorHAnsi" w:cstheme="minorBidi"/>
-          <w:b w:val="0"/>
-          <w:kern w:val="2"/>
-          <w:sz w:val="24"/>
-          <w:szCs w:val="24"/>
-          <w:lang w:eastAsia="ja-JP"/>
-          <w14:ligatures w14:val="standardContextual"/>
-        </w:rPr>
-      </w:pPr>
-      <w:hyperlink w:anchor="_Toc237580760" w:history="1">
-        <w:r>
-          <w:rPr>
-            <w:rStyle w:val="af8"/>
-            <w:lang w:val="en-GB"/>
-          </w:rPr>
-          <w:t>7.2 Invariants</w:t>
-        </w:r>
-        <w:r>
-          <w:rPr>
-            <w:webHidden/>
-          </w:rPr>
-          <w:tab/>
-        </w:r>
-        <w:r>
-          <w:rPr>
-            <w:webHidden/>
-          </w:rPr>
-          <w:fldChar w:fldCharType="begin"/>
-        </w:r>
-        <w:r>
-          <w:rPr>
-            <w:webHidden/>
-          </w:rPr>
-          <w:instrText xml:space="preserve"> PAGEREF _Toc237580760 \h </w:instrText>
-        </w:r>
-        <w:r>
-          <w:rPr>
-            <w:webHidden/>
-          </w:rPr>
-        </w:r>
-        <w:r>
-          <w:rPr>
-            <w:webHidden/>
-          </w:rPr>
-          <w:fldChar w:fldCharType="separate"/>
-        </w:r>
-        <w:r>
-          <w:rPr>
-            <w:webHidden/>
-          </w:rPr>
-          <w:t>9</w:t>
-        </w:r>
-        <w:r>
-          <w:rPr>
-            <w:webHidden/>
-          </w:rPr>
-          <w:fldChar w:fldCharType="end"/>
-        </w:r>
-      </w:hyperlink>
-    </w:p>
-    <w:p>
-      <w:pPr>
-        <w:pStyle w:val="12"/>
-        <w:rPr>
-          <w:rFonts w:asciiTheme="minorHAnsi" w:hAnsiTheme="minorHAnsi" w:cstheme="minorBidi"/>
-          <w:b w:val="0"/>
-          <w:kern w:val="2"/>
-          <w:sz w:val="24"/>
-          <w:szCs w:val="24"/>
-          <w:lang w:eastAsia="ja-JP"/>
-          <w14:ligatures w14:val="standardContextual"/>
-        </w:rPr>
-      </w:pPr>
-      <w:hyperlink w:anchor="_Toc237580761" w:history="1">
-        <w:r>
-          <w:rPr>
-            <w:rStyle w:val="af8"/>
-            <w:lang w:val="en-GB"/>
-          </w:rPr>
-          <w:t>8 Structured CSV service</w:t>
-        </w:r>
-        <w:r>
-          <w:rPr>
-            <w:webHidden/>
-          </w:rPr>
-          <w:tab/>
-        </w:r>
-        <w:r>
-          <w:rPr>
-            <w:webHidden/>
-          </w:rPr>
-          <w:fldChar w:fldCharType="begin"/>
-        </w:r>
-        <w:r>
-          <w:rPr>
-            <w:webHidden/>
-          </w:rPr>
-          <w:instrText xml:space="preserve"> PAGEREF _Toc237580761 \h </w:instrText>
-        </w:r>
-        <w:r>
-          <w:rPr>
-            <w:webHidden/>
-          </w:rPr>
-        </w:r>
-        <w:r>
-          <w:rPr>
-            <w:webHidden/>
-          </w:rPr>
-          <w:fldChar w:fldCharType="separate"/>
-        </w:r>
-        <w:r>
-          <w:rPr>
-            <w:webHidden/>
-          </w:rPr>
-          <w:t>10</w:t>
-        </w:r>
-        <w:r>
-          <w:rPr>
-            <w:webHidden/>
-          </w:rPr>
-          <w:fldChar w:fldCharType="end"/>
-        </w:r>
-      </w:hyperlink>
-    </w:p>
-    <w:p>
-      <w:pPr>
-        <w:pStyle w:val="26"/>
-        <w:rPr>
-          <w:rFonts w:asciiTheme="minorHAnsi" w:hAnsiTheme="minorHAnsi" w:cstheme="minorBidi"/>
-          <w:b w:val="0"/>
-          <w:kern w:val="2"/>
-          <w:sz w:val="24"/>
-          <w:szCs w:val="24"/>
-          <w:lang w:eastAsia="ja-JP"/>
-          <w14:ligatures w14:val="standardContextual"/>
-        </w:rPr>
-      </w:pPr>
-      <w:hyperlink w:anchor="_Toc237580762" w:history="1">
-        <w:r>
-          <w:rPr>
-            <w:rStyle w:val="af8"/>
-            <w:lang w:val="en-GB"/>
-          </w:rPr>
-          <w:t>8.1 Reading</w:t>
-        </w:r>
-        <w:r>
-          <w:rPr>
-            <w:webHidden/>
-          </w:rPr>
-          <w:tab/>
-        </w:r>
-        <w:r>
-          <w:rPr>
-            <w:webHidden/>
-          </w:rPr>
-          <w:fldChar w:fldCharType="begin"/>
-        </w:r>
-        <w:r>
-          <w:rPr>
-            <w:webHidden/>
-          </w:rPr>
-          <w:instrText xml:space="preserve"> PAGEREF _Toc237580762 \h </w:instrText>
-        </w:r>
-        <w:r>
-          <w:rPr>
-            <w:webHidden/>
-          </w:rPr>
-        </w:r>
-        <w:r>
-          <w:rPr>
-            <w:webHidden/>
-          </w:rPr>
-          <w:fldChar w:fldCharType="separate"/>
-        </w:r>
-        <w:r>
-          <w:rPr>
-            <w:webHidden/>
-          </w:rPr>
-          <w:t>10</w:t>
-        </w:r>
-        <w:r>
-          <w:rPr>
-            <w:webHidden/>
-          </w:rPr>
-          <w:fldChar w:fldCharType="end"/>
-        </w:r>
-      </w:hyperlink>
-    </w:p>
-    <w:p>
-      <w:pPr>
-        <w:pStyle w:val="26"/>
-        <w:rPr>
-          <w:rFonts w:asciiTheme="minorHAnsi" w:hAnsiTheme="minorHAnsi" w:cstheme="minorBidi"/>
-          <w:b w:val="0"/>
-          <w:kern w:val="2"/>
-          <w:sz w:val="24"/>
-          <w:szCs w:val="24"/>
-          <w:lang w:eastAsia="ja-JP"/>
-          <w14:ligatures w14:val="standardContextual"/>
-        </w:rPr>
-      </w:pPr>
-      <w:hyperlink w:anchor="_Toc237580763" w:history="1">
-        <w:r>
-          <w:rPr>
-            <w:rStyle w:val="af8"/>
-            <w:lang w:val="en-GB"/>
-          </w:rPr>
-          <w:t>8.2 Writing</w:t>
-        </w:r>
-        <w:r>
-          <w:rPr>
-            <w:webHidden/>
-          </w:rPr>
-          <w:tab/>
-        </w:r>
-        <w:r>
-          <w:rPr>
-            <w:webHidden/>
-          </w:rPr>
-          <w:fldChar w:fldCharType="begin"/>
-        </w:r>
-        <w:r>
-          <w:rPr>
-            <w:webHidden/>
-          </w:rPr>
-          <w:instrText xml:space="preserve"> PAGEREF _Toc237580763 \h </w:instrText>
-        </w:r>
-        <w:r>
-          <w:rPr>
-            <w:webHidden/>
-          </w:rPr>
-        </w:r>
-        <w:r>
-          <w:rPr>
-            <w:webHidden/>
-          </w:rPr>
-          <w:fldChar w:fldCharType="separate"/>
-        </w:r>
-        <w:r>
-          <w:rPr>
-            <w:webHidden/>
-          </w:rPr>
-          <w:t>10</w:t>
-        </w:r>
-        <w:r>
-          <w:rPr>
-            <w:webHidden/>
-          </w:rPr>
-          <w:fldChar w:fldCharType="end"/>
-        </w:r>
-      </w:hyperlink>
-    </w:p>
-    <w:p>
-      <w:pPr>
-        <w:pStyle w:val="26"/>
-        <w:rPr>
-          <w:rFonts w:asciiTheme="minorHAnsi" w:hAnsiTheme="minorHAnsi" w:cstheme="minorBidi"/>
-          <w:b w:val="0"/>
-          <w:kern w:val="2"/>
-          <w:sz w:val="24"/>
-          <w:szCs w:val="24"/>
-          <w:lang w:eastAsia="ja-JP"/>
-          <w14:ligatures w14:val="standardContextual"/>
-        </w:rPr>
-      </w:pPr>
-      <w:hyperlink w:anchor="_Toc237580764" w:history="1">
-        <w:r>
-          <w:rPr>
-            <w:rStyle w:val="af8"/>
-            <w:lang w:val="en-GB"/>
-          </w:rPr>
-          <w:t>8.3 OIM use</w:t>
-        </w:r>
-        <w:r>
-          <w:rPr>
-            <w:webHidden/>
-          </w:rPr>
-          <w:tab/>
-        </w:r>
-        <w:r>
-          <w:rPr>
-            <w:webHidden/>
-          </w:rPr>
-          <w:fldChar w:fldCharType="begin"/>
-        </w:r>
-        <w:r>
-          <w:rPr>
-            <w:webHidden/>
-          </w:rPr>
-          <w:instrText xml:space="preserve"> PAGEREF _Toc237580764 \h </w:instrText>
-        </w:r>
-        <w:r>
-          <w:rPr>
-            <w:webHidden/>
-          </w:rPr>
-        </w:r>
-        <w:r>
-          <w:rPr>
-            <w:webHidden/>
-          </w:rPr>
-          <w:fldChar w:fldCharType="separate"/>
-        </w:r>
-        <w:r>
-          <w:rPr>
-            <w:webHidden/>
-          </w:rPr>
-          <w:t>10</w:t>
-        </w:r>
-        <w:r>
-          <w:rPr>
-            <w:webHidden/>
-          </w:rPr>
-          <w:fldChar w:fldCharType="end"/>
-        </w:r>
-      </w:hyperlink>
-    </w:p>
-    <w:p>
-      <w:pPr>
-        <w:pStyle w:val="12"/>
-        <w:rPr>
-          <w:rFonts w:asciiTheme="minorHAnsi" w:hAnsiTheme="minorHAnsi" w:cstheme="minorBidi"/>
-          <w:b w:val="0"/>
-          <w:kern w:val="2"/>
-          <w:sz w:val="24"/>
-          <w:szCs w:val="24"/>
-          <w:lang w:eastAsia="ja-JP"/>
-          <w14:ligatures w14:val="standardContextual"/>
-        </w:rPr>
-      </w:pPr>
-      <w:hyperlink w:anchor="_Toc237580765" w:history="1">
-        <w:r>
-          <w:rPr>
-            <w:rStyle w:val="af8"/>
-            <w:lang w:val="en-GB"/>
-          </w:rPr>
-          <w:t>9 Transformation and datatype service</w:t>
-        </w:r>
-        <w:r>
-          <w:rPr>
-            <w:webHidden/>
-          </w:rPr>
-          <w:tab/>
-        </w:r>
-        <w:r>
-          <w:rPr>
-            <w:webHidden/>
-          </w:rPr>
-          <w:fldChar w:fldCharType="begin"/>
-        </w:r>
-        <w:r>
-          <w:rPr>
-            <w:webHidden/>
-          </w:rPr>
-          <w:instrText xml:space="preserve"> PAGEREF _Toc237580765 \h </w:instrText>
-        </w:r>
-        <w:r>
-          <w:rPr>
-            <w:webHidden/>
-          </w:rPr>
-        </w:r>
-        <w:r>
-          <w:rPr>
-            <w:webHidden/>
-          </w:rPr>
-          <w:fldChar w:fldCharType="separate"/>
-        </w:r>
-        <w:r>
-          <w:rPr>
-            <w:webHidden/>
-          </w:rPr>
-          <w:t>11</w:t>
-        </w:r>
-        <w:r>
-          <w:rPr>
-            <w:webHidden/>
-          </w:rPr>
-          <w:fldChar w:fldCharType="end"/>
-        </w:r>
-      </w:hyperlink>
-    </w:p>
-    <w:p>
-      <w:pPr>
-        <w:pStyle w:val="12"/>
-        <w:rPr>
-          <w:rFonts w:asciiTheme="minorHAnsi" w:hAnsiTheme="minorHAnsi" w:cstheme="minorBidi"/>
-          <w:b w:val="0"/>
-          <w:kern w:val="2"/>
-          <w:sz w:val="24"/>
-          <w:szCs w:val="24"/>
-          <w:lang w:eastAsia="ja-JP"/>
-          <w14:ligatures w14:val="standardContextual"/>
-        </w:rPr>
-      </w:pPr>
-      <w:hyperlink w:anchor="_Toc237580766" w:history="1">
-        <w:r>
-          <w:rPr>
-            <w:rStyle w:val="af8"/>
-            <w:lang w:val="en-GB"/>
-          </w:rPr>
-          <w:t>10 Validation service</w:t>
-        </w:r>
-        <w:r>
-          <w:rPr>
-            <w:webHidden/>
-          </w:rPr>
-          <w:tab/>
-        </w:r>
-        <w:r>
-          <w:rPr>
-            <w:webHidden/>
-          </w:rPr>
-          <w:fldChar w:fldCharType="begin"/>
-        </w:r>
-        <w:r>
-          <w:rPr>
-            <w:webHidden/>
-          </w:rPr>
-          <w:instrText xml:space="preserve"> PAGEREF _Toc237580766 \h </w:instrText>
-        </w:r>
-        <w:r>
-          <w:rPr>
-            <w:webHidden/>
-          </w:rPr>
-        </w:r>
-        <w:r>
-          <w:rPr>
-            <w:webHidden/>
-          </w:rPr>
-          <w:fldChar w:fldCharType="separate"/>
-        </w:r>
-        <w:r>
-          <w:rPr>
-            <w:webHidden/>
-          </w:rPr>
-          <w:t>12</w:t>
-        </w:r>
-        <w:r>
-          <w:rPr>
-            <w:webHidden/>
-          </w:rPr>
-          <w:fldChar w:fldCharType="end"/>
-        </w:r>
-      </w:hyperlink>
-    </w:p>
-    <w:p>
-      <w:pPr>
-        <w:pStyle w:val="12"/>
-        <w:rPr>
-          <w:rFonts w:asciiTheme="minorHAnsi" w:hAnsiTheme="minorHAnsi" w:cstheme="minorBidi"/>
-          <w:b w:val="0"/>
-          <w:kern w:val="2"/>
-          <w:sz w:val="24"/>
-          <w:szCs w:val="24"/>
-          <w:lang w:eastAsia="ja-JP"/>
-          <w14:ligatures w14:val="standardContextual"/>
-        </w:rPr>
-      </w:pPr>
-      <w:hyperlink w:anchor="_Toc237580767" w:history="1">
-        <w:r>
-          <w:rPr>
-            <w:rStyle w:val="af8"/>
-            <w:lang w:val="en-GB"/>
-          </w:rPr>
-          <w:t>11 Diagnostic service</w:t>
-        </w:r>
-        <w:r>
-          <w:rPr>
-            <w:webHidden/>
-          </w:rPr>
-          <w:tab/>
-        </w:r>
-        <w:r>
-          <w:rPr>
-            <w:webHidden/>
-          </w:rPr>
-          <w:fldChar w:fldCharType="begin"/>
-        </w:r>
-        <w:r>
-          <w:rPr>
-            <w:webHidden/>
-          </w:rPr>
-          <w:instrText xml:space="preserve"> PAGEREF _Toc237580767 \h </w:instrText>
-        </w:r>
-        <w:r>
-          <w:rPr>
-            <w:webHidden/>
-          </w:rPr>
-        </w:r>
-        <w:r>
-          <w:rPr>
-            <w:webHidden/>
-          </w:rPr>
-          <w:fldChar w:fldCharType="separate"/>
-        </w:r>
-        <w:r>
-          <w:rPr>
-            <w:webHidden/>
-          </w:rPr>
-          <w:t>13</w:t>
-        </w:r>
-        <w:r>
-          <w:rPr>
-            <w:webHidden/>
-          </w:rPr>
-          <w:fldChar w:fldCharType="end"/>
-        </w:r>
-      </w:hyperlink>
-    </w:p>
-    <w:p>
-      <w:pPr>
-        <w:pStyle w:val="12"/>
-        <w:rPr>
-          <w:rFonts w:asciiTheme="minorHAnsi" w:hAnsiTheme="minorHAnsi" w:cstheme="minorBidi"/>
-          <w:b w:val="0"/>
-          <w:kern w:val="2"/>
-          <w:sz w:val="24"/>
-          <w:szCs w:val="24"/>
-          <w:lang w:eastAsia="ja-JP"/>
-          <w14:ligatures w14:val="standardContextual"/>
-        </w:rPr>
-      </w:pPr>
-      <w:hyperlink w:anchor="_Toc237580768" w:history="1">
-        <w:r>
-          <w:rPr>
-            <w:rStyle w:val="af8"/>
-            <w:lang w:val="en-GB"/>
-          </w:rPr>
-          <w:t>12 Public library interface</w:t>
-        </w:r>
-        <w:r>
-          <w:rPr>
-            <w:webHidden/>
-          </w:rPr>
-          <w:tab/>
-        </w:r>
-        <w:r>
-          <w:rPr>
-            <w:webHidden/>
-          </w:rPr>
-          <w:fldChar w:fldCharType="begin"/>
-        </w:r>
-        <w:r>
-          <w:rPr>
-            <w:webHidden/>
-          </w:rPr>
-          <w:instrText xml:space="preserve"> PAGEREF _Toc237580768 \h </w:instrText>
-        </w:r>
-        <w:r>
-          <w:rPr>
-            <w:webHidden/>
-          </w:rPr>
-        </w:r>
-        <w:r>
-          <w:rPr>
-            <w:webHidden/>
-          </w:rPr>
-          <w:fldChar w:fldCharType="separate"/>
-        </w:r>
-        <w:r>
-          <w:rPr>
-            <w:webHidden/>
-          </w:rPr>
-          <w:t>14</w:t>
-        </w:r>
-        <w:r>
-          <w:rPr>
-            <w:webHidden/>
-          </w:rPr>
-          <w:fldChar w:fldCharType="end"/>
-        </w:r>
-      </w:hyperlink>
-    </w:p>
-    <w:p>
-      <w:pPr>
-        <w:pStyle w:val="26"/>
-        <w:rPr>
-          <w:rFonts w:asciiTheme="minorHAnsi" w:hAnsiTheme="minorHAnsi" w:cstheme="minorBidi"/>
-          <w:b w:val="0"/>
-          <w:kern w:val="2"/>
-          <w:sz w:val="24"/>
-          <w:szCs w:val="24"/>
-          <w:lang w:eastAsia="ja-JP"/>
-          <w14:ligatures w14:val="standardContextual"/>
-        </w:rPr>
-      </w:pPr>
-      <w:hyperlink w:anchor="_Toc237580769" w:history="1">
-        <w:r>
-          <w:rPr>
-            <w:rStyle w:val="af8"/>
-            <w:lang w:val="en-GB"/>
-          </w:rPr>
-          <w:t>12.1 Recommended Python package</w:t>
-        </w:r>
-        <w:r>
-          <w:rPr>
-            <w:webHidden/>
-          </w:rPr>
-          <w:tab/>
-        </w:r>
-        <w:r>
-          <w:rPr>
-            <w:webHidden/>
-          </w:rPr>
-          <w:fldChar w:fldCharType="begin"/>
-        </w:r>
-        <w:r>
-          <w:rPr>
-            <w:webHidden/>
-          </w:rPr>
-          <w:instrText xml:space="preserve"> PAGEREF _Toc237580769 \h </w:instrText>
-        </w:r>
-        <w:r>
-          <w:rPr>
-            <w:webHidden/>
-          </w:rPr>
-        </w:r>
-        <w:r>
-          <w:rPr>
-            <w:webHidden/>
-          </w:rPr>
-          <w:fldChar w:fldCharType="separate"/>
-        </w:r>
-        <w:r>
-          <w:rPr>
-            <w:webHidden/>
-          </w:rPr>
-          <w:t>14</w:t>
-        </w:r>
-        <w:r>
-          <w:rPr>
-            <w:webHidden/>
-          </w:rPr>
-          <w:fldChar w:fldCharType="end"/>
-        </w:r>
-      </w:hyperlink>
-    </w:p>
-    <w:p>
-      <w:pPr>
-        <w:pStyle w:val="26"/>
-        <w:rPr>
-          <w:rFonts w:asciiTheme="minorHAnsi" w:hAnsiTheme="minorHAnsi" w:cstheme="minorBidi"/>
-          <w:b w:val="0"/>
-          <w:kern w:val="2"/>
-          <w:sz w:val="24"/>
-          <w:szCs w:val="24"/>
-          <w:lang w:eastAsia="ja-JP"/>
-          <w14:ligatures w14:val="standardContextual"/>
-        </w:rPr>
-      </w:pPr>
-      <w:hyperlink w:anchor="_Toc237580770" w:history="1">
-        <w:r>
-          <w:rPr>
-            <w:rStyle w:val="af8"/>
-            <w:lang w:val="en-GB"/>
-          </w:rPr>
-          <w:t>12.2 API stability</w:t>
-        </w:r>
-        <w:r>
-          <w:rPr>
-            <w:webHidden/>
-          </w:rPr>
-          <w:tab/>
-        </w:r>
-        <w:r>
-          <w:rPr>
-            <w:webHidden/>
-          </w:rPr>
-          <w:fldChar w:fldCharType="begin"/>
-        </w:r>
-        <w:r>
-          <w:rPr>
-            <w:webHidden/>
-          </w:rPr>
-          <w:instrText xml:space="preserve"> PAGEREF _Toc237580770 \h </w:instrText>
-        </w:r>
-        <w:r>
-          <w:rPr>
-            <w:webHidden/>
-          </w:rPr>
-        </w:r>
-        <w:r>
-          <w:rPr>
-            <w:webHidden/>
-          </w:rPr>
-          <w:fldChar w:fldCharType="separate"/>
-        </w:r>
-        <w:r>
-          <w:rPr>
-            <w:webHidden/>
-          </w:rPr>
-          <w:t>14</w:t>
-        </w:r>
-        <w:r>
-          <w:rPr>
-            <w:webHidden/>
-          </w:rPr>
-          <w:fldChar w:fldCharType="end"/>
-        </w:r>
-      </w:hyperlink>
-    </w:p>
-    <w:p>
-      <w:pPr>
-        <w:pStyle w:val="12"/>
-        <w:rPr>
-          <w:rFonts w:asciiTheme="minorHAnsi" w:hAnsiTheme="minorHAnsi" w:cstheme="minorBidi"/>
-          <w:b w:val="0"/>
-          <w:kern w:val="2"/>
-          <w:sz w:val="24"/>
-          <w:szCs w:val="24"/>
-          <w:lang w:eastAsia="ja-JP"/>
-          <w14:ligatures w14:val="standardContextual"/>
-        </w:rPr>
-      </w:pPr>
-      <w:hyperlink w:anchor="_Toc237580771" w:history="1">
-        <w:r>
-          <w:rPr>
-            <w:rStyle w:val="af8"/>
-            <w:lang w:val="en-GB"/>
-          </w:rPr>
-          <w:t>13 Determinism and version control</w:t>
-        </w:r>
-        <w:r>
-          <w:rPr>
-            <w:webHidden/>
-          </w:rPr>
-          <w:tab/>
-        </w:r>
-        <w:r>
-          <w:rPr>
-            <w:webHidden/>
-          </w:rPr>
-          <w:fldChar w:fldCharType="begin"/>
-        </w:r>
-        <w:r>
-          <w:rPr>
-            <w:webHidden/>
-          </w:rPr>
-          <w:instrText xml:space="preserve"> PAGEREF _Toc237580771 \h </w:instrText>
-        </w:r>
-        <w:r>
-          <w:rPr>
-            <w:webHidden/>
-          </w:rPr>
-        </w:r>
-        <w:r>
-          <w:rPr>
-            <w:webHidden/>
-          </w:rPr>
-          <w:fldChar w:fldCharType="separate"/>
-        </w:r>
-        <w:r>
-          <w:rPr>
-            <w:webHidden/>
-          </w:rPr>
-          <w:t>15</w:t>
-        </w:r>
-        <w:r>
-          <w:rPr>
-            <w:webHidden/>
-          </w:rPr>
-          <w:fldChar w:fldCharType="end"/>
-        </w:r>
-      </w:hyperlink>
-    </w:p>
-    <w:p>
-      <w:pPr>
-        <w:pStyle w:val="12"/>
-        <w:rPr>
-          <w:rFonts w:asciiTheme="minorHAnsi" w:hAnsiTheme="minorHAnsi" w:cstheme="minorBidi"/>
-          <w:b w:val="0"/>
-          <w:kern w:val="2"/>
-          <w:sz w:val="24"/>
-          <w:szCs w:val="24"/>
-          <w:lang w:eastAsia="ja-JP"/>
-          <w14:ligatures w14:val="standardContextual"/>
-        </w:rPr>
-      </w:pPr>
-      <w:hyperlink w:anchor="_Toc237580772" w:history="1">
-        <w:r>
-          <w:rPr>
-            <w:rStyle w:val="af8"/>
-            <w:lang w:val="en-GB"/>
-          </w:rPr>
-          <w:t>14 Testing and conformance</w:t>
-        </w:r>
-        <w:r>
-          <w:rPr>
-            <w:webHidden/>
-          </w:rPr>
-          <w:tab/>
-        </w:r>
-        <w:r>
-          <w:rPr>
-            <w:webHidden/>
-          </w:rPr>
-          <w:fldChar w:fldCharType="begin"/>
-        </w:r>
-        <w:r>
-          <w:rPr>
-            <w:webHidden/>
-          </w:rPr>
-          <w:instrText xml:space="preserve"> PAGEREF _Toc237580772 \h </w:instrText>
-        </w:r>
-        <w:r>
-          <w:rPr>
-            <w:webHidden/>
-          </w:rPr>
-        </w:r>
-        <w:r>
-          <w:rPr>
-            <w:webHidden/>
-          </w:rPr>
-          <w:fldChar w:fldCharType="separate"/>
-        </w:r>
-        <w:r>
-          <w:rPr>
-            <w:webHidden/>
-          </w:rPr>
-          <w:t>16</w:t>
-        </w:r>
-        <w:r>
-          <w:rPr>
-            <w:webHidden/>
-          </w:rPr>
-          <w:fldChar w:fldCharType="end"/>
-        </w:r>
-      </w:hyperlink>
-    </w:p>
-    <w:p>
-      <w:pPr>
-        <w:pStyle w:val="12"/>
-        <w:rPr>
-          <w:rFonts w:asciiTheme="minorHAnsi" w:hAnsiTheme="minorHAnsi" w:cstheme="minorBidi"/>
-          <w:b w:val="0"/>
-          <w:kern w:val="2"/>
-          <w:sz w:val="24"/>
-          <w:szCs w:val="24"/>
-          <w:lang w:eastAsia="ja-JP"/>
-          <w14:ligatures w14:val="standardContextual"/>
-        </w:rPr>
-      </w:pPr>
-      <w:hyperlink w:anchor="_Toc237580773" w:history="1">
-        <w:r>
-          <w:rPr>
-            <w:rStyle w:val="af8"/>
-            <w:lang w:val="en-GB"/>
-          </w:rPr>
-          <w:t>15 Implementation-element specification</w:t>
-        </w:r>
-        <w:r>
-          <w:rPr>
-            <w:webHidden/>
-          </w:rPr>
-          <w:tab/>
-        </w:r>
-        <w:r>
-          <w:rPr>
-            <w:webHidden/>
-          </w:rPr>
-          <w:fldChar w:fldCharType="begin"/>
-        </w:r>
-        <w:r>
-          <w:rPr>
-            <w:webHidden/>
-          </w:rPr>
-          <w:instrText xml:space="preserve"> PAGEREF _Toc237580773 \h </w:instrText>
-        </w:r>
-        <w:r>
-          <w:rPr>
-            <w:webHidden/>
-          </w:rPr>
-        </w:r>
-        <w:r>
-          <w:rPr>
-            <w:webHidden/>
-          </w:rPr>
-          <w:fldChar w:fldCharType="separate"/>
-        </w:r>
-        <w:r>
-          <w:rPr>
-            <w:webHidden/>
-          </w:rPr>
-          <w:t>17</w:t>
-        </w:r>
-        <w:r>
-          <w:rPr>
-            <w:webHidden/>
-          </w:rPr>
-          <w:fldChar w:fldCharType="end"/>
-        </w:r>
-      </w:hyperlink>
-    </w:p>
-    <w:p>
-      <w:pPr>
-        <w:pStyle w:val="26"/>
-        <w:rPr>
-          <w:rFonts w:asciiTheme="minorHAnsi" w:hAnsiTheme="minorHAnsi" w:cstheme="minorBidi"/>
-          <w:b w:val="0"/>
-          <w:kern w:val="2"/>
-          <w:sz w:val="24"/>
-          <w:szCs w:val="24"/>
-          <w:lang w:eastAsia="ja-JP"/>
-          <w14:ligatures w14:val="standardContextual"/>
-        </w:rPr>
-      </w:pPr>
-      <w:hyperlink w:anchor="_Toc237580774" w:history="1">
-        <w:r>
-          <w:rPr>
-            <w:rStyle w:val="af8"/>
-            <w:lang w:val="en-GB"/>
-          </w:rPr>
-          <w:t>15.1 Module-level constants and state</w:t>
-        </w:r>
-        <w:r>
-          <w:rPr>
-            <w:webHidden/>
-          </w:rPr>
-          <w:tab/>
-        </w:r>
-        <w:r>
-          <w:rPr>
-            <w:webHidden/>
-          </w:rPr>
-          <w:fldChar w:fldCharType="begin"/>
-        </w:r>
-        <w:r>
-          <w:rPr>
-            <w:webHidden/>
-          </w:rPr>
-          <w:instrText xml:space="preserve"> PAGEREF _Toc237580774 \h </w:instrText>
-        </w:r>
-        <w:r>
-          <w:rPr>
-            <w:webHidden/>
-          </w:rPr>
-        </w:r>
-        <w:r>
-          <w:rPr>
-            <w:webHidden/>
-          </w:rPr>
-          <w:fldChar w:fldCharType="separate"/>
-        </w:r>
-        <w:r>
-          <w:rPr>
-            <w:webHidden/>
-          </w:rPr>
-          <w:t>17</w:t>
-        </w:r>
-        <w:r>
-          <w:rPr>
-            <w:webHidden/>
-          </w:rPr>
-          <w:fldChar w:fldCharType="end"/>
-        </w:r>
-      </w:hyperlink>
-    </w:p>
-    <w:p>
-      <w:pPr>
-        <w:pStyle w:val="26"/>
-        <w:rPr>
-          <w:rFonts w:asciiTheme="minorHAnsi" w:hAnsiTheme="minorHAnsi" w:cstheme="minorBidi"/>
-          <w:b w:val="0"/>
-          <w:kern w:val="2"/>
-          <w:sz w:val="24"/>
-          <w:szCs w:val="24"/>
-          <w:lang w:eastAsia="ja-JP"/>
-          <w14:ligatures w14:val="standardContextual"/>
-        </w:rPr>
-      </w:pPr>
-      <w:hyperlink w:anchor="_Toc237580775" w:history="1">
-        <w:r>
-          <w:rPr>
-            <w:rStyle w:val="af8"/>
-            <w:lang w:val="en-GB"/>
-          </w:rPr>
-          <w:t>15.2 Data classes and ownership</w:t>
-        </w:r>
-        <w:r>
-          <w:rPr>
-            <w:webHidden/>
-          </w:rPr>
-          <w:tab/>
-        </w:r>
-        <w:r>
-          <w:rPr>
-            <w:webHidden/>
-          </w:rPr>
-          <w:fldChar w:fldCharType="begin"/>
-        </w:r>
-        <w:r>
-          <w:rPr>
-            <w:webHidden/>
-          </w:rPr>
-          <w:instrText xml:space="preserve"> PAGEREF _Toc237580775 \h </w:instrText>
-        </w:r>
-        <w:r>
-          <w:rPr>
-            <w:webHidden/>
-          </w:rPr>
-        </w:r>
-        <w:r>
-          <w:rPr>
-            <w:webHidden/>
-          </w:rPr>
-          <w:fldChar w:fldCharType="separate"/>
-        </w:r>
-        <w:r>
-          <w:rPr>
-            <w:webHidden/>
-          </w:rPr>
-          <w:t>17</w:t>
-        </w:r>
-        <w:r>
-          <w:rPr>
-            <w:webHidden/>
-          </w:rPr>
-          <w:fldChar w:fldCharType="end"/>
-        </w:r>
-      </w:hyperlink>
-    </w:p>
-    <w:p>
-      <w:pPr>
-        <w:pStyle w:val="26"/>
-        <w:rPr>
-          <w:rFonts w:asciiTheme="minorHAnsi" w:hAnsiTheme="minorHAnsi" w:cstheme="minorBidi"/>
-          <w:b w:val="0"/>
-          <w:kern w:val="2"/>
-          <w:sz w:val="24"/>
-          <w:szCs w:val="24"/>
-          <w:lang w:eastAsia="ja-JP"/>
-          <w14:ligatures w14:val="standardContextual"/>
-        </w:rPr>
-      </w:pPr>
-      <w:hyperlink w:anchor="_Toc237580776" w:history="1">
-        <w:r>
-          <w:rPr>
-            <w:rStyle w:val="af8"/>
-            <w:lang w:val="en-GB"/>
-          </w:rPr>
-          <w:t>15.3 Public function contracts</w:t>
-        </w:r>
-        <w:r>
-          <w:rPr>
-            <w:webHidden/>
-          </w:rPr>
-          <w:tab/>
-        </w:r>
-        <w:r>
-          <w:rPr>
-            <w:webHidden/>
-          </w:rPr>
-          <w:fldChar w:fldCharType="begin"/>
-        </w:r>
-        <w:r>
-          <w:rPr>
-            <w:webHidden/>
-          </w:rPr>
-          <w:instrText xml:space="preserve"> PAGEREF _Toc237580776 \h </w:instrText>
-        </w:r>
-        <w:r>
-          <w:rPr>
-            <w:webHidden/>
-          </w:rPr>
-        </w:r>
-        <w:r>
-          <w:rPr>
-            <w:webHidden/>
-          </w:rPr>
-          <w:fldChar w:fldCharType="separate"/>
-        </w:r>
-        <w:r>
-          <w:rPr>
-            <w:webHidden/>
-          </w:rPr>
-          <w:t>17</w:t>
-        </w:r>
-        <w:r>
-          <w:rPr>
-            <w:webHidden/>
-          </w:rPr>
-          <w:fldChar w:fldCharType="end"/>
-        </w:r>
-      </w:hyperlink>
-    </w:p>
-    <w:p>
-      <w:pPr>
-        <w:pStyle w:val="26"/>
-        <w:rPr>
-          <w:rFonts w:asciiTheme="minorHAnsi" w:hAnsiTheme="minorHAnsi" w:cstheme="minorBidi"/>
-          <w:b w:val="0"/>
-          <w:kern w:val="2"/>
-          <w:sz w:val="24"/>
-          <w:szCs w:val="24"/>
-          <w:lang w:eastAsia="ja-JP"/>
-          <w14:ligatures w14:val="standardContextual"/>
-        </w:rPr>
-      </w:pPr>
-      <w:hyperlink w:anchor="_Toc237580777" w:history="1">
-        <w:r>
-          <w:rPr>
-            <w:rStyle w:val="af8"/>
-            <w:lang w:val="en-GB"/>
-          </w:rPr>
-          <w:t>15.4 Lifecycle and concurrency</w:t>
-        </w:r>
-        <w:r>
-          <w:rPr>
-            <w:webHidden/>
-          </w:rPr>
-          <w:tab/>
-        </w:r>
-        <w:r>
-          <w:rPr>
-            <w:webHidden/>
-          </w:rPr>
-          <w:fldChar w:fldCharType="begin"/>
-        </w:r>
-        <w:r>
-          <w:rPr>
-            <w:webHidden/>
-          </w:rPr>
-          <w:instrText xml:space="preserve"> PAGEREF _Toc237580777 \h </w:instrText>
-        </w:r>
-        <w:r>
-          <w:rPr>
-            <w:webHidden/>
-          </w:rPr>
-        </w:r>
-        <w:r>
-          <w:rPr>
-            <w:webHidden/>
-          </w:rPr>
-          <w:fldChar w:fldCharType="separate"/>
-        </w:r>
-        <w:r>
-          <w:rPr>
-            <w:webHidden/>
-          </w:rPr>
-          <w:t>18</w:t>
-        </w:r>
-        <w:r>
-          <w:rPr>
-            <w:webHidden/>
-          </w:rPr>
-          <w:fldChar w:fldCharType="end"/>
-        </w:r>
-      </w:hyperlink>
-    </w:p>
-    <w:p>
-      <w:pPr>
-        <w:pStyle w:val="12"/>
-        <w:rPr>
-          <w:rFonts w:asciiTheme="minorHAnsi" w:hAnsiTheme="minorHAnsi" w:cstheme="minorBidi"/>
-          <w:b w:val="0"/>
-          <w:kern w:val="2"/>
-          <w:sz w:val="24"/>
-          <w:szCs w:val="24"/>
-          <w:lang w:eastAsia="ja-JP"/>
-          <w14:ligatures w14:val="standardContextual"/>
-        </w:rPr>
-      </w:pPr>
-      <w:hyperlink w:anchor="_Toc237580778" w:history="1">
-        <w:r>
-          <w:rPr>
-            <w:rStyle w:val="af8"/>
-            <w:lang w:val="en-GB"/>
-          </w:rPr>
-          <w:t>16 Converter-to-library and table usage</w:t>
-        </w:r>
-        <w:r>
-          <w:rPr>
-            <w:webHidden/>
-          </w:rPr>
-          <w:tab/>
-        </w:r>
-        <w:r>
-          <w:rPr>
-            <w:webHidden/>
-          </w:rPr>
-          <w:fldChar w:fldCharType="begin"/>
-        </w:r>
-        <w:r>
-          <w:rPr>
-            <w:webHidden/>
-          </w:rPr>
-          <w:instrText xml:space="preserve"> PAGEREF _Toc237580778 \h </w:instrText>
-        </w:r>
-        <w:r>
-          <w:rPr>
-            <w:webHidden/>
-          </w:rPr>
-        </w:r>
-        <w:r>
-          <w:rPr>
-            <w:webHidden/>
-          </w:rPr>
-          <w:fldChar w:fldCharType="separate"/>
-        </w:r>
-        <w:r>
-          <w:rPr>
-            <w:webHidden/>
-          </w:rPr>
-          <w:t>19</w:t>
-        </w:r>
-        <w:r>
-          <w:rPr>
-            <w:webHidden/>
-          </w:rPr>
-          <w:fldChar w:fldCharType="end"/>
-        </w:r>
-      </w:hyperlink>
-    </w:p>
-    <w:p>
-      <w:pPr>
-        <w:pStyle w:val="26"/>
-        <w:rPr>
-          <w:rFonts w:asciiTheme="minorHAnsi" w:hAnsiTheme="minorHAnsi" w:cstheme="minorBidi"/>
-          <w:b w:val="0"/>
-          <w:kern w:val="2"/>
-          <w:sz w:val="24"/>
-          <w:szCs w:val="24"/>
-          <w:lang w:eastAsia="ja-JP"/>
-          <w14:ligatures w14:val="standardContextual"/>
-        </w:rPr>
-      </w:pPr>
-      <w:hyperlink w:anchor="_Toc237580779" w:history="1">
-        <w:r>
-          <w:rPr>
-            <w:rStyle w:val="af8"/>
-            <w:lang w:val="en-GB"/>
-          </w:rPr>
-          <w:t>16.1 Current implementation assessment</w:t>
-        </w:r>
-        <w:r>
-          <w:rPr>
-            <w:webHidden/>
-          </w:rPr>
-          <w:tab/>
-        </w:r>
-        <w:r>
-          <w:rPr>
-            <w:webHidden/>
-          </w:rPr>
-          <w:fldChar w:fldCharType="begin"/>
-        </w:r>
-        <w:r>
-          <w:rPr>
-            <w:webHidden/>
-          </w:rPr>
-          <w:instrText xml:space="preserve"> PAGEREF _Toc237580779 \h </w:instrText>
-        </w:r>
-        <w:r>
-          <w:rPr>
-            <w:webHidden/>
-          </w:rPr>
-        </w:r>
-        <w:r>
-          <w:rPr>
-            <w:webHidden/>
-          </w:rPr>
-          <w:fldChar w:fldCharType="separate"/>
-        </w:r>
-        <w:r>
-          <w:rPr>
-            <w:webHidden/>
-          </w:rPr>
-          <w:t>19</w:t>
-        </w:r>
-        <w:r>
-          <w:rPr>
-            <w:webHidden/>
-          </w:rPr>
-          <w:fldChar w:fldCharType="end"/>
-        </w:r>
-      </w:hyperlink>
-    </w:p>
-    <w:p>
-      <w:pPr>
-        <w:pStyle w:val="12"/>
-        <w:rPr>
-          <w:rFonts w:asciiTheme="minorHAnsi" w:hAnsiTheme="minorHAnsi" w:cstheme="minorBidi"/>
-          <w:b w:val="0"/>
-          <w:kern w:val="2"/>
-          <w:sz w:val="24"/>
-          <w:szCs w:val="24"/>
-          <w:lang w:eastAsia="ja-JP"/>
-          <w14:ligatures w14:val="standardContextual"/>
-        </w:rPr>
-      </w:pPr>
-      <w:hyperlink w:anchor="_Toc237580780" w:history="1">
-        <w:r>
-          <w:rPr>
-            <w:rStyle w:val="af8"/>
-            <w:lang w:val="en-GB"/>
-          </w:rPr>
-          <w:t>Appendix A (informative) Recommended package layout</w:t>
-        </w:r>
-        <w:r>
-          <w:rPr>
-            <w:webHidden/>
-          </w:rPr>
-          <w:tab/>
-        </w:r>
-        <w:r>
-          <w:rPr>
-            <w:webHidden/>
-          </w:rPr>
-          <w:fldChar w:fldCharType="begin"/>
-        </w:r>
-        <w:r>
-          <w:rPr>
-            <w:webHidden/>
-          </w:rPr>
-          <w:instrText xml:space="preserve"> PAGEREF _Toc237580780 \h </w:instrText>
-        </w:r>
-        <w:r>
-          <w:rPr>
-            <w:webHidden/>
-          </w:rPr>
-        </w:r>
-        <w:r>
-          <w:rPr>
-            <w:webHidden/>
-          </w:rPr>
-          <w:fldChar w:fldCharType="separate"/>
-        </w:r>
-        <w:r>
-          <w:rPr>
-            <w:webHidden/>
-          </w:rPr>
-          <w:t>20</w:t>
-        </w:r>
-        <w:r>
-          <w:rPr>
-            <w:webHidden/>
-          </w:rPr>
-          <w:fldChar w:fldCharType="end"/>
-        </w:r>
-      </w:hyperlink>
-    </w:p>
-    <w:p>
-      <w:pPr>
-        <w:pStyle w:val="12"/>
-        <w:rPr>
-          <w:rFonts w:asciiTheme="minorHAnsi" w:hAnsiTheme="minorHAnsi" w:cstheme="minorBidi"/>
-          <w:b w:val="0"/>
-          <w:kern w:val="2"/>
-          <w:sz w:val="24"/>
-          <w:szCs w:val="24"/>
-          <w:lang w:eastAsia="ja-JP"/>
-          <w14:ligatures w14:val="standardContextual"/>
-        </w:rPr>
-      </w:pPr>
-      <w:hyperlink w:anchor="_Toc237580781" w:history="1">
-        <w:r>
-          <w:rPr>
-            <w:rStyle w:val="af8"/>
-            <w:lang w:val="en-GB"/>
-          </w:rPr>
-          <w:t>Appendix B (informative) Migration from retained implementations</w:t>
-        </w:r>
-        <w:r>
-          <w:rPr>
-            <w:webHidden/>
-          </w:rPr>
-          <w:tab/>
-        </w:r>
-        <w:r>
-          <w:rPr>
-            <w:webHidden/>
-          </w:rPr>
-          <w:fldChar w:fldCharType="begin"/>
-        </w:r>
-        <w:r>
-          <w:rPr>
-            <w:webHidden/>
-          </w:rPr>
-          <w:instrText xml:space="preserve"> PAGEREF _Toc237580781 \h </w:instrText>
-        </w:r>
-        <w:r>
-          <w:rPr>
-            <w:webHidden/>
-          </w:rPr>
-        </w:r>
-        <w:r>
-          <w:rPr>
-            <w:webHidden/>
-          </w:rPr>
-          <w:fldChar w:fldCharType="separate"/>
-        </w:r>
-        <w:r>
-          <w:rPr>
-            <w:webHidden/>
-          </w:rPr>
-          <w:t>21</w:t>
-        </w:r>
-        <w:r>
-          <w:rPr>
-            <w:webHidden/>
-          </w:rPr>
-          <w:fldChar w:fldCharType="end"/>
-        </w:r>
-      </w:hyperlink>
-    </w:p>
-    <w:p>
-      <w:pPr>
-        <w:pStyle w:val="12"/>
-        <w:rPr>
-          <w:rFonts w:asciiTheme="minorHAnsi" w:hAnsiTheme="minorHAnsi" w:cstheme="minorBidi"/>
-          <w:b w:val="0"/>
-          <w:kern w:val="2"/>
-          <w:sz w:val="24"/>
-          <w:szCs w:val="24"/>
-          <w:lang w:eastAsia="ja-JP"/>
-          <w14:ligatures w14:val="standardContextual"/>
-        </w:rPr>
-      </w:pPr>
-      <w:hyperlink w:anchor="_Toc237580782" w:history="1">
-        <w:r>
-          <w:rPr>
-            <w:rStyle w:val="af8"/>
-            <w:lang w:val="en-GB"/>
-          </w:rPr>
-          <w:t>References</w:t>
-        </w:r>
-        <w:r>
-          <w:rPr>
-            <w:webHidden/>
-          </w:rPr>
-          <w:tab/>
-        </w:r>
-        <w:r>
-          <w:rPr>
-            <w:webHidden/>
-          </w:rPr>
-          <w:fldChar w:fldCharType="begin"/>
-        </w:r>
-        <w:r>
-          <w:rPr>
-            <w:webHidden/>
-          </w:rPr>
-          <w:instrText xml:space="preserve"> PAGEREF _Toc237580782 \h </w:instrText>
-        </w:r>
-        <w:r>
-          <w:rPr>
-            <w:webHidden/>
-          </w:rPr>
-        </w:r>
-        <w:r>
-          <w:rPr>
-            <w:webHidden/>
-          </w:rPr>
-          <w:fldChar w:fldCharType="separate"/>
-        </w:r>
-        <w:r>
-          <w:rPr>
-            <w:webHidden/>
-          </w:rPr>
-          <w:t>22</w:t>
-        </w:r>
-        <w:r>
-          <w:rPr>
-            <w:webHidden/>
-          </w:rPr>
-          <w:fldChar w:fldCharType="end"/>
-        </w:r>
-      </w:hyperlink>
+      <w:bookmarkEnd w:id="3"/>
     </w:p>
     <w:p>
       <w:r>
-        <w:fldChar w:fldCharType="end"/>
+        <w:t>The UADC Common Library specification defines reusable service contracts used across the existing Syntax Binding, Semantic Binding, Tuple Binding, selector/multiplicity processing, Structured CSV handling, and controlled CSV/XLSX review workflows. In the current Formal GIT these responsibilities are implemented within the existing flat `src/*.py` programs rather than an extracted `uadc/` or `src/common/` package. `src/csv_excel_bridge.py` provides the controlled CSV↔XLSX review bridge in which Canonical CSV remains authoritative. This specification does not require any script to be split, moved, or renamed in this revision.</w:t>
       </w:r>
     </w:p>
+    <w:sdt>
+      <w:sdtPr>
+        <w:rPr>
+          <w:b/>
+          <w:bCs/>
+        </w:rPr>
+        <w:id w:val="-230536754"/>
+        <w:docPartObj>
+          <w:docPartGallery w:val="Table of Contents"/>
+          <w:docPartUnique/>
+        </w:docPartObj>
+      </w:sdtPr>
+      <w:sdtEndPr>
+        <w:rPr>
+          <w:rFonts w:eastAsiaTheme="minorEastAsia" w:cs="Times New Roman"/>
+          <w:sz w:val="22"/>
+          <w:szCs w:val="22"/>
+          <w:lang w:eastAsia="ja-JP"/>
+        </w:rPr>
+      </w:sdtEndPr>
+      <w:sdtContent>
+        <w:p>
+          <w:pPr>
+            <w:pStyle w:val="aff8"/>
+            <w:pageBreakBefore/>
+            <w:jc w:val="center"/>
+            <w:rPr>
+              <w:b/>
+              <w:bCs/>
+            </w:rPr>
+          </w:pPr>
+          <w:r>
+            <w:rPr>
+              <w:rFonts w:hint="eastAsia"/>
+              <w:b/>
+              <w:bCs/>
+              <w:lang w:eastAsia="ja-JP"/>
+            </w:rPr>
+            <w:t xml:space="preserve">Table of </w:t>
+          </w:r>
+          <w:r>
+            <w:rPr>
+              <w:b/>
+              <w:bCs/>
+            </w:rPr>
+            <w:t>Contents</w:t>
+          </w:r>
+        </w:p>
+        <w:p>
+          <w:pPr>
+            <w:pStyle w:val="12"/>
+            <w:rPr>
+              <w:rFonts w:asciiTheme="minorHAnsi" w:hAnsiTheme="minorHAnsi" w:cstheme="minorBidi"/>
+              <w:b w:val="0"/>
+              <w:noProof/>
+              <w:kern w:val="2"/>
+              <w:sz w:val="24"/>
+              <w:szCs w:val="24"/>
+              <w:lang w:eastAsia="ja-JP"/>
+              <w14:ligatures w14:val="standardContextual"/>
+            </w:rPr>
+          </w:pPr>
+          <w:r>
+            <w:fldChar w:fldCharType="begin"/>
+          </w:r>
+          <w:r>
+            <w:instrText xml:space="preserve"> TOC \o "1-3" \h \z \u </w:instrText>
+          </w:r>
+          <w:r>
+            <w:fldChar w:fldCharType="separate"/>
+          </w:r>
+          <w:hyperlink w:anchor="_Toc238908093" w:history="1">
+            <w:r>
+              <w:rPr>
+                <w:rStyle w:val="af8"/>
+                <w:noProof/>
+              </w:rPr>
+              <w:t>Status</w:t>
+            </w:r>
+            <w:r>
+              <w:rPr>
+                <w:noProof/>
+                <w:webHidden/>
+              </w:rPr>
+              <w:tab/>
+            </w:r>
+            <w:r>
+              <w:rPr>
+                <w:noProof/>
+                <w:webHidden/>
+              </w:rPr>
+              <w:tab/>
+            </w:r>
+            <w:r>
+              <w:rPr>
+                <w:noProof/>
+                <w:webHidden/>
+              </w:rPr>
+              <w:fldChar w:fldCharType="begin"/>
+            </w:r>
+            <w:r>
+              <w:rPr>
+                <w:noProof/>
+                <w:webHidden/>
+              </w:rPr>
+              <w:instrText xml:space="preserve"> PAGEREF _Toc238908093 \h </w:instrText>
+            </w:r>
+            <w:r>
+              <w:rPr>
+                <w:noProof/>
+                <w:webHidden/>
+              </w:rPr>
+            </w:r>
+            <w:r>
+              <w:rPr>
+                <w:noProof/>
+                <w:webHidden/>
+              </w:rPr>
+              <w:fldChar w:fldCharType="separate"/>
+            </w:r>
+            <w:r>
+              <w:rPr>
+                <w:noProof/>
+                <w:webHidden/>
+              </w:rPr>
+              <w:t>1</w:t>
+            </w:r>
+            <w:r>
+              <w:rPr>
+                <w:noProof/>
+                <w:webHidden/>
+              </w:rPr>
+              <w:fldChar w:fldCharType="end"/>
+            </w:r>
+          </w:hyperlink>
+        </w:p>
+        <w:p>
+          <w:pPr>
+            <w:pStyle w:val="12"/>
+            <w:rPr>
+              <w:rFonts w:asciiTheme="minorHAnsi" w:hAnsiTheme="minorHAnsi" w:cstheme="minorBidi"/>
+              <w:b w:val="0"/>
+              <w:noProof/>
+              <w:kern w:val="2"/>
+              <w:sz w:val="24"/>
+              <w:szCs w:val="24"/>
+              <w:lang w:eastAsia="ja-JP"/>
+              <w14:ligatures w14:val="standardContextual"/>
+            </w:rPr>
+          </w:pPr>
+          <w:hyperlink w:anchor="_Toc238908094" w:history="1">
+            <w:r>
+              <w:rPr>
+                <w:rStyle w:val="af8"/>
+                <w:noProof/>
+              </w:rPr>
+              <w:t>Abstract</w:t>
+            </w:r>
+            <w:r>
+              <w:rPr>
+                <w:noProof/>
+                <w:webHidden/>
+              </w:rPr>
+              <w:tab/>
+            </w:r>
+            <w:r>
+              <w:rPr>
+                <w:noProof/>
+                <w:webHidden/>
+              </w:rPr>
+              <w:fldChar w:fldCharType="begin"/>
+            </w:r>
+            <w:r>
+              <w:rPr>
+                <w:noProof/>
+                <w:webHidden/>
+              </w:rPr>
+              <w:instrText xml:space="preserve"> PAGEREF _Toc238908094 \h </w:instrText>
+            </w:r>
+            <w:r>
+              <w:rPr>
+                <w:noProof/>
+                <w:webHidden/>
+              </w:rPr>
+            </w:r>
+            <w:r>
+              <w:rPr>
+                <w:noProof/>
+                <w:webHidden/>
+              </w:rPr>
+              <w:fldChar w:fldCharType="separate"/>
+            </w:r>
+            <w:r>
+              <w:rPr>
+                <w:noProof/>
+                <w:webHidden/>
+              </w:rPr>
+              <w:t>1</w:t>
+            </w:r>
+            <w:r>
+              <w:rPr>
+                <w:noProof/>
+                <w:webHidden/>
+              </w:rPr>
+              <w:fldChar w:fldCharType="end"/>
+            </w:r>
+          </w:hyperlink>
+        </w:p>
+        <w:p>
+          <w:pPr>
+            <w:pStyle w:val="12"/>
+            <w:rPr>
+              <w:rFonts w:asciiTheme="minorHAnsi" w:hAnsiTheme="minorHAnsi" w:cstheme="minorBidi"/>
+              <w:b w:val="0"/>
+              <w:noProof/>
+              <w:kern w:val="2"/>
+              <w:sz w:val="24"/>
+              <w:szCs w:val="24"/>
+              <w:lang w:eastAsia="ja-JP"/>
+              <w14:ligatures w14:val="standardContextual"/>
+            </w:rPr>
+          </w:pPr>
+          <w:hyperlink w:anchor="_Toc238908095" w:history="1">
+            <w:r>
+              <w:rPr>
+                <w:rStyle w:val="af8"/>
+                <w:noProof/>
+              </w:rPr>
+              <w:t>Table of Contents</w:t>
+            </w:r>
+            <w:r>
+              <w:rPr>
+                <w:noProof/>
+                <w:webHidden/>
+              </w:rPr>
+              <w:tab/>
+            </w:r>
+            <w:r>
+              <w:rPr>
+                <w:noProof/>
+                <w:webHidden/>
+              </w:rPr>
+              <w:fldChar w:fldCharType="begin"/>
+            </w:r>
+            <w:r>
+              <w:rPr>
+                <w:noProof/>
+                <w:webHidden/>
+              </w:rPr>
+              <w:instrText xml:space="preserve"> PAGEREF _Toc238908095 \h </w:instrText>
+            </w:r>
+            <w:r>
+              <w:rPr>
+                <w:noProof/>
+                <w:webHidden/>
+              </w:rPr>
+            </w:r>
+            <w:r>
+              <w:rPr>
+                <w:noProof/>
+                <w:webHidden/>
+              </w:rPr>
+              <w:fldChar w:fldCharType="separate"/>
+            </w:r>
+            <w:r>
+              <w:rPr>
+                <w:noProof/>
+                <w:webHidden/>
+              </w:rPr>
+              <w:t>1</w:t>
+            </w:r>
+            <w:r>
+              <w:rPr>
+                <w:noProof/>
+                <w:webHidden/>
+              </w:rPr>
+              <w:fldChar w:fldCharType="end"/>
+            </w:r>
+          </w:hyperlink>
+        </w:p>
+        <w:p>
+          <w:pPr>
+            <w:pStyle w:val="12"/>
+            <w:rPr>
+              <w:rFonts w:asciiTheme="minorHAnsi" w:hAnsiTheme="minorHAnsi" w:cstheme="minorBidi"/>
+              <w:b w:val="0"/>
+              <w:noProof/>
+              <w:kern w:val="2"/>
+              <w:sz w:val="24"/>
+              <w:szCs w:val="24"/>
+              <w:lang w:eastAsia="ja-JP"/>
+              <w14:ligatures w14:val="standardContextual"/>
+            </w:rPr>
+          </w:pPr>
+          <w:hyperlink w:anchor="_Toc238908096" w:history="1">
+            <w:r>
+              <w:rPr>
+                <w:rStyle w:val="af8"/>
+                <w:noProof/>
+              </w:rPr>
+              <w:t>1 Language Independence</w:t>
+            </w:r>
+            <w:r>
+              <w:rPr>
+                <w:noProof/>
+                <w:webHidden/>
+              </w:rPr>
+              <w:tab/>
+            </w:r>
+            <w:r>
+              <w:rPr>
+                <w:noProof/>
+                <w:webHidden/>
+              </w:rPr>
+              <w:fldChar w:fldCharType="begin"/>
+            </w:r>
+            <w:r>
+              <w:rPr>
+                <w:noProof/>
+                <w:webHidden/>
+              </w:rPr>
+              <w:instrText xml:space="preserve"> PAGEREF _Toc238908096 \h </w:instrText>
+            </w:r>
+            <w:r>
+              <w:rPr>
+                <w:noProof/>
+                <w:webHidden/>
+              </w:rPr>
+            </w:r>
+            <w:r>
+              <w:rPr>
+                <w:noProof/>
+                <w:webHidden/>
+              </w:rPr>
+              <w:fldChar w:fldCharType="separate"/>
+            </w:r>
+            <w:r>
+              <w:rPr>
+                <w:noProof/>
+                <w:webHidden/>
+              </w:rPr>
+              <w:t>2</w:t>
+            </w:r>
+            <w:r>
+              <w:rPr>
+                <w:noProof/>
+                <w:webHidden/>
+              </w:rPr>
+              <w:fldChar w:fldCharType="end"/>
+            </w:r>
+          </w:hyperlink>
+        </w:p>
+        <w:p>
+          <w:pPr>
+            <w:pStyle w:val="12"/>
+            <w:rPr>
+              <w:rFonts w:asciiTheme="minorHAnsi" w:hAnsiTheme="minorHAnsi" w:cstheme="minorBidi"/>
+              <w:b w:val="0"/>
+              <w:noProof/>
+              <w:kern w:val="2"/>
+              <w:sz w:val="24"/>
+              <w:szCs w:val="24"/>
+              <w:lang w:eastAsia="ja-JP"/>
+              <w14:ligatures w14:val="standardContextual"/>
+            </w:rPr>
+          </w:pPr>
+          <w:hyperlink w:anchor="_Toc238908097" w:history="1">
+            <w:r>
+              <w:rPr>
+                <w:rStyle w:val="af8"/>
+                <w:noProof/>
+              </w:rPr>
+              <w:t>2 Introduction</w:t>
+            </w:r>
+            <w:r>
+              <w:rPr>
+                <w:noProof/>
+                <w:webHidden/>
+              </w:rPr>
+              <w:tab/>
+            </w:r>
+            <w:r>
+              <w:rPr>
+                <w:noProof/>
+                <w:webHidden/>
+              </w:rPr>
+              <w:fldChar w:fldCharType="begin"/>
+            </w:r>
+            <w:r>
+              <w:rPr>
+                <w:noProof/>
+                <w:webHidden/>
+              </w:rPr>
+              <w:instrText xml:space="preserve"> PAGEREF _Toc238908097 \h </w:instrText>
+            </w:r>
+            <w:r>
+              <w:rPr>
+                <w:noProof/>
+                <w:webHidden/>
+              </w:rPr>
+            </w:r>
+            <w:r>
+              <w:rPr>
+                <w:noProof/>
+                <w:webHidden/>
+              </w:rPr>
+              <w:fldChar w:fldCharType="separate"/>
+            </w:r>
+            <w:r>
+              <w:rPr>
+                <w:noProof/>
+                <w:webHidden/>
+              </w:rPr>
+              <w:t>3</w:t>
+            </w:r>
+            <w:r>
+              <w:rPr>
+                <w:noProof/>
+                <w:webHidden/>
+              </w:rPr>
+              <w:fldChar w:fldCharType="end"/>
+            </w:r>
+          </w:hyperlink>
+        </w:p>
+        <w:p>
+          <w:pPr>
+            <w:pStyle w:val="26"/>
+            <w:ind w:left="1123"/>
+            <w:rPr>
+              <w:rFonts w:asciiTheme="minorHAnsi" w:hAnsiTheme="minorHAnsi" w:cstheme="minorBidi"/>
+              <w:b w:val="0"/>
+              <w:noProof/>
+              <w:kern w:val="2"/>
+              <w:sz w:val="24"/>
+              <w:szCs w:val="24"/>
+              <w:lang w:eastAsia="ja-JP"/>
+              <w14:ligatures w14:val="standardContextual"/>
+            </w:rPr>
+          </w:pPr>
+          <w:hyperlink w:anchor="_Toc238908098" w:history="1">
+            <w:r>
+              <w:rPr>
+                <w:rStyle w:val="af8"/>
+                <w:noProof/>
+              </w:rPr>
+              <w:t>2.1 Scope of this document</w:t>
+            </w:r>
+            <w:r>
+              <w:rPr>
+                <w:noProof/>
+                <w:webHidden/>
+              </w:rPr>
+              <w:tab/>
+            </w:r>
+            <w:r>
+              <w:rPr>
+                <w:noProof/>
+                <w:webHidden/>
+              </w:rPr>
+              <w:fldChar w:fldCharType="begin"/>
+            </w:r>
+            <w:r>
+              <w:rPr>
+                <w:noProof/>
+                <w:webHidden/>
+              </w:rPr>
+              <w:instrText xml:space="preserve"> PAGEREF _Toc238908098 \h </w:instrText>
+            </w:r>
+            <w:r>
+              <w:rPr>
+                <w:noProof/>
+                <w:webHidden/>
+              </w:rPr>
+            </w:r>
+            <w:r>
+              <w:rPr>
+                <w:noProof/>
+                <w:webHidden/>
+              </w:rPr>
+              <w:fldChar w:fldCharType="separate"/>
+            </w:r>
+            <w:r>
+              <w:rPr>
+                <w:noProof/>
+                <w:webHidden/>
+              </w:rPr>
+              <w:t>3</w:t>
+            </w:r>
+            <w:r>
+              <w:rPr>
+                <w:noProof/>
+                <w:webHidden/>
+              </w:rPr>
+              <w:fldChar w:fldCharType="end"/>
+            </w:r>
+          </w:hyperlink>
+        </w:p>
+        <w:p>
+          <w:pPr>
+            <w:pStyle w:val="26"/>
+            <w:ind w:left="1123"/>
+            <w:rPr>
+              <w:rFonts w:asciiTheme="minorHAnsi" w:hAnsiTheme="minorHAnsi" w:cstheme="minorBidi"/>
+              <w:b w:val="0"/>
+              <w:noProof/>
+              <w:kern w:val="2"/>
+              <w:sz w:val="24"/>
+              <w:szCs w:val="24"/>
+              <w:lang w:eastAsia="ja-JP"/>
+              <w14:ligatures w14:val="standardContextual"/>
+            </w:rPr>
+          </w:pPr>
+          <w:hyperlink w:anchor="_Toc238908099" w:history="1">
+            <w:r>
+              <w:rPr>
+                <w:rStyle w:val="af8"/>
+                <w:noProof/>
+              </w:rPr>
+              <w:t>2.2 Relationship to the three conversion programs</w:t>
+            </w:r>
+            <w:r>
+              <w:rPr>
+                <w:noProof/>
+                <w:webHidden/>
+              </w:rPr>
+              <w:tab/>
+            </w:r>
+            <w:r>
+              <w:rPr>
+                <w:noProof/>
+                <w:webHidden/>
+              </w:rPr>
+              <w:fldChar w:fldCharType="begin"/>
+            </w:r>
+            <w:r>
+              <w:rPr>
+                <w:noProof/>
+                <w:webHidden/>
+              </w:rPr>
+              <w:instrText xml:space="preserve"> PAGEREF _Toc238908099 \h </w:instrText>
+            </w:r>
+            <w:r>
+              <w:rPr>
+                <w:noProof/>
+                <w:webHidden/>
+              </w:rPr>
+            </w:r>
+            <w:r>
+              <w:rPr>
+                <w:noProof/>
+                <w:webHidden/>
+              </w:rPr>
+              <w:fldChar w:fldCharType="separate"/>
+            </w:r>
+            <w:r>
+              <w:rPr>
+                <w:noProof/>
+                <w:webHidden/>
+              </w:rPr>
+              <w:t>3</w:t>
+            </w:r>
+            <w:r>
+              <w:rPr>
+                <w:noProof/>
+                <w:webHidden/>
+              </w:rPr>
+              <w:fldChar w:fldCharType="end"/>
+            </w:r>
+          </w:hyperlink>
+        </w:p>
+        <w:p>
+          <w:pPr>
+            <w:pStyle w:val="26"/>
+            <w:ind w:left="1123"/>
+            <w:rPr>
+              <w:rFonts w:asciiTheme="minorHAnsi" w:hAnsiTheme="minorHAnsi" w:cstheme="minorBidi"/>
+              <w:b w:val="0"/>
+              <w:noProof/>
+              <w:kern w:val="2"/>
+              <w:sz w:val="24"/>
+              <w:szCs w:val="24"/>
+              <w:lang w:eastAsia="ja-JP"/>
+              <w14:ligatures w14:val="standardContextual"/>
+            </w:rPr>
+          </w:pPr>
+          <w:hyperlink w:anchor="_Toc238908100" w:history="1">
+            <w:r>
+              <w:rPr>
+                <w:rStyle w:val="af8"/>
+                <w:noProof/>
+              </w:rPr>
+              <w:t>2.3 Implementation principle</w:t>
+            </w:r>
+            <w:r>
+              <w:rPr>
+                <w:noProof/>
+                <w:webHidden/>
+              </w:rPr>
+              <w:tab/>
+            </w:r>
+            <w:r>
+              <w:rPr>
+                <w:noProof/>
+                <w:webHidden/>
+              </w:rPr>
+              <w:fldChar w:fldCharType="begin"/>
+            </w:r>
+            <w:r>
+              <w:rPr>
+                <w:noProof/>
+                <w:webHidden/>
+              </w:rPr>
+              <w:instrText xml:space="preserve"> PAGEREF _Toc238908100 \h </w:instrText>
+            </w:r>
+            <w:r>
+              <w:rPr>
+                <w:noProof/>
+                <w:webHidden/>
+              </w:rPr>
+            </w:r>
+            <w:r>
+              <w:rPr>
+                <w:noProof/>
+                <w:webHidden/>
+              </w:rPr>
+              <w:fldChar w:fldCharType="separate"/>
+            </w:r>
+            <w:r>
+              <w:rPr>
+                <w:noProof/>
+                <w:webHidden/>
+              </w:rPr>
+              <w:t>3</w:t>
+            </w:r>
+            <w:r>
+              <w:rPr>
+                <w:noProof/>
+                <w:webHidden/>
+              </w:rPr>
+              <w:fldChar w:fldCharType="end"/>
+            </w:r>
+          </w:hyperlink>
+        </w:p>
+        <w:p>
+          <w:pPr>
+            <w:pStyle w:val="12"/>
+            <w:rPr>
+              <w:rFonts w:asciiTheme="minorHAnsi" w:hAnsiTheme="minorHAnsi" w:cstheme="minorBidi"/>
+              <w:b w:val="0"/>
+              <w:noProof/>
+              <w:kern w:val="2"/>
+              <w:sz w:val="24"/>
+              <w:szCs w:val="24"/>
+              <w:lang w:eastAsia="ja-JP"/>
+              <w14:ligatures w14:val="standardContextual"/>
+            </w:rPr>
+          </w:pPr>
+          <w:hyperlink w:anchor="_Toc238908101" w:history="1">
+            <w:r>
+              <w:rPr>
+                <w:rStyle w:val="af8"/>
+                <w:noProof/>
+              </w:rPr>
+              <w:t>3 Terms and definitions</w:t>
+            </w:r>
+            <w:r>
+              <w:rPr>
+                <w:noProof/>
+                <w:webHidden/>
+              </w:rPr>
+              <w:tab/>
+            </w:r>
+            <w:r>
+              <w:rPr>
+                <w:noProof/>
+                <w:webHidden/>
+              </w:rPr>
+              <w:fldChar w:fldCharType="begin"/>
+            </w:r>
+            <w:r>
+              <w:rPr>
+                <w:noProof/>
+                <w:webHidden/>
+              </w:rPr>
+              <w:instrText xml:space="preserve"> PAGEREF _Toc238908101 \h </w:instrText>
+            </w:r>
+            <w:r>
+              <w:rPr>
+                <w:noProof/>
+                <w:webHidden/>
+              </w:rPr>
+            </w:r>
+            <w:r>
+              <w:rPr>
+                <w:noProof/>
+                <w:webHidden/>
+              </w:rPr>
+              <w:fldChar w:fldCharType="separate"/>
+            </w:r>
+            <w:r>
+              <w:rPr>
+                <w:noProof/>
+                <w:webHidden/>
+              </w:rPr>
+              <w:t>3</w:t>
+            </w:r>
+            <w:r>
+              <w:rPr>
+                <w:noProof/>
+                <w:webHidden/>
+              </w:rPr>
+              <w:fldChar w:fldCharType="end"/>
+            </w:r>
+          </w:hyperlink>
+        </w:p>
+        <w:p>
+          <w:pPr>
+            <w:pStyle w:val="12"/>
+            <w:rPr>
+              <w:rFonts w:asciiTheme="minorHAnsi" w:hAnsiTheme="minorHAnsi" w:cstheme="minorBidi"/>
+              <w:b w:val="0"/>
+              <w:noProof/>
+              <w:kern w:val="2"/>
+              <w:sz w:val="24"/>
+              <w:szCs w:val="24"/>
+              <w:lang w:eastAsia="ja-JP"/>
+              <w14:ligatures w14:val="standardContextual"/>
+            </w:rPr>
+          </w:pPr>
+          <w:hyperlink w:anchor="_Toc238908102" w:history="1">
+            <w:r>
+              <w:rPr>
+                <w:rStyle w:val="af8"/>
+                <w:noProof/>
+              </w:rPr>
+              <w:t>4 Common architecture</w:t>
+            </w:r>
+            <w:r>
+              <w:rPr>
+                <w:noProof/>
+                <w:webHidden/>
+              </w:rPr>
+              <w:tab/>
+            </w:r>
+            <w:r>
+              <w:rPr>
+                <w:noProof/>
+                <w:webHidden/>
+              </w:rPr>
+              <w:fldChar w:fldCharType="begin"/>
+            </w:r>
+            <w:r>
+              <w:rPr>
+                <w:noProof/>
+                <w:webHidden/>
+              </w:rPr>
+              <w:instrText xml:space="preserve"> PAGEREF _Toc238908102 \h </w:instrText>
+            </w:r>
+            <w:r>
+              <w:rPr>
+                <w:noProof/>
+                <w:webHidden/>
+              </w:rPr>
+            </w:r>
+            <w:r>
+              <w:rPr>
+                <w:noProof/>
+                <w:webHidden/>
+              </w:rPr>
+              <w:fldChar w:fldCharType="separate"/>
+            </w:r>
+            <w:r>
+              <w:rPr>
+                <w:noProof/>
+                <w:webHidden/>
+              </w:rPr>
+              <w:t>4</w:t>
+            </w:r>
+            <w:r>
+              <w:rPr>
+                <w:noProof/>
+                <w:webHidden/>
+              </w:rPr>
+              <w:fldChar w:fldCharType="end"/>
+            </w:r>
+          </w:hyperlink>
+        </w:p>
+        <w:p>
+          <w:pPr>
+            <w:pStyle w:val="12"/>
+            <w:rPr>
+              <w:rFonts w:asciiTheme="minorHAnsi" w:hAnsiTheme="minorHAnsi" w:cstheme="minorBidi"/>
+              <w:b w:val="0"/>
+              <w:noProof/>
+              <w:kern w:val="2"/>
+              <w:sz w:val="24"/>
+              <w:szCs w:val="24"/>
+              <w:lang w:eastAsia="ja-JP"/>
+              <w14:ligatures w14:val="standardContextual"/>
+            </w:rPr>
+          </w:pPr>
+          <w:hyperlink w:anchor="_Toc238908103" w:history="1">
+            <w:r>
+              <w:rPr>
+                <w:rStyle w:val="af8"/>
+                <w:noProof/>
+              </w:rPr>
+              <w:t>5 HMD service</w:t>
+            </w:r>
+            <w:r>
+              <w:rPr>
+                <w:noProof/>
+                <w:webHidden/>
+              </w:rPr>
+              <w:tab/>
+            </w:r>
+            <w:r>
+              <w:rPr>
+                <w:noProof/>
+                <w:webHidden/>
+              </w:rPr>
+              <w:fldChar w:fldCharType="begin"/>
+            </w:r>
+            <w:r>
+              <w:rPr>
+                <w:noProof/>
+                <w:webHidden/>
+              </w:rPr>
+              <w:instrText xml:space="preserve"> PAGEREF _Toc238908103 \h </w:instrText>
+            </w:r>
+            <w:r>
+              <w:rPr>
+                <w:noProof/>
+                <w:webHidden/>
+              </w:rPr>
+            </w:r>
+            <w:r>
+              <w:rPr>
+                <w:noProof/>
+                <w:webHidden/>
+              </w:rPr>
+              <w:fldChar w:fldCharType="separate"/>
+            </w:r>
+            <w:r>
+              <w:rPr>
+                <w:noProof/>
+                <w:webHidden/>
+              </w:rPr>
+              <w:t>4</w:t>
+            </w:r>
+            <w:r>
+              <w:rPr>
+                <w:noProof/>
+                <w:webHidden/>
+              </w:rPr>
+              <w:fldChar w:fldCharType="end"/>
+            </w:r>
+          </w:hyperlink>
+        </w:p>
+        <w:p>
+          <w:pPr>
+            <w:pStyle w:val="26"/>
+            <w:ind w:left="1123"/>
+            <w:rPr>
+              <w:rFonts w:asciiTheme="minorHAnsi" w:hAnsiTheme="minorHAnsi" w:cstheme="minorBidi"/>
+              <w:b w:val="0"/>
+              <w:noProof/>
+              <w:kern w:val="2"/>
+              <w:sz w:val="24"/>
+              <w:szCs w:val="24"/>
+              <w:lang w:eastAsia="ja-JP"/>
+              <w14:ligatures w14:val="standardContextual"/>
+            </w:rPr>
+          </w:pPr>
+          <w:hyperlink w:anchor="_Toc238908104" w:history="1">
+            <w:r>
+              <w:rPr>
+                <w:rStyle w:val="af8"/>
+                <w:noProof/>
+              </w:rPr>
+              <w:t>5.1 Responsibilities</w:t>
+            </w:r>
+            <w:r>
+              <w:rPr>
+                <w:noProof/>
+                <w:webHidden/>
+              </w:rPr>
+              <w:tab/>
+            </w:r>
+            <w:r>
+              <w:rPr>
+                <w:noProof/>
+                <w:webHidden/>
+              </w:rPr>
+              <w:fldChar w:fldCharType="begin"/>
+            </w:r>
+            <w:r>
+              <w:rPr>
+                <w:noProof/>
+                <w:webHidden/>
+              </w:rPr>
+              <w:instrText xml:space="preserve"> PAGEREF _Toc238908104 \h </w:instrText>
+            </w:r>
+            <w:r>
+              <w:rPr>
+                <w:noProof/>
+                <w:webHidden/>
+              </w:rPr>
+            </w:r>
+            <w:r>
+              <w:rPr>
+                <w:noProof/>
+                <w:webHidden/>
+              </w:rPr>
+              <w:fldChar w:fldCharType="separate"/>
+            </w:r>
+            <w:r>
+              <w:rPr>
+                <w:noProof/>
+                <w:webHidden/>
+              </w:rPr>
+              <w:t>4</w:t>
+            </w:r>
+            <w:r>
+              <w:rPr>
+                <w:noProof/>
+                <w:webHidden/>
+              </w:rPr>
+              <w:fldChar w:fldCharType="end"/>
+            </w:r>
+          </w:hyperlink>
+        </w:p>
+        <w:p>
+          <w:pPr>
+            <w:pStyle w:val="26"/>
+            <w:ind w:left="1123"/>
+            <w:rPr>
+              <w:rFonts w:asciiTheme="minorHAnsi" w:hAnsiTheme="minorHAnsi" w:cstheme="minorBidi"/>
+              <w:b w:val="0"/>
+              <w:noProof/>
+              <w:kern w:val="2"/>
+              <w:sz w:val="24"/>
+              <w:szCs w:val="24"/>
+              <w:lang w:eastAsia="ja-JP"/>
+              <w14:ligatures w14:val="standardContextual"/>
+            </w:rPr>
+          </w:pPr>
+          <w:hyperlink w:anchor="_Toc238908105" w:history="1">
+            <w:r>
+              <w:rPr>
+                <w:rStyle w:val="af8"/>
+                <w:noProof/>
+              </w:rPr>
+              <w:t>5.2 Required interface</w:t>
+            </w:r>
+            <w:r>
+              <w:rPr>
+                <w:noProof/>
+                <w:webHidden/>
+              </w:rPr>
+              <w:tab/>
+            </w:r>
+            <w:r>
+              <w:rPr>
+                <w:noProof/>
+                <w:webHidden/>
+              </w:rPr>
+              <w:fldChar w:fldCharType="begin"/>
+            </w:r>
+            <w:r>
+              <w:rPr>
+                <w:noProof/>
+                <w:webHidden/>
+              </w:rPr>
+              <w:instrText xml:space="preserve"> PAGEREF _Toc238908105 \h </w:instrText>
+            </w:r>
+            <w:r>
+              <w:rPr>
+                <w:noProof/>
+                <w:webHidden/>
+              </w:rPr>
+            </w:r>
+            <w:r>
+              <w:rPr>
+                <w:noProof/>
+                <w:webHidden/>
+              </w:rPr>
+              <w:fldChar w:fldCharType="separate"/>
+            </w:r>
+            <w:r>
+              <w:rPr>
+                <w:noProof/>
+                <w:webHidden/>
+              </w:rPr>
+              <w:t>4</w:t>
+            </w:r>
+            <w:r>
+              <w:rPr>
+                <w:noProof/>
+                <w:webHidden/>
+              </w:rPr>
+              <w:fldChar w:fldCharType="end"/>
+            </w:r>
+          </w:hyperlink>
+        </w:p>
+        <w:p>
+          <w:pPr>
+            <w:pStyle w:val="12"/>
+            <w:rPr>
+              <w:rFonts w:asciiTheme="minorHAnsi" w:hAnsiTheme="minorHAnsi" w:cstheme="minorBidi"/>
+              <w:b w:val="0"/>
+              <w:noProof/>
+              <w:kern w:val="2"/>
+              <w:sz w:val="24"/>
+              <w:szCs w:val="24"/>
+              <w:lang w:eastAsia="ja-JP"/>
+              <w14:ligatures w14:val="standardContextual"/>
+            </w:rPr>
+          </w:pPr>
+          <w:hyperlink w:anchor="_Toc238908106" w:history="1">
+            <w:r>
+              <w:rPr>
+                <w:rStyle w:val="af8"/>
+                <w:noProof/>
+              </w:rPr>
+              <w:t>6 Semantic Path service</w:t>
+            </w:r>
+            <w:r>
+              <w:rPr>
+                <w:noProof/>
+                <w:webHidden/>
+              </w:rPr>
+              <w:tab/>
+            </w:r>
+            <w:r>
+              <w:rPr>
+                <w:noProof/>
+                <w:webHidden/>
+              </w:rPr>
+              <w:fldChar w:fldCharType="begin"/>
+            </w:r>
+            <w:r>
+              <w:rPr>
+                <w:noProof/>
+                <w:webHidden/>
+              </w:rPr>
+              <w:instrText xml:space="preserve"> PAGEREF _Toc238908106 \h </w:instrText>
+            </w:r>
+            <w:r>
+              <w:rPr>
+                <w:noProof/>
+                <w:webHidden/>
+              </w:rPr>
+            </w:r>
+            <w:r>
+              <w:rPr>
+                <w:noProof/>
+                <w:webHidden/>
+              </w:rPr>
+              <w:fldChar w:fldCharType="separate"/>
+            </w:r>
+            <w:r>
+              <w:rPr>
+                <w:noProof/>
+                <w:webHidden/>
+              </w:rPr>
+              <w:t>4</w:t>
+            </w:r>
+            <w:r>
+              <w:rPr>
+                <w:noProof/>
+                <w:webHidden/>
+              </w:rPr>
+              <w:fldChar w:fldCharType="end"/>
+            </w:r>
+          </w:hyperlink>
+        </w:p>
+        <w:p>
+          <w:pPr>
+            <w:pStyle w:val="26"/>
+            <w:ind w:left="1123"/>
+            <w:rPr>
+              <w:rFonts w:asciiTheme="minorHAnsi" w:hAnsiTheme="minorHAnsi" w:cstheme="minorBidi"/>
+              <w:b w:val="0"/>
+              <w:noProof/>
+              <w:kern w:val="2"/>
+              <w:sz w:val="24"/>
+              <w:szCs w:val="24"/>
+              <w:lang w:eastAsia="ja-JP"/>
+              <w14:ligatures w14:val="standardContextual"/>
+            </w:rPr>
+          </w:pPr>
+          <w:hyperlink w:anchor="_Toc238908107" w:history="1">
+            <w:r>
+              <w:rPr>
+                <w:rStyle w:val="af8"/>
+                <w:noProof/>
+              </w:rPr>
+              <w:t>6.1 Canonical Semantic Path</w:t>
+            </w:r>
+            <w:r>
+              <w:rPr>
+                <w:noProof/>
+                <w:webHidden/>
+              </w:rPr>
+              <w:tab/>
+            </w:r>
+            <w:r>
+              <w:rPr>
+                <w:noProof/>
+                <w:webHidden/>
+              </w:rPr>
+              <w:fldChar w:fldCharType="begin"/>
+            </w:r>
+            <w:r>
+              <w:rPr>
+                <w:noProof/>
+                <w:webHidden/>
+              </w:rPr>
+              <w:instrText xml:space="preserve"> PAGEREF _Toc238908107 \h </w:instrText>
+            </w:r>
+            <w:r>
+              <w:rPr>
+                <w:noProof/>
+                <w:webHidden/>
+              </w:rPr>
+            </w:r>
+            <w:r>
+              <w:rPr>
+                <w:noProof/>
+                <w:webHidden/>
+              </w:rPr>
+              <w:fldChar w:fldCharType="separate"/>
+            </w:r>
+            <w:r>
+              <w:rPr>
+                <w:noProof/>
+                <w:webHidden/>
+              </w:rPr>
+              <w:t>4</w:t>
+            </w:r>
+            <w:r>
+              <w:rPr>
+                <w:noProof/>
+                <w:webHidden/>
+              </w:rPr>
+              <w:fldChar w:fldCharType="end"/>
+            </w:r>
+          </w:hyperlink>
+        </w:p>
+        <w:p>
+          <w:pPr>
+            <w:pStyle w:val="26"/>
+            <w:ind w:left="1123"/>
+            <w:rPr>
+              <w:rFonts w:asciiTheme="minorHAnsi" w:hAnsiTheme="minorHAnsi" w:cstheme="minorBidi"/>
+              <w:b w:val="0"/>
+              <w:noProof/>
+              <w:kern w:val="2"/>
+              <w:sz w:val="24"/>
+              <w:szCs w:val="24"/>
+              <w:lang w:eastAsia="ja-JP"/>
+              <w14:ligatures w14:val="standardContextual"/>
+            </w:rPr>
+          </w:pPr>
+          <w:hyperlink w:anchor="_Toc238908108" w:history="1">
+            <w:r>
+              <w:rPr>
+                <w:rStyle w:val="af8"/>
+                <w:noProof/>
+              </w:rPr>
+              <w:t>6.2 Embedded occurrence selectors in semantic_path</w:t>
+            </w:r>
+            <w:r>
+              <w:rPr>
+                <w:noProof/>
+                <w:webHidden/>
+              </w:rPr>
+              <w:tab/>
+            </w:r>
+            <w:r>
+              <w:rPr>
+                <w:noProof/>
+                <w:webHidden/>
+              </w:rPr>
+              <w:fldChar w:fldCharType="begin"/>
+            </w:r>
+            <w:r>
+              <w:rPr>
+                <w:noProof/>
+                <w:webHidden/>
+              </w:rPr>
+              <w:instrText xml:space="preserve"> PAGEREF _Toc238908108 \h </w:instrText>
+            </w:r>
+            <w:r>
+              <w:rPr>
+                <w:noProof/>
+                <w:webHidden/>
+              </w:rPr>
+            </w:r>
+            <w:r>
+              <w:rPr>
+                <w:noProof/>
+                <w:webHidden/>
+              </w:rPr>
+              <w:fldChar w:fldCharType="separate"/>
+            </w:r>
+            <w:r>
+              <w:rPr>
+                <w:noProof/>
+                <w:webHidden/>
+              </w:rPr>
+              <w:t>4</w:t>
+            </w:r>
+            <w:r>
+              <w:rPr>
+                <w:noProof/>
+                <w:webHidden/>
+              </w:rPr>
+              <w:fldChar w:fldCharType="end"/>
+            </w:r>
+          </w:hyperlink>
+        </w:p>
+        <w:p>
+          <w:pPr>
+            <w:pStyle w:val="12"/>
+            <w:rPr>
+              <w:rFonts w:asciiTheme="minorHAnsi" w:hAnsiTheme="minorHAnsi" w:cstheme="minorBidi"/>
+              <w:b w:val="0"/>
+              <w:noProof/>
+              <w:kern w:val="2"/>
+              <w:sz w:val="24"/>
+              <w:szCs w:val="24"/>
+              <w:lang w:eastAsia="ja-JP"/>
+              <w14:ligatures w14:val="standardContextual"/>
+            </w:rPr>
+          </w:pPr>
+          <w:hyperlink w:anchor="_Toc238908109" w:history="1">
+            <w:r>
+              <w:rPr>
+                <w:rStyle w:val="af8"/>
+                <w:noProof/>
+              </w:rPr>
+              <w:t>7 Occurrence model</w:t>
+            </w:r>
+            <w:r>
+              <w:rPr>
+                <w:noProof/>
+                <w:webHidden/>
+              </w:rPr>
+              <w:tab/>
+            </w:r>
+            <w:r>
+              <w:rPr>
+                <w:noProof/>
+                <w:webHidden/>
+              </w:rPr>
+              <w:fldChar w:fldCharType="begin"/>
+            </w:r>
+            <w:r>
+              <w:rPr>
+                <w:noProof/>
+                <w:webHidden/>
+              </w:rPr>
+              <w:instrText xml:space="preserve"> PAGEREF _Toc238908109 \h </w:instrText>
+            </w:r>
+            <w:r>
+              <w:rPr>
+                <w:noProof/>
+                <w:webHidden/>
+              </w:rPr>
+            </w:r>
+            <w:r>
+              <w:rPr>
+                <w:noProof/>
+                <w:webHidden/>
+              </w:rPr>
+              <w:fldChar w:fldCharType="separate"/>
+            </w:r>
+            <w:r>
+              <w:rPr>
+                <w:noProof/>
+                <w:webHidden/>
+              </w:rPr>
+              <w:t>5</w:t>
+            </w:r>
+            <w:r>
+              <w:rPr>
+                <w:noProof/>
+                <w:webHidden/>
+              </w:rPr>
+              <w:fldChar w:fldCharType="end"/>
+            </w:r>
+          </w:hyperlink>
+        </w:p>
+        <w:p>
+          <w:pPr>
+            <w:pStyle w:val="26"/>
+            <w:ind w:left="1123"/>
+            <w:rPr>
+              <w:rFonts w:asciiTheme="minorHAnsi" w:hAnsiTheme="minorHAnsi" w:cstheme="minorBidi"/>
+              <w:b w:val="0"/>
+              <w:noProof/>
+              <w:kern w:val="2"/>
+              <w:sz w:val="24"/>
+              <w:szCs w:val="24"/>
+              <w:lang w:eastAsia="ja-JP"/>
+              <w14:ligatures w14:val="standardContextual"/>
+            </w:rPr>
+          </w:pPr>
+          <w:hyperlink w:anchor="_Toc238908110" w:history="1">
+            <w:r>
+              <w:rPr>
+                <w:rStyle w:val="af8"/>
+                <w:noProof/>
+              </w:rPr>
+              <w:t>7.1 Data structure</w:t>
+            </w:r>
+            <w:r>
+              <w:rPr>
+                <w:noProof/>
+                <w:webHidden/>
+              </w:rPr>
+              <w:tab/>
+            </w:r>
+            <w:r>
+              <w:rPr>
+                <w:noProof/>
+                <w:webHidden/>
+              </w:rPr>
+              <w:fldChar w:fldCharType="begin"/>
+            </w:r>
+            <w:r>
+              <w:rPr>
+                <w:noProof/>
+                <w:webHidden/>
+              </w:rPr>
+              <w:instrText xml:space="preserve"> PAGEREF _Toc238908110 \h </w:instrText>
+            </w:r>
+            <w:r>
+              <w:rPr>
+                <w:noProof/>
+                <w:webHidden/>
+              </w:rPr>
+            </w:r>
+            <w:r>
+              <w:rPr>
+                <w:noProof/>
+                <w:webHidden/>
+              </w:rPr>
+              <w:fldChar w:fldCharType="separate"/>
+            </w:r>
+            <w:r>
+              <w:rPr>
+                <w:noProof/>
+                <w:webHidden/>
+              </w:rPr>
+              <w:t>5</w:t>
+            </w:r>
+            <w:r>
+              <w:rPr>
+                <w:noProof/>
+                <w:webHidden/>
+              </w:rPr>
+              <w:fldChar w:fldCharType="end"/>
+            </w:r>
+          </w:hyperlink>
+        </w:p>
+        <w:p>
+          <w:pPr>
+            <w:pStyle w:val="26"/>
+            <w:ind w:left="1123"/>
+            <w:rPr>
+              <w:rFonts w:asciiTheme="minorHAnsi" w:hAnsiTheme="minorHAnsi" w:cstheme="minorBidi"/>
+              <w:b w:val="0"/>
+              <w:noProof/>
+              <w:kern w:val="2"/>
+              <w:sz w:val="24"/>
+              <w:szCs w:val="24"/>
+              <w:lang w:eastAsia="ja-JP"/>
+              <w14:ligatures w14:val="standardContextual"/>
+            </w:rPr>
+          </w:pPr>
+          <w:hyperlink w:anchor="_Toc238908111" w:history="1">
+            <w:r>
+              <w:rPr>
+                <w:rStyle w:val="af8"/>
+                <w:noProof/>
+              </w:rPr>
+              <w:t>7.2 Invariants</w:t>
+            </w:r>
+            <w:r>
+              <w:rPr>
+                <w:noProof/>
+                <w:webHidden/>
+              </w:rPr>
+              <w:tab/>
+            </w:r>
+            <w:r>
+              <w:rPr>
+                <w:noProof/>
+                <w:webHidden/>
+              </w:rPr>
+              <w:fldChar w:fldCharType="begin"/>
+            </w:r>
+            <w:r>
+              <w:rPr>
+                <w:noProof/>
+                <w:webHidden/>
+              </w:rPr>
+              <w:instrText xml:space="preserve"> PAGEREF _Toc238908111 \h </w:instrText>
+            </w:r>
+            <w:r>
+              <w:rPr>
+                <w:noProof/>
+                <w:webHidden/>
+              </w:rPr>
+            </w:r>
+            <w:r>
+              <w:rPr>
+                <w:noProof/>
+                <w:webHidden/>
+              </w:rPr>
+              <w:fldChar w:fldCharType="separate"/>
+            </w:r>
+            <w:r>
+              <w:rPr>
+                <w:noProof/>
+                <w:webHidden/>
+              </w:rPr>
+              <w:t>5</w:t>
+            </w:r>
+            <w:r>
+              <w:rPr>
+                <w:noProof/>
+                <w:webHidden/>
+              </w:rPr>
+              <w:fldChar w:fldCharType="end"/>
+            </w:r>
+          </w:hyperlink>
+        </w:p>
+        <w:p>
+          <w:pPr>
+            <w:pStyle w:val="12"/>
+            <w:rPr>
+              <w:rFonts w:asciiTheme="minorHAnsi" w:hAnsiTheme="minorHAnsi" w:cstheme="minorBidi"/>
+              <w:b w:val="0"/>
+              <w:noProof/>
+              <w:kern w:val="2"/>
+              <w:sz w:val="24"/>
+              <w:szCs w:val="24"/>
+              <w:lang w:eastAsia="ja-JP"/>
+              <w14:ligatures w14:val="standardContextual"/>
+            </w:rPr>
+          </w:pPr>
+          <w:hyperlink w:anchor="_Toc238908112" w:history="1">
+            <w:r>
+              <w:rPr>
+                <w:rStyle w:val="af8"/>
+                <w:noProof/>
+              </w:rPr>
+              <w:t>8 Structured CSV service</w:t>
+            </w:r>
+            <w:r>
+              <w:rPr>
+                <w:noProof/>
+                <w:webHidden/>
+              </w:rPr>
+              <w:tab/>
+            </w:r>
+            <w:r>
+              <w:rPr>
+                <w:noProof/>
+                <w:webHidden/>
+              </w:rPr>
+              <w:fldChar w:fldCharType="begin"/>
+            </w:r>
+            <w:r>
+              <w:rPr>
+                <w:noProof/>
+                <w:webHidden/>
+              </w:rPr>
+              <w:instrText xml:space="preserve"> PAGEREF _Toc238908112 \h </w:instrText>
+            </w:r>
+            <w:r>
+              <w:rPr>
+                <w:noProof/>
+                <w:webHidden/>
+              </w:rPr>
+            </w:r>
+            <w:r>
+              <w:rPr>
+                <w:noProof/>
+                <w:webHidden/>
+              </w:rPr>
+              <w:fldChar w:fldCharType="separate"/>
+            </w:r>
+            <w:r>
+              <w:rPr>
+                <w:noProof/>
+                <w:webHidden/>
+              </w:rPr>
+              <w:t>5</w:t>
+            </w:r>
+            <w:r>
+              <w:rPr>
+                <w:noProof/>
+                <w:webHidden/>
+              </w:rPr>
+              <w:fldChar w:fldCharType="end"/>
+            </w:r>
+          </w:hyperlink>
+        </w:p>
+        <w:p>
+          <w:pPr>
+            <w:pStyle w:val="26"/>
+            <w:ind w:left="1123"/>
+            <w:rPr>
+              <w:rFonts w:asciiTheme="minorHAnsi" w:hAnsiTheme="minorHAnsi" w:cstheme="minorBidi"/>
+              <w:b w:val="0"/>
+              <w:noProof/>
+              <w:kern w:val="2"/>
+              <w:sz w:val="24"/>
+              <w:szCs w:val="24"/>
+              <w:lang w:eastAsia="ja-JP"/>
+              <w14:ligatures w14:val="standardContextual"/>
+            </w:rPr>
+          </w:pPr>
+          <w:hyperlink w:anchor="_Toc238908113" w:history="1">
+            <w:r>
+              <w:rPr>
+                <w:rStyle w:val="af8"/>
+                <w:noProof/>
+              </w:rPr>
+              <w:t>8.1 Reading</w:t>
+            </w:r>
+            <w:r>
+              <w:rPr>
+                <w:noProof/>
+                <w:webHidden/>
+              </w:rPr>
+              <w:tab/>
+            </w:r>
+            <w:r>
+              <w:rPr>
+                <w:noProof/>
+                <w:webHidden/>
+              </w:rPr>
+              <w:fldChar w:fldCharType="begin"/>
+            </w:r>
+            <w:r>
+              <w:rPr>
+                <w:noProof/>
+                <w:webHidden/>
+              </w:rPr>
+              <w:instrText xml:space="preserve"> PAGEREF _Toc238908113 \h </w:instrText>
+            </w:r>
+            <w:r>
+              <w:rPr>
+                <w:noProof/>
+                <w:webHidden/>
+              </w:rPr>
+            </w:r>
+            <w:r>
+              <w:rPr>
+                <w:noProof/>
+                <w:webHidden/>
+              </w:rPr>
+              <w:fldChar w:fldCharType="separate"/>
+            </w:r>
+            <w:r>
+              <w:rPr>
+                <w:noProof/>
+                <w:webHidden/>
+              </w:rPr>
+              <w:t>5</w:t>
+            </w:r>
+            <w:r>
+              <w:rPr>
+                <w:noProof/>
+                <w:webHidden/>
+              </w:rPr>
+              <w:fldChar w:fldCharType="end"/>
+            </w:r>
+          </w:hyperlink>
+        </w:p>
+        <w:p>
+          <w:pPr>
+            <w:pStyle w:val="26"/>
+            <w:ind w:left="1123"/>
+            <w:rPr>
+              <w:rFonts w:asciiTheme="minorHAnsi" w:hAnsiTheme="minorHAnsi" w:cstheme="minorBidi"/>
+              <w:b w:val="0"/>
+              <w:noProof/>
+              <w:kern w:val="2"/>
+              <w:sz w:val="24"/>
+              <w:szCs w:val="24"/>
+              <w:lang w:eastAsia="ja-JP"/>
+              <w14:ligatures w14:val="standardContextual"/>
+            </w:rPr>
+          </w:pPr>
+          <w:hyperlink w:anchor="_Toc238908114" w:history="1">
+            <w:r>
+              <w:rPr>
+                <w:rStyle w:val="af8"/>
+                <w:noProof/>
+              </w:rPr>
+              <w:t>8.2 Writing</w:t>
+            </w:r>
+            <w:r>
+              <w:rPr>
+                <w:noProof/>
+                <w:webHidden/>
+              </w:rPr>
+              <w:tab/>
+            </w:r>
+            <w:r>
+              <w:rPr>
+                <w:noProof/>
+                <w:webHidden/>
+              </w:rPr>
+              <w:fldChar w:fldCharType="begin"/>
+            </w:r>
+            <w:r>
+              <w:rPr>
+                <w:noProof/>
+                <w:webHidden/>
+              </w:rPr>
+              <w:instrText xml:space="preserve"> PAGEREF _Toc238908114 \h </w:instrText>
+            </w:r>
+            <w:r>
+              <w:rPr>
+                <w:noProof/>
+                <w:webHidden/>
+              </w:rPr>
+            </w:r>
+            <w:r>
+              <w:rPr>
+                <w:noProof/>
+                <w:webHidden/>
+              </w:rPr>
+              <w:fldChar w:fldCharType="separate"/>
+            </w:r>
+            <w:r>
+              <w:rPr>
+                <w:noProof/>
+                <w:webHidden/>
+              </w:rPr>
+              <w:t>5</w:t>
+            </w:r>
+            <w:r>
+              <w:rPr>
+                <w:noProof/>
+                <w:webHidden/>
+              </w:rPr>
+              <w:fldChar w:fldCharType="end"/>
+            </w:r>
+          </w:hyperlink>
+        </w:p>
+        <w:p>
+          <w:pPr>
+            <w:pStyle w:val="26"/>
+            <w:ind w:left="1123"/>
+            <w:rPr>
+              <w:rFonts w:asciiTheme="minorHAnsi" w:hAnsiTheme="minorHAnsi" w:cstheme="minorBidi"/>
+              <w:b w:val="0"/>
+              <w:noProof/>
+              <w:kern w:val="2"/>
+              <w:sz w:val="24"/>
+              <w:szCs w:val="24"/>
+              <w:lang w:eastAsia="ja-JP"/>
+              <w14:ligatures w14:val="standardContextual"/>
+            </w:rPr>
+          </w:pPr>
+          <w:hyperlink w:anchor="_Toc238908115" w:history="1">
+            <w:r>
+              <w:rPr>
+                <w:rStyle w:val="af8"/>
+                <w:noProof/>
+              </w:rPr>
+              <w:t>8.3 OIM use</w:t>
+            </w:r>
+            <w:r>
+              <w:rPr>
+                <w:noProof/>
+                <w:webHidden/>
+              </w:rPr>
+              <w:tab/>
+            </w:r>
+            <w:r>
+              <w:rPr>
+                <w:noProof/>
+                <w:webHidden/>
+              </w:rPr>
+              <w:fldChar w:fldCharType="begin"/>
+            </w:r>
+            <w:r>
+              <w:rPr>
+                <w:noProof/>
+                <w:webHidden/>
+              </w:rPr>
+              <w:instrText xml:space="preserve"> PAGEREF _Toc238908115 \h </w:instrText>
+            </w:r>
+            <w:r>
+              <w:rPr>
+                <w:noProof/>
+                <w:webHidden/>
+              </w:rPr>
+            </w:r>
+            <w:r>
+              <w:rPr>
+                <w:noProof/>
+                <w:webHidden/>
+              </w:rPr>
+              <w:fldChar w:fldCharType="separate"/>
+            </w:r>
+            <w:r>
+              <w:rPr>
+                <w:noProof/>
+                <w:webHidden/>
+              </w:rPr>
+              <w:t>6</w:t>
+            </w:r>
+            <w:r>
+              <w:rPr>
+                <w:noProof/>
+                <w:webHidden/>
+              </w:rPr>
+              <w:fldChar w:fldCharType="end"/>
+            </w:r>
+          </w:hyperlink>
+        </w:p>
+        <w:p>
+          <w:pPr>
+            <w:pStyle w:val="12"/>
+            <w:rPr>
+              <w:rFonts w:asciiTheme="minorHAnsi" w:hAnsiTheme="minorHAnsi" w:cstheme="minorBidi"/>
+              <w:b w:val="0"/>
+              <w:noProof/>
+              <w:kern w:val="2"/>
+              <w:sz w:val="24"/>
+              <w:szCs w:val="24"/>
+              <w:lang w:eastAsia="ja-JP"/>
+              <w14:ligatures w14:val="standardContextual"/>
+            </w:rPr>
+          </w:pPr>
+          <w:hyperlink w:anchor="_Toc238908116" w:history="1">
+            <w:r>
+              <w:rPr>
+                <w:rStyle w:val="af8"/>
+                <w:noProof/>
+              </w:rPr>
+              <w:t>9 Transformation and datatype service</w:t>
+            </w:r>
+            <w:r>
+              <w:rPr>
+                <w:noProof/>
+                <w:webHidden/>
+              </w:rPr>
+              <w:tab/>
+            </w:r>
+            <w:r>
+              <w:rPr>
+                <w:noProof/>
+                <w:webHidden/>
+              </w:rPr>
+              <w:fldChar w:fldCharType="begin"/>
+            </w:r>
+            <w:r>
+              <w:rPr>
+                <w:noProof/>
+                <w:webHidden/>
+              </w:rPr>
+              <w:instrText xml:space="preserve"> PAGEREF _Toc238908116 \h </w:instrText>
+            </w:r>
+            <w:r>
+              <w:rPr>
+                <w:noProof/>
+                <w:webHidden/>
+              </w:rPr>
+            </w:r>
+            <w:r>
+              <w:rPr>
+                <w:noProof/>
+                <w:webHidden/>
+              </w:rPr>
+              <w:fldChar w:fldCharType="separate"/>
+            </w:r>
+            <w:r>
+              <w:rPr>
+                <w:noProof/>
+                <w:webHidden/>
+              </w:rPr>
+              <w:t>6</w:t>
+            </w:r>
+            <w:r>
+              <w:rPr>
+                <w:noProof/>
+                <w:webHidden/>
+              </w:rPr>
+              <w:fldChar w:fldCharType="end"/>
+            </w:r>
+          </w:hyperlink>
+        </w:p>
+        <w:p>
+          <w:pPr>
+            <w:pStyle w:val="12"/>
+            <w:rPr>
+              <w:rFonts w:asciiTheme="minorHAnsi" w:hAnsiTheme="minorHAnsi" w:cstheme="minorBidi"/>
+              <w:b w:val="0"/>
+              <w:noProof/>
+              <w:kern w:val="2"/>
+              <w:sz w:val="24"/>
+              <w:szCs w:val="24"/>
+              <w:lang w:eastAsia="ja-JP"/>
+              <w14:ligatures w14:val="standardContextual"/>
+            </w:rPr>
+          </w:pPr>
+          <w:hyperlink w:anchor="_Toc238908117" w:history="1">
+            <w:r>
+              <w:rPr>
+                <w:rStyle w:val="af8"/>
+                <w:noProof/>
+              </w:rPr>
+              <w:t>10 Validation service</w:t>
+            </w:r>
+            <w:r>
+              <w:rPr>
+                <w:noProof/>
+                <w:webHidden/>
+              </w:rPr>
+              <w:tab/>
+            </w:r>
+            <w:r>
+              <w:rPr>
+                <w:noProof/>
+                <w:webHidden/>
+              </w:rPr>
+              <w:fldChar w:fldCharType="begin"/>
+            </w:r>
+            <w:r>
+              <w:rPr>
+                <w:noProof/>
+                <w:webHidden/>
+              </w:rPr>
+              <w:instrText xml:space="preserve"> PAGEREF _Toc238908117 \h </w:instrText>
+            </w:r>
+            <w:r>
+              <w:rPr>
+                <w:noProof/>
+                <w:webHidden/>
+              </w:rPr>
+            </w:r>
+            <w:r>
+              <w:rPr>
+                <w:noProof/>
+                <w:webHidden/>
+              </w:rPr>
+              <w:fldChar w:fldCharType="separate"/>
+            </w:r>
+            <w:r>
+              <w:rPr>
+                <w:noProof/>
+                <w:webHidden/>
+              </w:rPr>
+              <w:t>6</w:t>
+            </w:r>
+            <w:r>
+              <w:rPr>
+                <w:noProof/>
+                <w:webHidden/>
+              </w:rPr>
+              <w:fldChar w:fldCharType="end"/>
+            </w:r>
+          </w:hyperlink>
+        </w:p>
+        <w:p>
+          <w:pPr>
+            <w:pStyle w:val="12"/>
+            <w:rPr>
+              <w:rFonts w:asciiTheme="minorHAnsi" w:hAnsiTheme="minorHAnsi" w:cstheme="minorBidi"/>
+              <w:b w:val="0"/>
+              <w:noProof/>
+              <w:kern w:val="2"/>
+              <w:sz w:val="24"/>
+              <w:szCs w:val="24"/>
+              <w:lang w:eastAsia="ja-JP"/>
+              <w14:ligatures w14:val="standardContextual"/>
+            </w:rPr>
+          </w:pPr>
+          <w:hyperlink w:anchor="_Toc238908118" w:history="1">
+            <w:r>
+              <w:rPr>
+                <w:rStyle w:val="af8"/>
+                <w:noProof/>
+              </w:rPr>
+              <w:t>11 Diagnostic service</w:t>
+            </w:r>
+            <w:r>
+              <w:rPr>
+                <w:noProof/>
+                <w:webHidden/>
+              </w:rPr>
+              <w:tab/>
+            </w:r>
+            <w:r>
+              <w:rPr>
+                <w:noProof/>
+                <w:webHidden/>
+              </w:rPr>
+              <w:fldChar w:fldCharType="begin"/>
+            </w:r>
+            <w:r>
+              <w:rPr>
+                <w:noProof/>
+                <w:webHidden/>
+              </w:rPr>
+              <w:instrText xml:space="preserve"> PAGEREF _Toc238908118 \h </w:instrText>
+            </w:r>
+            <w:r>
+              <w:rPr>
+                <w:noProof/>
+                <w:webHidden/>
+              </w:rPr>
+            </w:r>
+            <w:r>
+              <w:rPr>
+                <w:noProof/>
+                <w:webHidden/>
+              </w:rPr>
+              <w:fldChar w:fldCharType="separate"/>
+            </w:r>
+            <w:r>
+              <w:rPr>
+                <w:noProof/>
+                <w:webHidden/>
+              </w:rPr>
+              <w:t>6</w:t>
+            </w:r>
+            <w:r>
+              <w:rPr>
+                <w:noProof/>
+                <w:webHidden/>
+              </w:rPr>
+              <w:fldChar w:fldCharType="end"/>
+            </w:r>
+          </w:hyperlink>
+        </w:p>
+        <w:p>
+          <w:pPr>
+            <w:pStyle w:val="12"/>
+            <w:rPr>
+              <w:rFonts w:asciiTheme="minorHAnsi" w:hAnsiTheme="minorHAnsi" w:cstheme="minorBidi"/>
+              <w:b w:val="0"/>
+              <w:noProof/>
+              <w:kern w:val="2"/>
+              <w:sz w:val="24"/>
+              <w:szCs w:val="24"/>
+              <w:lang w:eastAsia="ja-JP"/>
+              <w14:ligatures w14:val="standardContextual"/>
+            </w:rPr>
+          </w:pPr>
+          <w:hyperlink w:anchor="_Toc238908119" w:history="1">
+            <w:r>
+              <w:rPr>
+                <w:rStyle w:val="af8"/>
+                <w:noProof/>
+              </w:rPr>
+              <w:t>12 Public library interface</w:t>
+            </w:r>
+            <w:r>
+              <w:rPr>
+                <w:noProof/>
+                <w:webHidden/>
+              </w:rPr>
+              <w:tab/>
+            </w:r>
+            <w:r>
+              <w:rPr>
+                <w:noProof/>
+                <w:webHidden/>
+              </w:rPr>
+              <w:fldChar w:fldCharType="begin"/>
+            </w:r>
+            <w:r>
+              <w:rPr>
+                <w:noProof/>
+                <w:webHidden/>
+              </w:rPr>
+              <w:instrText xml:space="preserve"> PAGEREF _Toc238908119 \h </w:instrText>
+            </w:r>
+            <w:r>
+              <w:rPr>
+                <w:noProof/>
+                <w:webHidden/>
+              </w:rPr>
+            </w:r>
+            <w:r>
+              <w:rPr>
+                <w:noProof/>
+                <w:webHidden/>
+              </w:rPr>
+              <w:fldChar w:fldCharType="separate"/>
+            </w:r>
+            <w:r>
+              <w:rPr>
+                <w:noProof/>
+                <w:webHidden/>
+              </w:rPr>
+              <w:t>7</w:t>
+            </w:r>
+            <w:r>
+              <w:rPr>
+                <w:noProof/>
+                <w:webHidden/>
+              </w:rPr>
+              <w:fldChar w:fldCharType="end"/>
+            </w:r>
+          </w:hyperlink>
+        </w:p>
+        <w:p>
+          <w:pPr>
+            <w:pStyle w:val="26"/>
+            <w:ind w:left="1123"/>
+            <w:rPr>
+              <w:rFonts w:asciiTheme="minorHAnsi" w:hAnsiTheme="minorHAnsi" w:cstheme="minorBidi"/>
+              <w:b w:val="0"/>
+              <w:noProof/>
+              <w:kern w:val="2"/>
+              <w:sz w:val="24"/>
+              <w:szCs w:val="24"/>
+              <w:lang w:eastAsia="ja-JP"/>
+              <w14:ligatures w14:val="standardContextual"/>
+            </w:rPr>
+          </w:pPr>
+          <w:hyperlink w:anchor="_Toc238908120" w:history="1">
+            <w:r>
+              <w:rPr>
+                <w:rStyle w:val="af8"/>
+                <w:noProof/>
+              </w:rPr>
+              <w:t>12.1 Recommended future Python package (informative)</w:t>
+            </w:r>
+            <w:r>
+              <w:rPr>
+                <w:noProof/>
+                <w:webHidden/>
+              </w:rPr>
+              <w:tab/>
+            </w:r>
+            <w:r>
+              <w:rPr>
+                <w:noProof/>
+                <w:webHidden/>
+              </w:rPr>
+              <w:fldChar w:fldCharType="begin"/>
+            </w:r>
+            <w:r>
+              <w:rPr>
+                <w:noProof/>
+                <w:webHidden/>
+              </w:rPr>
+              <w:instrText xml:space="preserve"> PAGEREF _Toc238908120 \h </w:instrText>
+            </w:r>
+            <w:r>
+              <w:rPr>
+                <w:noProof/>
+                <w:webHidden/>
+              </w:rPr>
+            </w:r>
+            <w:r>
+              <w:rPr>
+                <w:noProof/>
+                <w:webHidden/>
+              </w:rPr>
+              <w:fldChar w:fldCharType="separate"/>
+            </w:r>
+            <w:r>
+              <w:rPr>
+                <w:noProof/>
+                <w:webHidden/>
+              </w:rPr>
+              <w:t>7</w:t>
+            </w:r>
+            <w:r>
+              <w:rPr>
+                <w:noProof/>
+                <w:webHidden/>
+              </w:rPr>
+              <w:fldChar w:fldCharType="end"/>
+            </w:r>
+          </w:hyperlink>
+        </w:p>
+        <w:p>
+          <w:pPr>
+            <w:pStyle w:val="26"/>
+            <w:ind w:left="1123"/>
+            <w:rPr>
+              <w:rFonts w:asciiTheme="minorHAnsi" w:hAnsiTheme="minorHAnsi" w:cstheme="minorBidi"/>
+              <w:b w:val="0"/>
+              <w:noProof/>
+              <w:kern w:val="2"/>
+              <w:sz w:val="24"/>
+              <w:szCs w:val="24"/>
+              <w:lang w:eastAsia="ja-JP"/>
+              <w14:ligatures w14:val="standardContextual"/>
+            </w:rPr>
+          </w:pPr>
+          <w:hyperlink w:anchor="_Toc238908121" w:history="1">
+            <w:r>
+              <w:rPr>
+                <w:rStyle w:val="af8"/>
+                <w:noProof/>
+              </w:rPr>
+              <w:t>12.2 API stability</w:t>
+            </w:r>
+            <w:r>
+              <w:rPr>
+                <w:noProof/>
+                <w:webHidden/>
+              </w:rPr>
+              <w:tab/>
+            </w:r>
+            <w:r>
+              <w:rPr>
+                <w:noProof/>
+                <w:webHidden/>
+              </w:rPr>
+              <w:fldChar w:fldCharType="begin"/>
+            </w:r>
+            <w:r>
+              <w:rPr>
+                <w:noProof/>
+                <w:webHidden/>
+              </w:rPr>
+              <w:instrText xml:space="preserve"> PAGEREF _Toc238908121 \h </w:instrText>
+            </w:r>
+            <w:r>
+              <w:rPr>
+                <w:noProof/>
+                <w:webHidden/>
+              </w:rPr>
+            </w:r>
+            <w:r>
+              <w:rPr>
+                <w:noProof/>
+                <w:webHidden/>
+              </w:rPr>
+              <w:fldChar w:fldCharType="separate"/>
+            </w:r>
+            <w:r>
+              <w:rPr>
+                <w:noProof/>
+                <w:webHidden/>
+              </w:rPr>
+              <w:t>7</w:t>
+            </w:r>
+            <w:r>
+              <w:rPr>
+                <w:noProof/>
+                <w:webHidden/>
+              </w:rPr>
+              <w:fldChar w:fldCharType="end"/>
+            </w:r>
+          </w:hyperlink>
+        </w:p>
+        <w:p>
+          <w:pPr>
+            <w:pStyle w:val="12"/>
+            <w:rPr>
+              <w:rFonts w:asciiTheme="minorHAnsi" w:hAnsiTheme="minorHAnsi" w:cstheme="minorBidi"/>
+              <w:b w:val="0"/>
+              <w:noProof/>
+              <w:kern w:val="2"/>
+              <w:sz w:val="24"/>
+              <w:szCs w:val="24"/>
+              <w:lang w:eastAsia="ja-JP"/>
+              <w14:ligatures w14:val="standardContextual"/>
+            </w:rPr>
+          </w:pPr>
+          <w:hyperlink w:anchor="_Toc238908122" w:history="1">
+            <w:r>
+              <w:rPr>
+                <w:rStyle w:val="af8"/>
+                <w:noProof/>
+              </w:rPr>
+              <w:t>13 Determinism and version control</w:t>
+            </w:r>
+            <w:r>
+              <w:rPr>
+                <w:noProof/>
+                <w:webHidden/>
+              </w:rPr>
+              <w:tab/>
+            </w:r>
+            <w:r>
+              <w:rPr>
+                <w:noProof/>
+                <w:webHidden/>
+              </w:rPr>
+              <w:fldChar w:fldCharType="begin"/>
+            </w:r>
+            <w:r>
+              <w:rPr>
+                <w:noProof/>
+                <w:webHidden/>
+              </w:rPr>
+              <w:instrText xml:space="preserve"> PAGEREF _Toc238908122 \h </w:instrText>
+            </w:r>
+            <w:r>
+              <w:rPr>
+                <w:noProof/>
+                <w:webHidden/>
+              </w:rPr>
+            </w:r>
+            <w:r>
+              <w:rPr>
+                <w:noProof/>
+                <w:webHidden/>
+              </w:rPr>
+              <w:fldChar w:fldCharType="separate"/>
+            </w:r>
+            <w:r>
+              <w:rPr>
+                <w:noProof/>
+                <w:webHidden/>
+              </w:rPr>
+              <w:t>7</w:t>
+            </w:r>
+            <w:r>
+              <w:rPr>
+                <w:noProof/>
+                <w:webHidden/>
+              </w:rPr>
+              <w:fldChar w:fldCharType="end"/>
+            </w:r>
+          </w:hyperlink>
+        </w:p>
+        <w:p>
+          <w:pPr>
+            <w:pStyle w:val="12"/>
+            <w:rPr>
+              <w:rFonts w:asciiTheme="minorHAnsi" w:hAnsiTheme="minorHAnsi" w:cstheme="minorBidi"/>
+              <w:b w:val="0"/>
+              <w:noProof/>
+              <w:kern w:val="2"/>
+              <w:sz w:val="24"/>
+              <w:szCs w:val="24"/>
+              <w:lang w:eastAsia="ja-JP"/>
+              <w14:ligatures w14:val="standardContextual"/>
+            </w:rPr>
+          </w:pPr>
+          <w:hyperlink w:anchor="_Toc238908123" w:history="1">
+            <w:r>
+              <w:rPr>
+                <w:rStyle w:val="af8"/>
+                <w:noProof/>
+              </w:rPr>
+              <w:t>14 Testing and conformance</w:t>
+            </w:r>
+            <w:r>
+              <w:rPr>
+                <w:noProof/>
+                <w:webHidden/>
+              </w:rPr>
+              <w:tab/>
+            </w:r>
+            <w:r>
+              <w:rPr>
+                <w:noProof/>
+                <w:webHidden/>
+              </w:rPr>
+              <w:fldChar w:fldCharType="begin"/>
+            </w:r>
+            <w:r>
+              <w:rPr>
+                <w:noProof/>
+                <w:webHidden/>
+              </w:rPr>
+              <w:instrText xml:space="preserve"> PAGEREF _Toc238908123 \h </w:instrText>
+            </w:r>
+            <w:r>
+              <w:rPr>
+                <w:noProof/>
+                <w:webHidden/>
+              </w:rPr>
+            </w:r>
+            <w:r>
+              <w:rPr>
+                <w:noProof/>
+                <w:webHidden/>
+              </w:rPr>
+              <w:fldChar w:fldCharType="separate"/>
+            </w:r>
+            <w:r>
+              <w:rPr>
+                <w:noProof/>
+                <w:webHidden/>
+              </w:rPr>
+              <w:t>7</w:t>
+            </w:r>
+            <w:r>
+              <w:rPr>
+                <w:noProof/>
+                <w:webHidden/>
+              </w:rPr>
+              <w:fldChar w:fldCharType="end"/>
+            </w:r>
+          </w:hyperlink>
+        </w:p>
+        <w:p>
+          <w:pPr>
+            <w:pStyle w:val="12"/>
+            <w:rPr>
+              <w:rFonts w:asciiTheme="minorHAnsi" w:hAnsiTheme="minorHAnsi" w:cstheme="minorBidi"/>
+              <w:b w:val="0"/>
+              <w:noProof/>
+              <w:kern w:val="2"/>
+              <w:sz w:val="24"/>
+              <w:szCs w:val="24"/>
+              <w:lang w:eastAsia="ja-JP"/>
+              <w14:ligatures w14:val="standardContextual"/>
+            </w:rPr>
+          </w:pPr>
+          <w:hyperlink w:anchor="_Toc238908124" w:history="1">
+            <w:r>
+              <w:rPr>
+                <w:rStyle w:val="af8"/>
+                <w:noProof/>
+              </w:rPr>
+              <w:t>15 Implementation-element specification</w:t>
+            </w:r>
+            <w:r>
+              <w:rPr>
+                <w:noProof/>
+                <w:webHidden/>
+              </w:rPr>
+              <w:tab/>
+            </w:r>
+            <w:r>
+              <w:rPr>
+                <w:noProof/>
+                <w:webHidden/>
+              </w:rPr>
+              <w:fldChar w:fldCharType="begin"/>
+            </w:r>
+            <w:r>
+              <w:rPr>
+                <w:noProof/>
+                <w:webHidden/>
+              </w:rPr>
+              <w:instrText xml:space="preserve"> PAGEREF _Toc238908124 \h </w:instrText>
+            </w:r>
+            <w:r>
+              <w:rPr>
+                <w:noProof/>
+                <w:webHidden/>
+              </w:rPr>
+            </w:r>
+            <w:r>
+              <w:rPr>
+                <w:noProof/>
+                <w:webHidden/>
+              </w:rPr>
+              <w:fldChar w:fldCharType="separate"/>
+            </w:r>
+            <w:r>
+              <w:rPr>
+                <w:noProof/>
+                <w:webHidden/>
+              </w:rPr>
+              <w:t>8</w:t>
+            </w:r>
+            <w:r>
+              <w:rPr>
+                <w:noProof/>
+                <w:webHidden/>
+              </w:rPr>
+              <w:fldChar w:fldCharType="end"/>
+            </w:r>
+          </w:hyperlink>
+        </w:p>
+        <w:p>
+          <w:pPr>
+            <w:pStyle w:val="26"/>
+            <w:ind w:left="1123"/>
+            <w:rPr>
+              <w:rFonts w:asciiTheme="minorHAnsi" w:hAnsiTheme="minorHAnsi" w:cstheme="minorBidi"/>
+              <w:b w:val="0"/>
+              <w:noProof/>
+              <w:kern w:val="2"/>
+              <w:sz w:val="24"/>
+              <w:szCs w:val="24"/>
+              <w:lang w:eastAsia="ja-JP"/>
+              <w14:ligatures w14:val="standardContextual"/>
+            </w:rPr>
+          </w:pPr>
+          <w:hyperlink w:anchor="_Toc238908125" w:history="1">
+            <w:r>
+              <w:rPr>
+                <w:rStyle w:val="af8"/>
+                <w:noProof/>
+              </w:rPr>
+              <w:t>15.1 Module-level constants and state</w:t>
+            </w:r>
+            <w:r>
+              <w:rPr>
+                <w:noProof/>
+                <w:webHidden/>
+              </w:rPr>
+              <w:tab/>
+            </w:r>
+            <w:r>
+              <w:rPr>
+                <w:noProof/>
+                <w:webHidden/>
+              </w:rPr>
+              <w:fldChar w:fldCharType="begin"/>
+            </w:r>
+            <w:r>
+              <w:rPr>
+                <w:noProof/>
+                <w:webHidden/>
+              </w:rPr>
+              <w:instrText xml:space="preserve"> PAGEREF _Toc238908125 \h </w:instrText>
+            </w:r>
+            <w:r>
+              <w:rPr>
+                <w:noProof/>
+                <w:webHidden/>
+              </w:rPr>
+            </w:r>
+            <w:r>
+              <w:rPr>
+                <w:noProof/>
+                <w:webHidden/>
+              </w:rPr>
+              <w:fldChar w:fldCharType="separate"/>
+            </w:r>
+            <w:r>
+              <w:rPr>
+                <w:noProof/>
+                <w:webHidden/>
+              </w:rPr>
+              <w:t>8</w:t>
+            </w:r>
+            <w:r>
+              <w:rPr>
+                <w:noProof/>
+                <w:webHidden/>
+              </w:rPr>
+              <w:fldChar w:fldCharType="end"/>
+            </w:r>
+          </w:hyperlink>
+        </w:p>
+        <w:p>
+          <w:pPr>
+            <w:pStyle w:val="26"/>
+            <w:ind w:left="1123"/>
+            <w:rPr>
+              <w:rFonts w:asciiTheme="minorHAnsi" w:hAnsiTheme="minorHAnsi" w:cstheme="minorBidi"/>
+              <w:b w:val="0"/>
+              <w:noProof/>
+              <w:kern w:val="2"/>
+              <w:sz w:val="24"/>
+              <w:szCs w:val="24"/>
+              <w:lang w:eastAsia="ja-JP"/>
+              <w14:ligatures w14:val="standardContextual"/>
+            </w:rPr>
+          </w:pPr>
+          <w:hyperlink w:anchor="_Toc238908126" w:history="1">
+            <w:r>
+              <w:rPr>
+                <w:rStyle w:val="af8"/>
+                <w:noProof/>
+              </w:rPr>
+              <w:t>15.2 Data classes and ownership</w:t>
+            </w:r>
+            <w:r>
+              <w:rPr>
+                <w:noProof/>
+                <w:webHidden/>
+              </w:rPr>
+              <w:tab/>
+            </w:r>
+            <w:r>
+              <w:rPr>
+                <w:noProof/>
+                <w:webHidden/>
+              </w:rPr>
+              <w:fldChar w:fldCharType="begin"/>
+            </w:r>
+            <w:r>
+              <w:rPr>
+                <w:noProof/>
+                <w:webHidden/>
+              </w:rPr>
+              <w:instrText xml:space="preserve"> PAGEREF _Toc238908126 \h </w:instrText>
+            </w:r>
+            <w:r>
+              <w:rPr>
+                <w:noProof/>
+                <w:webHidden/>
+              </w:rPr>
+            </w:r>
+            <w:r>
+              <w:rPr>
+                <w:noProof/>
+                <w:webHidden/>
+              </w:rPr>
+              <w:fldChar w:fldCharType="separate"/>
+            </w:r>
+            <w:r>
+              <w:rPr>
+                <w:noProof/>
+                <w:webHidden/>
+              </w:rPr>
+              <w:t>8</w:t>
+            </w:r>
+            <w:r>
+              <w:rPr>
+                <w:noProof/>
+                <w:webHidden/>
+              </w:rPr>
+              <w:fldChar w:fldCharType="end"/>
+            </w:r>
+          </w:hyperlink>
+        </w:p>
+        <w:p>
+          <w:pPr>
+            <w:pStyle w:val="26"/>
+            <w:ind w:left="1123"/>
+            <w:rPr>
+              <w:rFonts w:asciiTheme="minorHAnsi" w:hAnsiTheme="minorHAnsi" w:cstheme="minorBidi"/>
+              <w:b w:val="0"/>
+              <w:noProof/>
+              <w:kern w:val="2"/>
+              <w:sz w:val="24"/>
+              <w:szCs w:val="24"/>
+              <w:lang w:eastAsia="ja-JP"/>
+              <w14:ligatures w14:val="standardContextual"/>
+            </w:rPr>
+          </w:pPr>
+          <w:hyperlink w:anchor="_Toc238908127" w:history="1">
+            <w:r>
+              <w:rPr>
+                <w:rStyle w:val="af8"/>
+                <w:noProof/>
+              </w:rPr>
+              <w:t>15.3 Public function contracts</w:t>
+            </w:r>
+            <w:r>
+              <w:rPr>
+                <w:noProof/>
+                <w:webHidden/>
+              </w:rPr>
+              <w:tab/>
+            </w:r>
+            <w:r>
+              <w:rPr>
+                <w:noProof/>
+                <w:webHidden/>
+              </w:rPr>
+              <w:fldChar w:fldCharType="begin"/>
+            </w:r>
+            <w:r>
+              <w:rPr>
+                <w:noProof/>
+                <w:webHidden/>
+              </w:rPr>
+              <w:instrText xml:space="preserve"> PAGEREF _Toc238908127 \h </w:instrText>
+            </w:r>
+            <w:r>
+              <w:rPr>
+                <w:noProof/>
+                <w:webHidden/>
+              </w:rPr>
+            </w:r>
+            <w:r>
+              <w:rPr>
+                <w:noProof/>
+                <w:webHidden/>
+              </w:rPr>
+              <w:fldChar w:fldCharType="separate"/>
+            </w:r>
+            <w:r>
+              <w:rPr>
+                <w:noProof/>
+                <w:webHidden/>
+              </w:rPr>
+              <w:t>9</w:t>
+            </w:r>
+            <w:r>
+              <w:rPr>
+                <w:noProof/>
+                <w:webHidden/>
+              </w:rPr>
+              <w:fldChar w:fldCharType="end"/>
+            </w:r>
+          </w:hyperlink>
+        </w:p>
+        <w:p>
+          <w:pPr>
+            <w:pStyle w:val="26"/>
+            <w:ind w:left="1123"/>
+            <w:rPr>
+              <w:rFonts w:asciiTheme="minorHAnsi" w:hAnsiTheme="minorHAnsi" w:cstheme="minorBidi"/>
+              <w:b w:val="0"/>
+              <w:noProof/>
+              <w:kern w:val="2"/>
+              <w:sz w:val="24"/>
+              <w:szCs w:val="24"/>
+              <w:lang w:eastAsia="ja-JP"/>
+              <w14:ligatures w14:val="standardContextual"/>
+            </w:rPr>
+          </w:pPr>
+          <w:hyperlink w:anchor="_Toc238908128" w:history="1">
+            <w:r>
+              <w:rPr>
+                <w:rStyle w:val="af8"/>
+                <w:noProof/>
+              </w:rPr>
+              <w:t>15.4 Lifecycle and concurrency</w:t>
+            </w:r>
+            <w:r>
+              <w:rPr>
+                <w:noProof/>
+                <w:webHidden/>
+              </w:rPr>
+              <w:tab/>
+            </w:r>
+            <w:r>
+              <w:rPr>
+                <w:noProof/>
+                <w:webHidden/>
+              </w:rPr>
+              <w:fldChar w:fldCharType="begin"/>
+            </w:r>
+            <w:r>
+              <w:rPr>
+                <w:noProof/>
+                <w:webHidden/>
+              </w:rPr>
+              <w:instrText xml:space="preserve"> PAGEREF _Toc238908128 \h </w:instrText>
+            </w:r>
+            <w:r>
+              <w:rPr>
+                <w:noProof/>
+                <w:webHidden/>
+              </w:rPr>
+            </w:r>
+            <w:r>
+              <w:rPr>
+                <w:noProof/>
+                <w:webHidden/>
+              </w:rPr>
+              <w:fldChar w:fldCharType="separate"/>
+            </w:r>
+            <w:r>
+              <w:rPr>
+                <w:noProof/>
+                <w:webHidden/>
+              </w:rPr>
+              <w:t>9</w:t>
+            </w:r>
+            <w:r>
+              <w:rPr>
+                <w:noProof/>
+                <w:webHidden/>
+              </w:rPr>
+              <w:fldChar w:fldCharType="end"/>
+            </w:r>
+          </w:hyperlink>
+        </w:p>
+        <w:p>
+          <w:pPr>
+            <w:pStyle w:val="12"/>
+            <w:rPr>
+              <w:rFonts w:asciiTheme="minorHAnsi" w:hAnsiTheme="minorHAnsi" w:cstheme="minorBidi"/>
+              <w:b w:val="0"/>
+              <w:noProof/>
+              <w:kern w:val="2"/>
+              <w:sz w:val="24"/>
+              <w:szCs w:val="24"/>
+              <w:lang w:eastAsia="ja-JP"/>
+              <w14:ligatures w14:val="standardContextual"/>
+            </w:rPr>
+          </w:pPr>
+          <w:hyperlink w:anchor="_Toc238908129" w:history="1">
+            <w:r>
+              <w:rPr>
+                <w:rStyle w:val="af8"/>
+                <w:noProof/>
+              </w:rPr>
+              <w:t>16 Converter-to-library and table usage</w:t>
+            </w:r>
+            <w:r>
+              <w:rPr>
+                <w:noProof/>
+                <w:webHidden/>
+              </w:rPr>
+              <w:tab/>
+            </w:r>
+            <w:r>
+              <w:rPr>
+                <w:noProof/>
+                <w:webHidden/>
+              </w:rPr>
+              <w:fldChar w:fldCharType="begin"/>
+            </w:r>
+            <w:r>
+              <w:rPr>
+                <w:noProof/>
+                <w:webHidden/>
+              </w:rPr>
+              <w:instrText xml:space="preserve"> PAGEREF _Toc238908129 \h </w:instrText>
+            </w:r>
+            <w:r>
+              <w:rPr>
+                <w:noProof/>
+                <w:webHidden/>
+              </w:rPr>
+            </w:r>
+            <w:r>
+              <w:rPr>
+                <w:noProof/>
+                <w:webHidden/>
+              </w:rPr>
+              <w:fldChar w:fldCharType="separate"/>
+            </w:r>
+            <w:r>
+              <w:rPr>
+                <w:noProof/>
+                <w:webHidden/>
+              </w:rPr>
+              <w:t>10</w:t>
+            </w:r>
+            <w:r>
+              <w:rPr>
+                <w:noProof/>
+                <w:webHidden/>
+              </w:rPr>
+              <w:fldChar w:fldCharType="end"/>
+            </w:r>
+          </w:hyperlink>
+        </w:p>
+        <w:p>
+          <w:pPr>
+            <w:pStyle w:val="26"/>
+            <w:ind w:left="1123"/>
+            <w:rPr>
+              <w:rFonts w:asciiTheme="minorHAnsi" w:hAnsiTheme="minorHAnsi" w:cstheme="minorBidi"/>
+              <w:b w:val="0"/>
+              <w:noProof/>
+              <w:kern w:val="2"/>
+              <w:sz w:val="24"/>
+              <w:szCs w:val="24"/>
+              <w:lang w:eastAsia="ja-JP"/>
+              <w14:ligatures w14:val="standardContextual"/>
+            </w:rPr>
+          </w:pPr>
+          <w:hyperlink w:anchor="_Toc238908130" w:history="1">
+            <w:r>
+              <w:rPr>
+                <w:rStyle w:val="af8"/>
+                <w:noProof/>
+              </w:rPr>
+              <w:t>16.1 Current implementation assessment</w:t>
+            </w:r>
+            <w:r>
+              <w:rPr>
+                <w:noProof/>
+                <w:webHidden/>
+              </w:rPr>
+              <w:tab/>
+            </w:r>
+            <w:r>
+              <w:rPr>
+                <w:noProof/>
+                <w:webHidden/>
+              </w:rPr>
+              <w:fldChar w:fldCharType="begin"/>
+            </w:r>
+            <w:r>
+              <w:rPr>
+                <w:noProof/>
+                <w:webHidden/>
+              </w:rPr>
+              <w:instrText xml:space="preserve"> PAGEREF _Toc238908130 \h </w:instrText>
+            </w:r>
+            <w:r>
+              <w:rPr>
+                <w:noProof/>
+                <w:webHidden/>
+              </w:rPr>
+            </w:r>
+            <w:r>
+              <w:rPr>
+                <w:noProof/>
+                <w:webHidden/>
+              </w:rPr>
+              <w:fldChar w:fldCharType="separate"/>
+            </w:r>
+            <w:r>
+              <w:rPr>
+                <w:noProof/>
+                <w:webHidden/>
+              </w:rPr>
+              <w:t>10</w:t>
+            </w:r>
+            <w:r>
+              <w:rPr>
+                <w:noProof/>
+                <w:webHidden/>
+              </w:rPr>
+              <w:fldChar w:fldCharType="end"/>
+            </w:r>
+          </w:hyperlink>
+        </w:p>
+        <w:p>
+          <w:pPr>
+            <w:pStyle w:val="12"/>
+            <w:tabs>
+              <w:tab w:val="left" w:pos="1540"/>
+            </w:tabs>
+            <w:rPr>
+              <w:rFonts w:asciiTheme="minorHAnsi" w:hAnsiTheme="minorHAnsi" w:cstheme="minorBidi"/>
+              <w:b w:val="0"/>
+              <w:noProof/>
+              <w:kern w:val="2"/>
+              <w:sz w:val="24"/>
+              <w:szCs w:val="24"/>
+              <w:lang w:eastAsia="ja-JP"/>
+              <w14:ligatures w14:val="standardContextual"/>
+            </w:rPr>
+          </w:pPr>
+          <w:hyperlink w:anchor="_Toc238908131" w:history="1">
+            <w:r>
+              <w:rPr>
+                <w:rStyle w:val="af8"/>
+                <w:noProof/>
+              </w:rPr>
+              <w:t>Appendix A</w:t>
+            </w:r>
+            <w:r>
+              <w:rPr>
+                <w:rFonts w:asciiTheme="minorHAnsi" w:hAnsiTheme="minorHAnsi" w:cstheme="minorBidi"/>
+                <w:b w:val="0"/>
+                <w:noProof/>
+                <w:kern w:val="2"/>
+                <w:sz w:val="24"/>
+                <w:szCs w:val="24"/>
+                <w:lang w:eastAsia="ja-JP"/>
+                <w14:ligatures w14:val="standardContextual"/>
+              </w:rPr>
+              <w:tab/>
+            </w:r>
+            <w:r>
+              <w:rPr>
+                <w:rStyle w:val="af8"/>
+                <w:noProof/>
+              </w:rPr>
+              <w:t>(informative) Current Formal GIT implementation layout</w:t>
+            </w:r>
+            <w:r>
+              <w:rPr>
+                <w:noProof/>
+                <w:webHidden/>
+              </w:rPr>
+              <w:tab/>
+            </w:r>
+            <w:r>
+              <w:rPr>
+                <w:noProof/>
+                <w:webHidden/>
+              </w:rPr>
+              <w:fldChar w:fldCharType="begin"/>
+            </w:r>
+            <w:r>
+              <w:rPr>
+                <w:noProof/>
+                <w:webHidden/>
+              </w:rPr>
+              <w:instrText xml:space="preserve"> PAGEREF _Toc238908131 \h </w:instrText>
+            </w:r>
+            <w:r>
+              <w:rPr>
+                <w:noProof/>
+                <w:webHidden/>
+              </w:rPr>
+            </w:r>
+            <w:r>
+              <w:rPr>
+                <w:noProof/>
+                <w:webHidden/>
+              </w:rPr>
+              <w:fldChar w:fldCharType="separate"/>
+            </w:r>
+            <w:r>
+              <w:rPr>
+                <w:noProof/>
+                <w:webHidden/>
+              </w:rPr>
+              <w:t>11</w:t>
+            </w:r>
+            <w:r>
+              <w:rPr>
+                <w:noProof/>
+                <w:webHidden/>
+              </w:rPr>
+              <w:fldChar w:fldCharType="end"/>
+            </w:r>
+          </w:hyperlink>
+        </w:p>
+        <w:p>
+          <w:pPr>
+            <w:pStyle w:val="12"/>
+            <w:tabs>
+              <w:tab w:val="left" w:pos="1540"/>
+            </w:tabs>
+            <w:rPr>
+              <w:rFonts w:asciiTheme="minorHAnsi" w:hAnsiTheme="minorHAnsi" w:cstheme="minorBidi"/>
+              <w:b w:val="0"/>
+              <w:noProof/>
+              <w:kern w:val="2"/>
+              <w:sz w:val="24"/>
+              <w:szCs w:val="24"/>
+              <w:lang w:eastAsia="ja-JP"/>
+              <w14:ligatures w14:val="standardContextual"/>
+            </w:rPr>
+          </w:pPr>
+          <w:hyperlink w:anchor="_Toc238908132" w:history="1">
+            <w:r>
+              <w:rPr>
+                <w:rStyle w:val="af8"/>
+                <w:noProof/>
+              </w:rPr>
+              <w:t>Appendix B</w:t>
+            </w:r>
+            <w:r>
+              <w:rPr>
+                <w:rFonts w:asciiTheme="minorHAnsi" w:hAnsiTheme="minorHAnsi" w:cstheme="minorBidi"/>
+                <w:b w:val="0"/>
+                <w:noProof/>
+                <w:kern w:val="2"/>
+                <w:sz w:val="24"/>
+                <w:szCs w:val="24"/>
+                <w:lang w:eastAsia="ja-JP"/>
+                <w14:ligatures w14:val="standardContextual"/>
+              </w:rPr>
+              <w:tab/>
+            </w:r>
+            <w:r>
+              <w:rPr>
+                <w:rStyle w:val="af8"/>
+                <w:noProof/>
+              </w:rPr>
+              <w:t>(informative) Migration from retained implementations</w:t>
+            </w:r>
+            <w:r>
+              <w:rPr>
+                <w:noProof/>
+                <w:webHidden/>
+              </w:rPr>
+              <w:tab/>
+            </w:r>
+            <w:r>
+              <w:rPr>
+                <w:noProof/>
+                <w:webHidden/>
+              </w:rPr>
+              <w:fldChar w:fldCharType="begin"/>
+            </w:r>
+            <w:r>
+              <w:rPr>
+                <w:noProof/>
+                <w:webHidden/>
+              </w:rPr>
+              <w:instrText xml:space="preserve"> PAGEREF _Toc238908132 \h </w:instrText>
+            </w:r>
+            <w:r>
+              <w:rPr>
+                <w:noProof/>
+                <w:webHidden/>
+              </w:rPr>
+            </w:r>
+            <w:r>
+              <w:rPr>
+                <w:noProof/>
+                <w:webHidden/>
+              </w:rPr>
+              <w:fldChar w:fldCharType="separate"/>
+            </w:r>
+            <w:r>
+              <w:rPr>
+                <w:noProof/>
+                <w:webHidden/>
+              </w:rPr>
+              <w:t>12</w:t>
+            </w:r>
+            <w:r>
+              <w:rPr>
+                <w:noProof/>
+                <w:webHidden/>
+              </w:rPr>
+              <w:fldChar w:fldCharType="end"/>
+            </w:r>
+          </w:hyperlink>
+        </w:p>
+        <w:p>
+          <w:pPr>
+            <w:pStyle w:val="12"/>
+            <w:tabs>
+              <w:tab w:val="left" w:pos="1540"/>
+            </w:tabs>
+            <w:rPr>
+              <w:rFonts w:asciiTheme="minorHAnsi" w:hAnsiTheme="minorHAnsi" w:cstheme="minorBidi"/>
+              <w:b w:val="0"/>
+              <w:noProof/>
+              <w:kern w:val="2"/>
+              <w:sz w:val="24"/>
+              <w:szCs w:val="24"/>
+              <w:lang w:eastAsia="ja-JP"/>
+              <w14:ligatures w14:val="standardContextual"/>
+            </w:rPr>
+          </w:pPr>
+          <w:hyperlink w:anchor="_Toc238908133" w:history="1">
+            <w:r>
+              <w:rPr>
+                <w:rStyle w:val="af8"/>
+                <w:noProof/>
+              </w:rPr>
+              <w:t>Appendix C</w:t>
+            </w:r>
+            <w:r>
+              <w:rPr>
+                <w:rFonts w:asciiTheme="minorHAnsi" w:hAnsiTheme="minorHAnsi" w:cstheme="minorBidi"/>
+                <w:b w:val="0"/>
+                <w:noProof/>
+                <w:kern w:val="2"/>
+                <w:sz w:val="24"/>
+                <w:szCs w:val="24"/>
+                <w:lang w:eastAsia="ja-JP"/>
+                <w14:ligatures w14:val="standardContextual"/>
+              </w:rPr>
+              <w:tab/>
+            </w:r>
+            <w:r>
+              <w:rPr>
+                <w:rStyle w:val="af8"/>
+                <w:noProof/>
+              </w:rPr>
+              <w:t>References</w:t>
+            </w:r>
+            <w:r>
+              <w:rPr>
+                <w:noProof/>
+                <w:webHidden/>
+              </w:rPr>
+              <w:tab/>
+            </w:r>
+            <w:r>
+              <w:rPr>
+                <w:noProof/>
+                <w:webHidden/>
+              </w:rPr>
+              <w:fldChar w:fldCharType="begin"/>
+            </w:r>
+            <w:r>
+              <w:rPr>
+                <w:noProof/>
+                <w:webHidden/>
+              </w:rPr>
+              <w:instrText xml:space="preserve"> PAGEREF _Toc238908133 \h </w:instrText>
+            </w:r>
+            <w:r>
+              <w:rPr>
+                <w:noProof/>
+                <w:webHidden/>
+              </w:rPr>
+            </w:r>
+            <w:r>
+              <w:rPr>
+                <w:noProof/>
+                <w:webHidden/>
+              </w:rPr>
+              <w:fldChar w:fldCharType="separate"/>
+            </w:r>
+            <w:r>
+              <w:rPr>
+                <w:noProof/>
+                <w:webHidden/>
+              </w:rPr>
+              <w:t>13</w:t>
+            </w:r>
+            <w:r>
+              <w:rPr>
+                <w:noProof/>
+                <w:webHidden/>
+              </w:rPr>
+              <w:fldChar w:fldCharType="end"/>
+            </w:r>
+          </w:hyperlink>
+        </w:p>
+        <w:p>
+          <w:pPr>
+            <w:pStyle w:val="12"/>
+            <w:rPr>
+              <w:rFonts w:asciiTheme="minorHAnsi" w:hAnsiTheme="minorHAnsi" w:cstheme="minorBidi"/>
+              <w:b w:val="0"/>
+              <w:noProof/>
+              <w:kern w:val="2"/>
+              <w:sz w:val="24"/>
+              <w:szCs w:val="24"/>
+              <w:lang w:eastAsia="ja-JP"/>
+              <w14:ligatures w14:val="standardContextual"/>
+            </w:rPr>
+          </w:pPr>
+          <w:hyperlink w:anchor="_Toc238908134" w:history="1">
+            <w:r>
+              <w:rPr>
+                <w:rStyle w:val="af8"/>
+                <w:noProof/>
+              </w:rPr>
+              <w:t>Common services proven by the three-method baseline (2026-08-22)</w:t>
+            </w:r>
+            <w:r>
+              <w:rPr>
+                <w:noProof/>
+                <w:webHidden/>
+              </w:rPr>
+              <w:tab/>
+            </w:r>
+            <w:r>
+              <w:rPr>
+                <w:noProof/>
+                <w:webHidden/>
+              </w:rPr>
+              <w:fldChar w:fldCharType="begin"/>
+            </w:r>
+            <w:r>
+              <w:rPr>
+                <w:noProof/>
+                <w:webHidden/>
+              </w:rPr>
+              <w:instrText xml:space="preserve"> PAGEREF _Toc238908134 \h </w:instrText>
+            </w:r>
+            <w:r>
+              <w:rPr>
+                <w:noProof/>
+                <w:webHidden/>
+              </w:rPr>
+            </w:r>
+            <w:r>
+              <w:rPr>
+                <w:noProof/>
+                <w:webHidden/>
+              </w:rPr>
+              <w:fldChar w:fldCharType="separate"/>
+            </w:r>
+            <w:r>
+              <w:rPr>
+                <w:noProof/>
+                <w:webHidden/>
+              </w:rPr>
+              <w:t>14</w:t>
+            </w:r>
+            <w:r>
+              <w:rPr>
+                <w:noProof/>
+                <w:webHidden/>
+              </w:rPr>
+              <w:fldChar w:fldCharType="end"/>
+            </w:r>
+          </w:hyperlink>
+        </w:p>
+        <w:p>
+          <w:r>
+            <w:rPr>
+              <w:b/>
+              <w:bCs/>
+            </w:rPr>
+            <w:fldChar w:fldCharType="end"/>
+          </w:r>
+        </w:p>
+      </w:sdtContent>
+    </w:sdt>
     <w:p>
       <w:pPr>
         <w:pStyle w:val="10"/>
-      </w:pPr>
-      <w:bookmarkStart w:id="3" w:name="_Toc237580745"/>
+        <w:pageBreakBefore/>
+      </w:pPr>
+      <w:bookmarkStart w:id="4" w:name="_Toc237580745"/>
+      <w:bookmarkStart w:id="5" w:name="_Toc238908096"/>
       <w:r>
         <w:t>1 Language Independence</w:t>
       </w:r>
-      <w:bookmarkEnd w:id="3"/>
+      <w:bookmarkEnd w:id="4"/>
+      <w:bookmarkEnd w:id="5"/>
     </w:p>
     <w:p>
       <w:r>
@@ -2800,36 +3341,42 @@
       <w:pPr>
         <w:pStyle w:val="10"/>
       </w:pPr>
-      <w:bookmarkStart w:id="4" w:name="_Toc237580746"/>
+      <w:bookmarkStart w:id="6" w:name="_Toc237580746"/>
+      <w:bookmarkStart w:id="7" w:name="_Toc238908097"/>
       <w:r>
         <w:t>2 Introduction</w:t>
       </w:r>
-      <w:bookmarkEnd w:id="4"/>
+      <w:bookmarkEnd w:id="6"/>
+      <w:bookmarkEnd w:id="7"/>
     </w:p>
     <w:p>
       <w:pPr>
         <w:pStyle w:val="20"/>
       </w:pPr>
-      <w:bookmarkStart w:id="5" w:name="_Toc237580747"/>
+      <w:bookmarkStart w:id="8" w:name="_Toc237580747"/>
+      <w:bookmarkStart w:id="9" w:name="_Toc238908098"/>
       <w:r>
         <w:t>2.1 Scope of this document</w:t>
       </w:r>
-      <w:bookmarkEnd w:id="5"/>
+      <w:bookmarkEnd w:id="8"/>
+      <w:bookmarkEnd w:id="9"/>
     </w:p>
     <w:p>
       <w:r>
-        <w:t>This document specifies the UADC common library that SHALL be used by `syntax_binding.py`, `semantic_table.py`, and `flat_csv.py`. The library defines common data structures and services. It does not select a transformation-table type or decide a conversion direction.</w:t>
+        <w:t>This document specifies common-service contracts for the current Formal GIT implementation. The current programs are flat under `src/`; there is no `src/common/` package and no separate `oim_metadata.py`. `src/syntax_binding.py`, `src/syntax_binding_ads_xbrl_gl.py`, `src/tuple_binding.py`, `src/semantic_binding.py`, `src/selector_multiplicity.py`, and `src/csv_excel_bridge.py` retain their present locations. The Flat CSV runtime described by the companion program specification is not yet in Formal GIT; its current WORK implementation is `WORK/UADC_PoC/models/xbrl-gl-next/accounting-entries/scripts/flat_csv.py`.</w:t>
       </w:r>
     </w:p>
     <w:p>
       <w:pPr>
         <w:pStyle w:val="20"/>
       </w:pPr>
-      <w:bookmarkStart w:id="6" w:name="_Toc237580748"/>
+      <w:bookmarkStart w:id="10" w:name="_Toc237580748"/>
+      <w:bookmarkStart w:id="11" w:name="_Toc238908099"/>
       <w:r>
         <w:t>2.2 Relationship to the three conversion programs</w:t>
       </w:r>
-      <w:bookmarkEnd w:id="6"/>
+      <w:bookmarkEnd w:id="10"/>
+      <w:bookmarkEnd w:id="11"/>
     </w:p>
     <w:p>
       <w:pPr>
@@ -2853,8 +3400,8 @@
         <w:tblLook w:val="04A0" w:firstRow="1" w:lastRow="0" w:firstColumn="1" w:lastColumn="0" w:noHBand="0" w:noVBand="1"/>
       </w:tblPr>
       <w:tblGrid>
-        <w:gridCol w:w="1604"/>
-        <w:gridCol w:w="8132"/>
+        <w:gridCol w:w="2732"/>
+        <w:gridCol w:w="7004"/>
       </w:tblGrid>
       <w:tr>
         <w:trPr>
@@ -2922,7 +3469,7 @@
               <w:rPr>
                 <w:lang w:val="en-GB"/>
               </w:rPr>
-              <w:t>syntax_binding.py</w:t>
+              <w:t>src/syntax_binding.py</w:t>
             </w:r>
           </w:p>
         </w:tc>
@@ -2967,7 +3514,7 @@
               <w:rPr>
                 <w:lang w:val="en-GB"/>
               </w:rPr>
-              <w:t>semantic_table.py</w:t>
+              <w:t>src/semantic_binding.py</w:t>
             </w:r>
           </w:p>
         </w:tc>
@@ -3012,7 +3559,7 @@
               <w:rPr>
                 <w:lang w:val="en-GB"/>
               </w:rPr>
-              <w:t>flat_csv.py</w:t>
+              <w:t>WORK/UADC_PoC/models/xbrl-gl-next/accounting-entries/scripts/flat_csv.py (WORK only; not Formal GIT)</w:t>
             </w:r>
           </w:p>
         </w:tc>
@@ -3032,7 +3579,7 @@
               <w:rPr>
                 <w:lang w:val="en-GB"/>
               </w:rPr>
-              <w:t>HMD, occurrence reconstruction, Structured CSV, datatype, transformation, validation, and diagnostics.</w:t>
+              <w:t>HMD, occurrence reconstruction, Structured CSV, datatype, transformation, validation, and diagnostics as specified by the reviewed WORK implementation.</w:t>
             </w:r>
           </w:p>
         </w:tc>
@@ -3042,26 +3589,30 @@
       <w:pPr>
         <w:pStyle w:val="20"/>
       </w:pPr>
-      <w:bookmarkStart w:id="7" w:name="_Toc237580749"/>
+      <w:bookmarkStart w:id="12" w:name="_Toc237580749"/>
+      <w:bookmarkStart w:id="13" w:name="_Toc238908100"/>
       <w:r>
         <w:t>2.3 Implementation principle</w:t>
       </w:r>
-      <w:bookmarkEnd w:id="7"/>
+      <w:bookmarkEnd w:id="12"/>
+      <w:bookmarkEnd w:id="13"/>
     </w:p>
     <w:p>
       <w:r>
-        <w:t>The common library SHALL own every operation whose required result is independent of the transformation-table type. A conversion program MAY supply adapter-specific callbacks or profile data, but it SHALL NOT reimplement a common rule.</w:t>
+        <w:t>This specification assigns common responsibilities independently of future package extraction. Existing Formal GIT programs SHALL remain authoritative at their current paths until a separately approved implementation change is made. Optional evaluation programs are under `tools/**`; tests are under `tests/**`; tutorial scripts currently exist under both `src/tutorial/**` and `tools/tutorial/**`. This documentation revision does not require imports, files, or directories to be moved.</w:t>
       </w:r>
     </w:p>
     <w:p>
       <w:pPr>
         <w:pStyle w:val="10"/>
       </w:pPr>
-      <w:bookmarkStart w:id="8" w:name="_Toc237580750"/>
+      <w:bookmarkStart w:id="14" w:name="_Toc237580750"/>
+      <w:bookmarkStart w:id="15" w:name="_Toc238908101"/>
       <w:r>
         <w:t>3 Terms and definitions</w:t>
       </w:r>
-      <w:bookmarkEnd w:id="8"/>
+      <w:bookmarkEnd w:id="14"/>
+      <w:bookmarkEnd w:id="15"/>
     </w:p>
     <w:p>
       <w:pPr>
@@ -3458,21 +4009,29 @@
       <w:pPr>
         <w:pStyle w:val="10"/>
       </w:pPr>
-      <w:bookmarkStart w:id="9" w:name="_Toc237580751"/>
+      <w:bookmarkStart w:id="16" w:name="_Toc237580751"/>
+      <w:bookmarkStart w:id="17" w:name="_Toc238908102"/>
       <w:r>
         <w:t>4 Common architecture</w:t>
       </w:r>
-      <w:bookmarkEnd w:id="9"/>
+      <w:bookmarkEnd w:id="16"/>
+      <w:bookmarkEnd w:id="17"/>
     </w:p>
     <w:p>
       <w:pPr>
         <w:spacing w:after="0"/>
         <w:ind w:left="397"/>
+        <w:rPr>
+          <w:rFonts w:ascii="Consolas" w:hAnsi="Consolas"/>
+          <w:sz w:val="24"/>
+          <w:szCs w:val="24"/>
+        </w:rPr>
       </w:pPr>
       <w:r>
         <w:rPr>
-          <w:rFonts w:ascii="Courier New" w:hAnsi="Courier New"/>
-          <w:sz w:val="18"/>
+          <w:rFonts w:ascii="Consolas" w:hAnsi="Consolas"/>
+          <w:sz w:val="20"/>
+          <w:szCs w:val="24"/>
         </w:rPr>
         <w:t>Physical input adapter</w:t>
       </w:r>
@@ -3481,11 +4040,17 @@
       <w:pPr>
         <w:spacing w:after="0"/>
         <w:ind w:left="397"/>
+        <w:rPr>
+          <w:rFonts w:ascii="Consolas" w:hAnsi="Consolas"/>
+          <w:sz w:val="24"/>
+          <w:szCs w:val="24"/>
+        </w:rPr>
       </w:pPr>
       <w:r>
         <w:rPr>
-          <w:rFonts w:ascii="Courier New" w:hAnsi="Courier New"/>
-          <w:sz w:val="18"/>
+          <w:rFonts w:ascii="Consolas" w:hAnsi="Consolas"/>
+          <w:sz w:val="20"/>
+          <w:szCs w:val="24"/>
         </w:rPr>
         <w:t xml:space="preserve">        ↓</w:t>
       </w:r>
@@ -3494,11 +4059,17 @@
       <w:pPr>
         <w:spacing w:after="0"/>
         <w:ind w:left="397"/>
+        <w:rPr>
+          <w:rFonts w:ascii="Consolas" w:hAnsi="Consolas"/>
+          <w:sz w:val="24"/>
+          <w:szCs w:val="24"/>
+        </w:rPr>
       </w:pPr>
       <w:r>
         <w:rPr>
-          <w:rFonts w:ascii="Courier New" w:hAnsi="Courier New"/>
-          <w:sz w:val="18"/>
+          <w:rFonts w:ascii="Consolas" w:hAnsi="Consolas"/>
+          <w:sz w:val="20"/>
+          <w:szCs w:val="24"/>
         </w:rPr>
         <w:t xml:space="preserve">    Occurrence model</w:t>
       </w:r>
@@ -3507,11 +4078,17 @@
       <w:pPr>
         <w:spacing w:after="0"/>
         <w:ind w:left="397"/>
+        <w:rPr>
+          <w:rFonts w:ascii="Consolas" w:hAnsi="Consolas"/>
+          <w:sz w:val="24"/>
+          <w:szCs w:val="24"/>
+        </w:rPr>
       </w:pPr>
       <w:r>
         <w:rPr>
-          <w:rFonts w:ascii="Courier New" w:hAnsi="Courier New"/>
-          <w:sz w:val="18"/>
+          <w:rFonts w:ascii="Consolas" w:hAnsi="Consolas"/>
+          <w:sz w:val="20"/>
+          <w:szCs w:val="24"/>
         </w:rPr>
         <w:t xml:space="preserve">        ↕</w:t>
       </w:r>
@@ -3520,11 +4097,17 @@
       <w:pPr>
         <w:spacing w:after="0"/>
         <w:ind w:left="397"/>
+        <w:rPr>
+          <w:rFonts w:ascii="Consolas" w:hAnsi="Consolas"/>
+          <w:sz w:val="24"/>
+          <w:szCs w:val="24"/>
+        </w:rPr>
       </w:pPr>
       <w:r>
         <w:rPr>
-          <w:rFonts w:ascii="Courier New" w:hAnsi="Courier New"/>
-          <w:sz w:val="18"/>
+          <w:rFonts w:ascii="Consolas" w:hAnsi="Consolas"/>
+          <w:sz w:val="20"/>
+          <w:szCs w:val="24"/>
         </w:rPr>
         <w:t>Structured CSV service</w:t>
       </w:r>
@@ -3533,11 +4116,17 @@
       <w:pPr>
         <w:spacing w:after="0"/>
         <w:ind w:left="397"/>
+        <w:rPr>
+          <w:rFonts w:ascii="Consolas" w:hAnsi="Consolas"/>
+          <w:sz w:val="24"/>
+          <w:szCs w:val="24"/>
+        </w:rPr>
       </w:pPr>
       <w:r>
         <w:rPr>
-          <w:rFonts w:ascii="Courier New" w:hAnsi="Courier New"/>
-          <w:sz w:val="18"/>
+          <w:rFonts w:ascii="Consolas" w:hAnsi="Consolas"/>
+          <w:sz w:val="20"/>
+          <w:szCs w:val="24"/>
         </w:rPr>
         <w:t xml:space="preserve">        ↕</w:t>
       </w:r>
@@ -3546,11 +4135,17 @@
       <w:pPr>
         <w:spacing w:after="0"/>
         <w:ind w:left="397"/>
+        <w:rPr>
+          <w:rFonts w:ascii="Consolas" w:hAnsi="Consolas"/>
+          <w:sz w:val="24"/>
+          <w:szCs w:val="24"/>
+        </w:rPr>
       </w:pPr>
       <w:r>
         <w:rPr>
-          <w:rFonts w:ascii="Courier New" w:hAnsi="Courier New"/>
-          <w:sz w:val="18"/>
+          <w:rFonts w:ascii="Consolas" w:hAnsi="Consolas"/>
+          <w:sz w:val="20"/>
+          <w:szCs w:val="24"/>
         </w:rPr>
         <w:t>Transformation / datatype / validation / diagnostics</w:t>
       </w:r>
@@ -3559,11 +4154,17 @@
       <w:pPr>
         <w:spacing w:after="0"/>
         <w:ind w:left="397"/>
+        <w:rPr>
+          <w:rFonts w:ascii="Consolas" w:hAnsi="Consolas"/>
+          <w:sz w:val="24"/>
+          <w:szCs w:val="24"/>
+        </w:rPr>
       </w:pPr>
       <w:r>
         <w:rPr>
-          <w:rFonts w:ascii="Courier New" w:hAnsi="Courier New"/>
-          <w:sz w:val="18"/>
+          <w:rFonts w:ascii="Consolas" w:hAnsi="Consolas"/>
+          <w:sz w:val="20"/>
+          <w:szCs w:val="24"/>
         </w:rPr>
         <w:t xml:space="preserve">        ↑</w:t>
       </w:r>
@@ -3572,11 +4173,17 @@
       <w:pPr>
         <w:spacing w:after="0"/>
         <w:ind w:left="397"/>
+        <w:rPr>
+          <w:rFonts w:ascii="Consolas" w:hAnsi="Consolas"/>
+          <w:sz w:val="24"/>
+          <w:szCs w:val="24"/>
+        </w:rPr>
       </w:pPr>
       <w:r>
         <w:rPr>
-          <w:rFonts w:ascii="Courier New" w:hAnsi="Courier New"/>
-          <w:sz w:val="18"/>
+          <w:rFonts w:ascii="Consolas" w:hAnsi="Consolas"/>
+          <w:sz w:val="20"/>
+          <w:szCs w:val="24"/>
         </w:rPr>
         <w:t>Physical output adapter or semantic mapper</w:t>
       </w:r>
@@ -3586,28 +4193,38 @@
         <w:spacing w:before="120"/>
       </w:pPr>
       <w:r>
-        <w:t>The occurrence model is the only shared runtime representation between adapters and mappers. XML nodes, JSON objects, flat-file row numbers, and Structured CSV physical rows SHALL NOT be used as cross-program semantic identities.</w:t>
+        <w:rPr>
+          <w:rFonts w:ascii="Consolas" w:hAnsi="Consolas"/>
+        </w:rPr>
+        <w:t>The occurrence model is the only shared runtime representation</w:t>
+      </w:r>
+      <w:r>
+        <w:t xml:space="preserve"> between adapters and mappers. XML nodes, JSON objects, flat-file row numbers, and Structured CSV physical rows SHALL NOT be used as cross-program semantic identities.</w:t>
       </w:r>
     </w:p>
     <w:p>
       <w:pPr>
         <w:pStyle w:val="10"/>
       </w:pPr>
-      <w:bookmarkStart w:id="10" w:name="_Toc237580752"/>
+      <w:bookmarkStart w:id="18" w:name="_Toc237580752"/>
+      <w:bookmarkStart w:id="19" w:name="_Toc238908103"/>
       <w:r>
         <w:t>5 HMD service</w:t>
       </w:r>
-      <w:bookmarkEnd w:id="10"/>
+      <w:bookmarkEnd w:id="18"/>
+      <w:bookmarkEnd w:id="19"/>
     </w:p>
     <w:p>
       <w:pPr>
         <w:pStyle w:val="20"/>
       </w:pPr>
-      <w:bookmarkStart w:id="11" w:name="_Toc237580753"/>
+      <w:bookmarkStart w:id="20" w:name="_Toc237580753"/>
+      <w:bookmarkStart w:id="21" w:name="_Toc238908104"/>
       <w:r>
         <w:t>5.1 Responsibilities</w:t>
       </w:r>
-      <w:bookmarkEnd w:id="11"/>
+      <w:bookmarkEnd w:id="20"/>
+      <w:bookmarkEnd w:id="21"/>
     </w:p>
     <w:p>
       <w:pPr>
@@ -3667,11 +4284,13 @@
       <w:pPr>
         <w:pStyle w:val="20"/>
       </w:pPr>
-      <w:bookmarkStart w:id="12" w:name="_Toc237580754"/>
+      <w:bookmarkStart w:id="22" w:name="_Toc237580754"/>
+      <w:bookmarkStart w:id="23" w:name="_Toc238908105"/>
       <w:r>
         <w:t>5.2 Required interface</w:t>
       </w:r>
-      <w:bookmarkEnd w:id="12"/>
+      <w:bookmarkEnd w:id="22"/>
+      <w:bookmarkEnd w:id="23"/>
     </w:p>
     <w:p>
       <w:pPr>
@@ -4089,21 +4708,25 @@
       <w:pPr>
         <w:pStyle w:val="10"/>
       </w:pPr>
-      <w:bookmarkStart w:id="13" w:name="_Toc237580755"/>
+      <w:bookmarkStart w:id="24" w:name="_Toc237580755"/>
+      <w:bookmarkStart w:id="25" w:name="_Toc238908106"/>
       <w:r>
         <w:t>6 Semantic Path service</w:t>
       </w:r>
-      <w:bookmarkEnd w:id="13"/>
+      <w:bookmarkEnd w:id="24"/>
+      <w:bookmarkEnd w:id="25"/>
     </w:p>
     <w:p>
       <w:pPr>
         <w:pStyle w:val="20"/>
       </w:pPr>
-      <w:bookmarkStart w:id="14" w:name="_Toc237580756"/>
+      <w:bookmarkStart w:id="26" w:name="_Toc237580756"/>
+      <w:bookmarkStart w:id="27" w:name="_Toc238908107"/>
       <w:r>
         <w:t>6.1 Canonical Semantic Path</w:t>
       </w:r>
-      <w:bookmarkEnd w:id="14"/>
+      <w:bookmarkEnd w:id="26"/>
+      <w:bookmarkEnd w:id="27"/>
     </w:p>
     <w:p>
       <w:r>
@@ -4114,11 +4737,13 @@
       <w:pPr>
         <w:pStyle w:val="20"/>
       </w:pPr>
-      <w:bookmarkStart w:id="15" w:name="_Toc237580757"/>
+      <w:bookmarkStart w:id="28" w:name="_Toc237580757"/>
+      <w:bookmarkStart w:id="29" w:name="_Toc238908108"/>
       <w:r>
         <w:t>6.2 Embedded occurrence selectors in semantic_path</w:t>
       </w:r>
-      <w:bookmarkEnd w:id="15"/>
+      <w:bookmarkEnd w:id="28"/>
+      <w:bookmarkEnd w:id="29"/>
     </w:p>
     <w:p>
       <w:r>
@@ -4133,30 +4758,30 @@
       <w:r>
         <w:t>`semantic_path` = $.Invoice.TaxSubtotal[2].Amount  →  HMD `semantic_path` = $.Invoice.TaxSubtotal.Amount; embedded occurrence index = 2</w:t>
       </w:r>
-      <w:proofErr w:type="spellStart"/>
-      <w:proofErr w:type="spellEnd"/>
-      <w:proofErr w:type="spellStart"/>
-      <w:proofErr w:type="spellEnd"/>
     </w:p>
     <w:p>
       <w:pPr>
         <w:pStyle w:val="10"/>
       </w:pPr>
-      <w:bookmarkStart w:id="16" w:name="_Toc237580758"/>
+      <w:bookmarkStart w:id="30" w:name="_Toc237580758"/>
+      <w:bookmarkStart w:id="31" w:name="_Toc238908109"/>
       <w:r>
         <w:t>7 Occurrence model</w:t>
       </w:r>
-      <w:bookmarkEnd w:id="16"/>
+      <w:bookmarkEnd w:id="30"/>
+      <w:bookmarkEnd w:id="31"/>
     </w:p>
     <w:p>
       <w:pPr>
         <w:pStyle w:val="20"/>
       </w:pPr>
-      <w:bookmarkStart w:id="17" w:name="_Toc237580759"/>
+      <w:bookmarkStart w:id="32" w:name="_Toc237580759"/>
+      <w:bookmarkStart w:id="33" w:name="_Toc238908110"/>
       <w:r>
         <w:t>7.1 Data structure</w:t>
       </w:r>
-      <w:bookmarkEnd w:id="17"/>
+      <w:bookmarkEnd w:id="32"/>
+      <w:bookmarkEnd w:id="33"/>
     </w:p>
     <w:p>
       <w:pPr>
@@ -4604,11 +5229,13 @@
       <w:pPr>
         <w:pStyle w:val="20"/>
       </w:pPr>
-      <w:bookmarkStart w:id="18" w:name="_Toc237580760"/>
+      <w:bookmarkStart w:id="34" w:name="_Toc237580760"/>
+      <w:bookmarkStart w:id="35" w:name="_Toc238908111"/>
       <w:r>
         <w:t>7.2 Invariants</w:t>
       </w:r>
-      <w:bookmarkEnd w:id="18"/>
+      <w:bookmarkEnd w:id="34"/>
+      <w:bookmarkEnd w:id="35"/>
     </w:p>
     <w:p>
       <w:pPr>
@@ -4668,21 +5295,25 @@
       <w:pPr>
         <w:pStyle w:val="10"/>
       </w:pPr>
-      <w:bookmarkStart w:id="19" w:name="_Toc237580761"/>
+      <w:bookmarkStart w:id="36" w:name="_Toc237580761"/>
+      <w:bookmarkStart w:id="37" w:name="_Toc238908112"/>
       <w:r>
         <w:t>8 Structured CSV service</w:t>
       </w:r>
-      <w:bookmarkEnd w:id="19"/>
+      <w:bookmarkEnd w:id="36"/>
+      <w:bookmarkEnd w:id="37"/>
     </w:p>
     <w:p>
       <w:pPr>
         <w:pStyle w:val="20"/>
       </w:pPr>
-      <w:bookmarkStart w:id="20" w:name="_Toc237580762"/>
+      <w:bookmarkStart w:id="38" w:name="_Toc237580762"/>
+      <w:bookmarkStart w:id="39" w:name="_Toc238908113"/>
       <w:r>
         <w:t>8.1 Reading</w:t>
       </w:r>
-      <w:bookmarkEnd w:id="20"/>
+      <w:bookmarkEnd w:id="38"/>
+      <w:bookmarkEnd w:id="39"/>
     </w:p>
     <w:p>
       <w:pPr>
@@ -4724,11 +5355,13 @@
       <w:pPr>
         <w:pStyle w:val="20"/>
       </w:pPr>
-      <w:bookmarkStart w:id="21" w:name="_Toc237580763"/>
+      <w:bookmarkStart w:id="40" w:name="_Toc237580763"/>
+      <w:bookmarkStart w:id="41" w:name="_Toc238908114"/>
       <w:r>
         <w:t>8.2 Writing</w:t>
       </w:r>
-      <w:bookmarkEnd w:id="21"/>
+      <w:bookmarkEnd w:id="40"/>
+      <w:bookmarkEnd w:id="41"/>
     </w:p>
     <w:p>
       <w:pPr>
@@ -4770,26 +5403,30 @@
       <w:pPr>
         <w:pStyle w:val="20"/>
       </w:pPr>
-      <w:bookmarkStart w:id="22" w:name="_Toc237580764"/>
+      <w:bookmarkStart w:id="42" w:name="_Toc237580764"/>
+      <w:bookmarkStart w:id="43" w:name="_Toc238908115"/>
       <w:r>
         <w:t>8.3 OIM use</w:t>
       </w:r>
-      <w:bookmarkEnd w:id="22"/>
+      <w:bookmarkEnd w:id="42"/>
+      <w:bookmarkEnd w:id="43"/>
     </w:p>
     <w:p>
       <w:r>
-        <w:t>For XBRL GL Next OIM/xBRL-CSV, the Structured CSV value layer SHALL use this same service. OIM metadata generation is profile-specific and is invoked by the Syntax Binding program after the common Structured CSV output has passed validation.</w:t>
+        <w:t>OIM metadata construction is a common-service responsibility, but the current Formal GIT does not contain a separate `oim_metadata.py` module. Where the current Syntax or Semantic Binding routes generate OIM/xBRL-CSV metadata, that behaviour remains in the existing Formal GIT programs and helpers. The common contract covers taxonomy entry-point references, table and column metadata, Semantic Path to concept-QName association, entity/period/unit metadata, occurrence-dimension metadata, EE1 QName-valued columns, and deterministic JSON writing. This specification does not require extraction of that logic in this revision. Canonical metadata JSON is UTF-8 without BOM, uses LF line endings, and ends with exactly one LF.</w:t>
       </w:r>
     </w:p>
     <w:p>
       <w:pPr>
         <w:pStyle w:val="10"/>
       </w:pPr>
-      <w:bookmarkStart w:id="23" w:name="_Toc237580765"/>
+      <w:bookmarkStart w:id="44" w:name="_Toc237580765"/>
+      <w:bookmarkStart w:id="45" w:name="_Toc238908116"/>
       <w:r>
         <w:t>9 Transformation and datatype service</w:t>
       </w:r>
-      <w:bookmarkEnd w:id="23"/>
+      <w:bookmarkEnd w:id="44"/>
+      <w:bookmarkEnd w:id="45"/>
     </w:p>
     <w:p>
       <w:pPr>
@@ -5102,11 +5739,13 @@
       <w:pPr>
         <w:pStyle w:val="10"/>
       </w:pPr>
-      <w:bookmarkStart w:id="24" w:name="_Toc237580766"/>
+      <w:bookmarkStart w:id="46" w:name="_Toc237580766"/>
+      <w:bookmarkStart w:id="47" w:name="_Toc238908117"/>
       <w:r>
         <w:t>10 Validation service</w:t>
       </w:r>
-      <w:bookmarkEnd w:id="24"/>
+      <w:bookmarkEnd w:id="46"/>
+      <w:bookmarkEnd w:id="47"/>
     </w:p>
     <w:p>
       <w:pPr>
@@ -5156,12 +5795,15 @@
     <w:p>
       <w:pPr>
         <w:pStyle w:val="10"/>
-      </w:pPr>
-      <w:bookmarkStart w:id="25" w:name="_Toc237580767"/>
+        <w:pageBreakBefore/>
+      </w:pPr>
+      <w:bookmarkStart w:id="48" w:name="_Toc237580767"/>
+      <w:bookmarkStart w:id="49" w:name="_Toc238908118"/>
       <w:r>
         <w:t>11 Diagnostic service</w:t>
       </w:r>
-      <w:bookmarkEnd w:id="25"/>
+      <w:bookmarkEnd w:id="48"/>
+      <w:bookmarkEnd w:id="49"/>
     </w:p>
     <w:p>
       <w:pPr>
@@ -5524,21 +6166,30 @@
       <w:pPr>
         <w:pStyle w:val="10"/>
       </w:pPr>
-      <w:bookmarkStart w:id="26" w:name="_Toc237580768"/>
+      <w:bookmarkStart w:id="50" w:name="_Toc237580768"/>
+      <w:bookmarkStart w:id="51" w:name="_Toc238908119"/>
       <w:r>
         <w:t>12 Public library interface</w:t>
       </w:r>
-      <w:bookmarkEnd w:id="26"/>
+      <w:bookmarkEnd w:id="50"/>
+      <w:bookmarkEnd w:id="51"/>
     </w:p>
     <w:p>
       <w:pPr>
         <w:pStyle w:val="20"/>
       </w:pPr>
-      <w:bookmarkStart w:id="27" w:name="_Toc237580769"/>
+      <w:bookmarkStart w:id="52" w:name="_Toc237580769"/>
+      <w:bookmarkStart w:id="53" w:name="_Toc238908120"/>
       <w:r>
-        <w:t>12.1 Recommended Python package</w:t>
+        <w:t>12.1 Recommended future Python package (informative)</w:t>
       </w:r>
-      <w:bookmarkEnd w:id="27"/>
+      <w:bookmarkEnd w:id="52"/>
+      <w:bookmarkEnd w:id="53"/>
+    </w:p>
+    <w:p>
+      <w:r>
+        <w:t>The following package structure is a recommended future decomposition only. It does not exist in the current Formal GIT. This specification revision SHALL NOT be interpreted as an instruction to create, split, move, or rename the current scripts.</w:t>
+      </w:r>
     </w:p>
     <w:p>
       <w:pPr>
@@ -5746,7 +6397,7 @@
           <w:sz w:val="20"/>
           <w:szCs w:val="24"/>
         </w:rPr>
-        <w:t xml:space="preserve">    semantic_table.py</w:t>
+        <w:t xml:space="preserve">    semantic_binding.py</w:t>
       </w:r>
     </w:p>
     <w:p>
@@ -5883,29 +6534,38 @@
       </w:r>
     </w:p>
     <w:p>
+      <w:r>
+        <w:t>The current Formal GIT review bridge is `src/csv_excel_bridge.py`. `csv_excel_bridge.py` SHALL treat XLSX as a review-only presentation. XLSX templates MAY contribute formatting, but SHALL NOT contribute authoritative data values, formulas, or cached results. Import back to CSV SHALL be validated against the declared baseline and requested structural allowances. Placement of this utility in any future package is outside the scope of this documentation-only revision.</w:t>
+      </w:r>
+    </w:p>
+    <w:p>
       <w:pPr>
         <w:pStyle w:val="20"/>
       </w:pPr>
-      <w:bookmarkStart w:id="28" w:name="_Toc237580770"/>
+      <w:bookmarkStart w:id="54" w:name="_Toc237580770"/>
+      <w:bookmarkStart w:id="55" w:name="_Toc238908121"/>
       <w:r>
         <w:t>12.2 API stability</w:t>
       </w:r>
-      <w:bookmarkEnd w:id="28"/>
+      <w:bookmarkEnd w:id="54"/>
+      <w:bookmarkEnd w:id="55"/>
     </w:p>
     <w:p>
       <w:r>
-        <w:t>File and function names are implementation recommendations, but Codex SHALL establish one canonical implementation for each responsibility. The three executable scripts SHALL import these canonical services rather than maintain private copies.</w:t>
+        <w:t>The current Formal GIT paths, not the recommended future package in 12.1, are authoritative for implemented behaviour. In particular, `src/csv_excel_bridge.py` is the current review bridge; no `src/common/oim_metadata.py` exists; and the `uadc/` names in 12.1 are not current import paths. API stability claims in this clause apply to documented behaviour and data contracts, not to an unimplemented package layout.</w:t>
       </w:r>
     </w:p>
     <w:p>
       <w:pPr>
         <w:pStyle w:val="10"/>
       </w:pPr>
-      <w:bookmarkStart w:id="29" w:name="_Toc237580771"/>
+      <w:bookmarkStart w:id="56" w:name="_Toc237580771"/>
+      <w:bookmarkStart w:id="57" w:name="_Toc238908122"/>
       <w:r>
         <w:t>13 Determinism and version control</w:t>
       </w:r>
-      <w:bookmarkEnd w:id="29"/>
+      <w:bookmarkEnd w:id="56"/>
+      <w:bookmarkEnd w:id="57"/>
     </w:p>
     <w:p>
       <w:pPr>
@@ -5913,7 +6573,7 @@
         <w:ind w:left="454" w:hanging="255"/>
       </w:pPr>
       <w:r>
-        <w:t>• For the same inputs and common-library version, the observable conversion result SHALL be reproducible.</w:t>
+        <w:t>• For the same inputs and applicable current implementation version, the observable conversion result SHALL be reproducible.</w:t>
       </w:r>
     </w:p>
     <w:p>
@@ -5947,11 +6607,13 @@
       <w:pPr>
         <w:pStyle w:val="10"/>
       </w:pPr>
-      <w:bookmarkStart w:id="30" w:name="_Toc237580772"/>
+      <w:bookmarkStart w:id="58" w:name="_Toc237580772"/>
+      <w:bookmarkStart w:id="59" w:name="_Toc238908123"/>
       <w:r>
         <w:t>14 Testing and conformance</w:t>
       </w:r>
-      <w:bookmarkEnd w:id="30"/>
+      <w:bookmarkEnd w:id="58"/>
+      <w:bookmarkEnd w:id="59"/>
     </w:p>
     <w:p>
       <w:pPr>
@@ -5986,18 +6648,20 @@
         <w:ind w:left="454" w:hanging="255"/>
       </w:pPr>
       <w:r>
-        <w:t>• Codex SHALL preserve or strengthen existing UADC regression coverage during refactoring.</w:t>
+        <w:t>• Existing UADC regression coverage SHALL be preserved by any future separately approved refactoring. This documentation revision does not trigger refactoring.</w:t>
       </w:r>
     </w:p>
     <w:p>
       <w:pPr>
         <w:pStyle w:val="10"/>
       </w:pPr>
-      <w:bookmarkStart w:id="31" w:name="_Toc237580773"/>
+      <w:bookmarkStart w:id="60" w:name="_Toc237580773"/>
+      <w:bookmarkStart w:id="61" w:name="_Toc238908124"/>
       <w:r>
         <w:t>15 Implementation-element specification</w:t>
       </w:r>
-      <w:bookmarkEnd w:id="31"/>
+      <w:bookmarkEnd w:id="60"/>
+      <w:bookmarkEnd w:id="61"/>
     </w:p>
     <w:p>
       <w:r>
@@ -6008,11 +6672,13 @@
       <w:pPr>
         <w:pStyle w:val="20"/>
       </w:pPr>
-      <w:bookmarkStart w:id="32" w:name="_Toc237580774"/>
+      <w:bookmarkStart w:id="62" w:name="_Toc237580774"/>
+      <w:bookmarkStart w:id="63" w:name="_Toc238908125"/>
       <w:r>
         <w:t>15.1 Module-level constants and state</w:t>
       </w:r>
-      <w:bookmarkEnd w:id="32"/>
+      <w:bookmarkEnd w:id="62"/>
+      <w:bookmarkEnd w:id="63"/>
     </w:p>
     <w:p>
       <w:pPr>
@@ -6222,7 +6888,7 @@
               <w:rPr>
                 <w:lang w:val="en-GB"/>
               </w:rPr>
-              <w:t>hmd.py</w:t>
+              <w:t>hmd.py (architectural role)</w:t>
             </w:r>
           </w:p>
         </w:tc>
@@ -6328,7 +6994,7 @@
               <w:rPr>
                 <w:lang w:val="en-GB"/>
               </w:rPr>
-              <w:t>semantic_path.py</w:t>
+              <w:t>semantic_path.py (architectural role)</w:t>
             </w:r>
           </w:p>
         </w:tc>
@@ -6434,7 +7100,7 @@
               <w:rPr>
                 <w:lang w:val="en-GB"/>
               </w:rPr>
-              <w:t>transformation.py</w:t>
+              <w:t>transformation.py (architectural role)</w:t>
             </w:r>
           </w:p>
         </w:tc>
@@ -6540,7 +7206,7 @@
               <w:rPr>
                 <w:lang w:val="en-GB"/>
               </w:rPr>
-              <w:t>transformation.py</w:t>
+              <w:t>transformation.py (architectural role)</w:t>
             </w:r>
           </w:p>
         </w:tc>
@@ -6646,7 +7312,7 @@
               <w:rPr>
                 <w:lang w:val="en-GB"/>
               </w:rPr>
-              <w:t>diagnostics.py</w:t>
+              <w:t>diagnostics.py (architectural role)</w:t>
             </w:r>
           </w:p>
         </w:tc>
@@ -6752,7 +7418,7 @@
               <w:rPr>
                 <w:lang w:val="en-GB"/>
               </w:rPr>
-              <w:t>all modules</w:t>
+              <w:t>all modules (architectural role)</w:t>
             </w:r>
           </w:p>
         </w:tc>
@@ -6814,11 +7480,13 @@
       <w:pPr>
         <w:pStyle w:val="20"/>
       </w:pPr>
-      <w:bookmarkStart w:id="33" w:name="_Toc237580775"/>
+      <w:bookmarkStart w:id="64" w:name="_Toc237580775"/>
+      <w:bookmarkStart w:id="65" w:name="_Toc238908126"/>
       <w:r>
         <w:t>15.2 Data classes and ownership</w:t>
       </w:r>
-      <w:bookmarkEnd w:id="33"/>
+      <w:bookmarkEnd w:id="64"/>
+      <w:bookmarkEnd w:id="65"/>
     </w:p>
     <w:p>
       <w:pPr>
@@ -7620,11 +8288,13 @@
       <w:pPr>
         <w:pStyle w:val="20"/>
       </w:pPr>
-      <w:bookmarkStart w:id="34" w:name="_Toc237580776"/>
+      <w:bookmarkStart w:id="66" w:name="_Toc237580776"/>
+      <w:bookmarkStart w:id="67" w:name="_Toc238908127"/>
       <w:r>
         <w:t>15.3 Public function contracts</w:t>
       </w:r>
-      <w:bookmarkEnd w:id="34"/>
+      <w:bookmarkEnd w:id="66"/>
+      <w:bookmarkEnd w:id="67"/>
     </w:p>
     <w:p>
       <w:pPr>
@@ -8638,11 +9308,13 @@
       <w:pPr>
         <w:pStyle w:val="20"/>
       </w:pPr>
-      <w:bookmarkStart w:id="35" w:name="_Toc237580777"/>
+      <w:bookmarkStart w:id="68" w:name="_Toc237580777"/>
+      <w:bookmarkStart w:id="69" w:name="_Toc238908128"/>
       <w:r>
         <w:t>15.4 Lifecycle and concurrency</w:t>
       </w:r>
-      <w:bookmarkEnd w:id="35"/>
+      <w:bookmarkEnd w:id="68"/>
+      <w:bookmarkEnd w:id="69"/>
     </w:p>
     <w:p>
       <w:r>
@@ -8668,11 +9340,13 @@
       <w:pPr>
         <w:pStyle w:val="10"/>
       </w:pPr>
-      <w:bookmarkStart w:id="36" w:name="_Toc237580778"/>
+      <w:bookmarkStart w:id="70" w:name="_Toc237580778"/>
+      <w:bookmarkStart w:id="71" w:name="_Toc238908129"/>
       <w:r>
         <w:t>16 Converter-to-library and table usage</w:t>
       </w:r>
-      <w:bookmarkEnd w:id="36"/>
+      <w:bookmarkEnd w:id="70"/>
+      <w:bookmarkEnd w:id="71"/>
     </w:p>
     <w:p>
       <w:pPr>
@@ -8856,7 +9530,7 @@
               <w:rPr>
                 <w:lang w:val="en-GB"/>
               </w:rPr>
-              <w:t>UBL/CII/XML/JSON ↔ Structured CSV</w:t>
+              <w:t>UBL/CII/XML (current profiles); JSON (future adapter) ↔ Structured CSV</w:t>
             </w:r>
           </w:p>
         </w:tc>
@@ -8988,7 +9662,7 @@
               <w:rPr>
                 <w:lang w:val="en-GB"/>
               </w:rPr>
-              <w:t>Semantic Table</w:t>
+              <w:t>Semantic Binding Table</w:t>
             </w:r>
           </w:p>
         </w:tc>
@@ -9146,7 +9820,7 @@
               <w:rPr>
                 <w:lang w:val="en-GB"/>
               </w:rPr>
-              <w:t>Read/write columns; reconstruct fixed or keyed occurrences; apply join/deduplication rules.</w:t>
+              <w:t>Read/write columns; reconstruct keyed occurrences in the reviewed WORK implementation; fixed-column occurrence handling remains a future table-contract capability.</w:t>
             </w:r>
           </w:p>
         </w:tc>
@@ -9262,11 +9936,13 @@
       <w:pPr>
         <w:pStyle w:val="20"/>
       </w:pPr>
-      <w:bookmarkStart w:id="37" w:name="_Toc237580779"/>
+      <w:bookmarkStart w:id="72" w:name="_Toc237580779"/>
+      <w:bookmarkStart w:id="73" w:name="_Toc238908130"/>
       <w:r>
         <w:t>16.1 Current implementation assessment</w:t>
       </w:r>
-      <w:bookmarkEnd w:id="37"/>
+      <w:bookmarkEnd w:id="72"/>
+      <w:bookmarkEnd w:id="73"/>
     </w:p>
     <w:p>
       <w:pPr>
@@ -9277,7 +9953,7 @@
         </w:numPr>
       </w:pPr>
       <w:r>
-        <w:t>The recommended src/uadc package is not yet present. Current src/syntax_binding.py contains UBL-specific HMD, selector, occurrence, Structured CSV, OIM metadata, validation, and reverse-XML logic in one module.</w:t>
+        <w:t>The current Formal GIT implementation baseline is the flat `src/` layout: XML Syntax Binding `src/syntax_binding.py`; ADS XBRL GL companion `src/syntax_binding_ads_xbrl_gl.py`; Tuple XBRL syntax conversion `src/tuple_binding.py`; Semantic Binding `src/semantic_binding.py`; selector/multiplicity support `src/selector_multiplicity.py`; CSV/XLSX review bridge `src/csv_excel_bridge.py`; and tutorials under `src/tutorial/`. No `src/syntax/`, `src/semantic/`, `src/common/`, `src/flat_csv/`, or `uadc/` package exists in Formal GIT.</w:t>
       </w:r>
     </w:p>
     <w:p>
@@ -9289,7 +9965,7 @@
         </w:numPr>
       </w:pPr>
       <w:r>
-        <w:t>Current src/semantic_binding.py is a Structured CSV-to-flat CSV/PSV view generator; it is not the bidirectional cross-HMD semantic_table.py described by this specification.</w:t>
+        <w:t>The Formal GIT `src/semantic_binding.py` implements reversible Structured CSV ⇄ Structured CSV mapping between different HMDs through an explicit Semantic Binding. It supports equality, presence and `not(presence)` selectors encoded in Semantic Paths, repeatable-ancestor occurrence identity, EE1 lexical/QName conversion, percentage conversion, and the metadata behaviour implemented by that runtime. This documentation revision does not extract those responsibilities into a new common module.</w:t>
       </w:r>
     </w:p>
     <w:p>
@@ -9301,7 +9977,7 @@
         </w:numPr>
       </w:pPr>
       <w:r>
-        <w:t>The retained private legacy csv2tidy.py and tidy2csv.py contain reusable behavioural evidence but use global flags, broad mutable processor objects, and legacy table columns.</w:t>
+        <w:t>The retained legacy `csv2tidy.py` and `tidy2csv.py` remain behavioural evidence only. Flat CSV conversion is not currently registered in Formal GIT. The current WORK implementation is `WORK/UADC_PoC/models/xbrl-gl-next/accounting-entries/scripts/flat_csv.py`; this specification may describe its reviewed behaviour but SHALL NOT identify it as a Formal GIT authority or imply that it has been moved into `src/`.</w:t>
       </w:r>
     </w:p>
     <w:p>
@@ -9313,18 +9989,20 @@
         </w:numPr>
       </w:pPr>
       <w:r>
-        <w:t>Therefore this specification is a refactoring target. Compatibility wrappers may remain, but tests shall demonstrate that common services are the single authority before the duplication is removed.</w:t>
+        <w:t>Accordingly, the service decomposition in Clauses 4–15 is an architectural contract mapped onto the existing flat scripts. Extraction into common modules or package reorganisation requires a separate approved implementation change.</w:t>
       </w:r>
     </w:p>
     <w:p>
       <w:pPr>
         <w:pStyle w:val="Appendix"/>
       </w:pPr>
-      <w:bookmarkStart w:id="38" w:name="_Toc237580780"/>
+      <w:bookmarkStart w:id="74" w:name="_Toc237580780"/>
+      <w:bookmarkStart w:id="75" w:name="_Toc238908131"/>
       <w:r>
-        <w:t>(informative) Recommended package layout</w:t>
+        <w:t>(informative) Current Formal GIT implementation layout</w:t>
       </w:r>
-      <w:bookmarkEnd w:id="38"/>
+      <w:bookmarkEnd w:id="74"/>
+      <w:bookmarkEnd w:id="75"/>
     </w:p>
     <w:p>
       <w:pPr>
@@ -9380,7 +10058,7 @@
           <w:sz w:val="20"/>
           <w:szCs w:val="20"/>
         </w:rPr>
-        <w:t xml:space="preserve">  semantic_table.py</w:t>
+        <w:t xml:space="preserve">  syntax_binding_ads_xbrl_gl.py</w:t>
       </w:r>
     </w:p>
     <w:p>
@@ -9399,7 +10077,7 @@
           <w:sz w:val="20"/>
           <w:szCs w:val="20"/>
         </w:rPr>
-        <w:t xml:space="preserve">  flat_csv.py</w:t>
+        <w:t xml:space="preserve">  tuple_binding.py</w:t>
       </w:r>
     </w:p>
     <w:p>
@@ -9418,7 +10096,7 @@
           <w:sz w:val="20"/>
           <w:szCs w:val="20"/>
         </w:rPr>
-        <w:t xml:space="preserve">  uadc/</w:t>
+        <w:t xml:space="preserve">  semantic_binding.py</w:t>
       </w:r>
     </w:p>
     <w:p>
@@ -9437,7 +10115,7 @@
           <w:sz w:val="20"/>
           <w:szCs w:val="20"/>
         </w:rPr>
-        <w:t xml:space="preserve">    ...</w:t>
+        <w:t xml:space="preserve">  selector_multiplicity.py</w:t>
       </w:r>
     </w:p>
     <w:p>
@@ -9456,7 +10134,7 @@
           <w:sz w:val="20"/>
           <w:szCs w:val="20"/>
         </w:rPr>
-        <w:t>tests/</w:t>
+        <w:t xml:space="preserve">  csv_excel_bridge.py</w:t>
       </w:r>
     </w:p>
     <w:p>
@@ -9475,7 +10153,7 @@
           <w:sz w:val="20"/>
           <w:szCs w:val="20"/>
         </w:rPr>
-        <w:t xml:space="preserve">  common/</w:t>
+        <w:t xml:space="preserve">  tutorial/</w:t>
       </w:r>
     </w:p>
     <w:p>
@@ -9494,7 +10172,7 @@
           <w:sz w:val="20"/>
           <w:szCs w:val="20"/>
         </w:rPr>
-        <w:t xml:space="preserve">  syntax_binding/</w:t>
+        <w:t>tools/  # optional utilities, tutorials and taxonomy tooling</w:t>
       </w:r>
     </w:p>
     <w:p>
@@ -9513,25 +10191,7 @@
           <w:sz w:val="20"/>
           <w:szCs w:val="20"/>
         </w:rPr>
-        <w:t xml:space="preserve">  </w:t>
-      </w:r>
-      <w:proofErr w:type="spellStart"/>
-      <w:r>
-        <w:rPr>
-          <w:rFonts w:ascii="Consolas" w:hAnsi="Consolas"/>
-          <w:sz w:val="20"/>
-          <w:szCs w:val="20"/>
-        </w:rPr>
-        <w:t>semantic_table</w:t>
-      </w:r>
-      <w:proofErr w:type="spellEnd"/>
-      <w:r>
-        <w:rPr>
-          <w:rFonts w:ascii="Consolas" w:hAnsi="Consolas"/>
-          <w:sz w:val="20"/>
-          <w:szCs w:val="20"/>
-        </w:rPr>
-        <w:t>/</w:t>
+        <w:t>tests/  # verification; does not define runtime behaviour</w:t>
       </w:r>
     </w:p>
     <w:p>
@@ -9550,51 +10210,37 @@
           <w:sz w:val="20"/>
           <w:szCs w:val="20"/>
         </w:rPr>
-        <w:t xml:space="preserve">  </w:t>
-      </w:r>
-      <w:proofErr w:type="spellStart"/>
-      <w:r>
-        <w:rPr>
-          <w:rFonts w:ascii="Consolas" w:hAnsi="Consolas"/>
-          <w:sz w:val="20"/>
-          <w:szCs w:val="20"/>
-        </w:rPr>
-        <w:t>flat_csv</w:t>
-      </w:r>
-      <w:proofErr w:type="spellEnd"/>
-      <w:r>
-        <w:rPr>
-          <w:rFonts w:ascii="Consolas" w:hAnsi="Consolas"/>
-          <w:sz w:val="20"/>
-          <w:szCs w:val="20"/>
-        </w:rPr>
-        <w:t>/</w:t>
+        <w:t>Flat CSV WORK-only: WORK/UADC_PoC/models/xbrl-gl-next/accounting-entries/scripts/flat_csv.py</w:t>
       </w:r>
     </w:p>
     <w:p>
       <w:pPr>
         <w:pStyle w:val="Appendix"/>
       </w:pPr>
-      <w:bookmarkStart w:id="39" w:name="_Toc237580781"/>
+      <w:bookmarkStart w:id="76" w:name="_Toc237580781"/>
+      <w:bookmarkStart w:id="77" w:name="_Toc238908132"/>
       <w:r>
         <w:t>(informative) Migration from retained implementations</w:t>
       </w:r>
-      <w:bookmarkEnd w:id="39"/>
+      <w:bookmarkEnd w:id="76"/>
+      <w:bookmarkEnd w:id="77"/>
     </w:p>
     <w:p>
       <w:r>
-        <w:t>The retained Invoice2csv, Csv2invoice, XBRL_GL2csv, Tidy2xml, csv2tidy, and tidy2csv implementations contain overlapping path, hierarchy, CSV, selector, and output logic. Codex SHOULD use those sources as behavioural evidence and regression fixtures while moving common responsibilities into this library. The retained program names MAY remain as compatibility wrappers after the new common engine is accepted.</w:t>
+        <w:t>The retained Invoice2csv, Csv2invoice, XBRL_GL2csv, Tidy2xml, csv2tidy, and tidy2csv implementations may remain behavioural evidence and regression fixtures where still required. No migration, wrapper creation, extraction, split, or relocation of those implementations is authorized by this documentation revision; any such refactoring requires a separate approved implementation change.</w:t>
       </w:r>
     </w:p>
     <w:p>
       <w:pPr>
         <w:pStyle w:val="Appendix"/>
       </w:pPr>
-      <w:bookmarkStart w:id="40" w:name="_Toc237580782"/>
+      <w:bookmarkStart w:id="78" w:name="_Toc237580782"/>
+      <w:bookmarkStart w:id="79" w:name="_Toc238908133"/>
       <w:r>
         <w:t>References</w:t>
       </w:r>
-      <w:bookmarkEnd w:id="40"/>
+      <w:bookmarkEnd w:id="78"/>
+      <w:bookmarkEnd w:id="79"/>
     </w:p>
     <w:p>
       <w:pPr>
@@ -9633,9 +10279,11 @@
       <w:pPr>
         <w:pStyle w:val="10"/>
       </w:pPr>
+      <w:bookmarkStart w:id="80" w:name="_Toc238908134"/>
       <w:r>
         <w:t>Common services proven by the three-method baseline (2026-08-22)</w:t>
       </w:r>
+      <w:bookmarkEnd w:id="80"/>
     </w:p>
     <w:p>
       <w:r>
@@ -9650,17 +10298,17 @@
     <w:tbl>
       <w:tblPr>
         <w:tblStyle w:val="af7"/>
-        <w:tblW w:type="auto" w:w="0"/>
-        <w:tblLook w:firstColumn="1" w:firstRow="1" w:lastColumn="0" w:lastRow="0" w:noHBand="0" w:noVBand="1" w:val="04A0"/>
+        <w:tblW w:w="0" w:type="auto"/>
+        <w:tblLook w:val="04A0" w:firstRow="1" w:lastRow="0" w:firstColumn="1" w:lastColumn="0" w:noHBand="0" w:noVBand="1"/>
       </w:tblPr>
       <w:tblGrid>
-        <w:gridCol w:w="4873"/>
-        <w:gridCol w:w="4873"/>
+        <w:gridCol w:w="4868"/>
+        <w:gridCol w:w="4868"/>
       </w:tblGrid>
       <w:tr>
         <w:tc>
           <w:tcPr>
-            <w:tcW w:type="dxa" w:w="4873"/>
+            <w:tcW w:w="4873" w:type="dxa"/>
           </w:tcPr>
           <w:p>
             <w:r>
@@ -9670,7 +10318,7 @@
         </w:tc>
         <w:tc>
           <w:tcPr>
-            <w:tcW w:type="dxa" w:w="4873"/>
+            <w:tcW w:w="4873" w:type="dxa"/>
           </w:tcPr>
           <w:p>
             <w:r>
@@ -9682,7 +10330,7 @@
       <w:tr>
         <w:tc>
           <w:tcPr>
-            <w:tcW w:type="dxa" w:w="4873"/>
+            <w:tcW w:w="4873" w:type="dxa"/>
           </w:tcPr>
           <w:p>
             <w:r>
@@ -9692,7 +10340,7 @@
         </w:tc>
         <w:tc>
           <w:tcPr>
-            <w:tcW w:type="dxa" w:w="4873"/>
+            <w:tcW w:w="4873" w:type="dxa"/>
           </w:tcPr>
           <w:p>
             <w:r>
@@ -9704,7 +10352,7 @@
       <w:tr>
         <w:tc>
           <w:tcPr>
-            <w:tcW w:type="dxa" w:w="4873"/>
+            <w:tcW w:w="4873" w:type="dxa"/>
           </w:tcPr>
           <w:p>
             <w:r>
@@ -9714,7 +10362,7 @@
         </w:tc>
         <w:tc>
           <w:tcPr>
-            <w:tcW w:type="dxa" w:w="4873"/>
+            <w:tcW w:w="4873" w:type="dxa"/>
           </w:tcPr>
           <w:p>
             <w:r>
@@ -9726,7 +10374,7 @@
       <w:tr>
         <w:tc>
           <w:tcPr>
-            <w:tcW w:type="dxa" w:w="4873"/>
+            <w:tcW w:w="4873" w:type="dxa"/>
           </w:tcPr>
           <w:p>
             <w:r>
@@ -9736,7 +10384,7 @@
         </w:tc>
         <w:tc>
           <w:tcPr>
-            <w:tcW w:type="dxa" w:w="4873"/>
+            <w:tcW w:w="4873" w:type="dxa"/>
           </w:tcPr>
           <w:p>
             <w:r>
@@ -9746,6 +10394,7 @@
         </w:tc>
       </w:tr>
     </w:tbl>
+    <w:p/>
     <w:sectPr>
       <w:headerReference w:type="even" r:id="rId8"/>
       <w:headerReference w:type="default" r:id="rId9"/>
@@ -9761,7 +10410,7 @@
 </file>
 
 <file path=word/endnotes.xml><?xml version="1.0" encoding="utf-8"?>
-<w:endnotes xmlns:wpc="http://schemas.microsoft.com/office/word/2010/wordprocessingCanvas" xmlns:cx="http://schemas.microsoft.com/office/drawing/2014/chartex" xmlns:cx1="http://schemas.microsoft.com/office/drawing/2015/9/8/chartex" xmlns:cx2="http://schemas.microsoft.com/office/drawing/2015/10/21/chartex" xmlns:cx3="http://schemas.microsoft.com/office/drawing/2016/5/9/chartex" xmlns:cx4="http://schemas.microsoft.com/office/drawing/2016/5/10/chartex" xmlns:cx5="http://schemas.microsoft.com/office/drawing/2016/5/11/chartex" xmlns:cx6="http://schemas.microsoft.com/office/drawing/2016/5/12/chartex" xmlns:cx7="http://schemas.microsoft.com/office/drawing/2016/5/13/chartex" xmlns:cx8="http://schemas.microsoft.com/office/drawing/2016/5/14/chartex" xmlns:mc="http://schemas.openxmlformats.org/markup-compatibility/2006" xmlns:aink="http://schemas.microsoft.com/office/drawing/2016/ink" xmlns:am3d="http://schemas.microsoft.com/office/drawing/2017/model3d" xmlns:o="urn:schemas-microsoft-com:office:office" xmlns:oel="http://schemas.microsoft.com/office/2019/extlst" xmlns:r="http://schemas.openxmlformats.org/officeDocument/2006/relationships" xmlns:m="http://schemas.openxmlformats.org/officeDocument/2006/math" xmlns:v="urn:schemas-microsoft-com:vml" xmlns:wp14="http://schemas.microsoft.com/office/word/2010/wordprocessingDrawing" xmlns:wp="http://schemas.openxmlformats.org/drawingml/2006/wordprocessingDrawing" xmlns:w10="urn:schemas-microsoft-com:office:word" xmlns:w="http://schemas.openxmlformats.org/wordprocessingml/2006/main" xmlns:w14="http://schemas.microsoft.com/office/word/2010/wordml" xmlns:w15="http://schemas.microsoft.com/office/word/2012/wordml" xmlns:w16cei="http://schemas.microsoft.com/office/word/2026/wordml/cei" xmlns:w16cex="http://schemas.microsoft.com/office/word/2018/wordml/cex" xmlns:w16cid="http://schemas.microsoft.com/office/word/2016/wordml/cid" xmlns:w16="http://schemas.microsoft.com/office/word/2018/wordml" xmlns:w16du="http://schemas.microsoft.com/office/word/2023/wordml/word16du" xmlns:w16sdtdh="http://schemas.microsoft.com/office/word/2020/wordml/sdtdatahash" xmlns:w16sdtfl="http://schemas.microsoft.com/office/word/2024/wordml/sdtformatlock" xmlns:w16se="http://schemas.microsoft.com/office/word/2015/wordml/symex" xmlns:wpg="http://schemas.microsoft.com/office/word/2010/wordprocessingGroup" xmlns:wpi="http://schemas.microsoft.com/office/word/2010/wordprocessingInk" xmlns:wne="http://schemas.microsoft.com/office/word/2006/wordml" xmlns:wps="http://schemas.microsoft.com/office/word/2010/wordprocessingShape" mc:Ignorable="w14 w15 w16se w16cid w16 w16cex w16sdtdh w16sdtfl w16du wp14">
+<w:endnotes xmlns:wpc="http://schemas.microsoft.com/office/word/2010/wordprocessingCanvas" xmlns:cx="http://schemas.microsoft.com/office/drawing/2014/chartex" xmlns:cx1="http://schemas.microsoft.com/office/drawing/2015/9/8/chartex" xmlns:cx2="http://schemas.microsoft.com/office/drawing/2015/10/21/chartex" xmlns:cx3="http://schemas.microsoft.com/office/drawing/2016/5/9/chartex" xmlns:cx4="http://schemas.microsoft.com/office/drawing/2016/5/10/chartex" xmlns:cx5="http://schemas.microsoft.com/office/drawing/2016/5/11/chartex" xmlns:cx6="http://schemas.microsoft.com/office/drawing/2016/5/12/chartex" xmlns:cx7="http://schemas.microsoft.com/office/drawing/2016/5/13/chartex" xmlns:cx8="http://schemas.microsoft.com/office/drawing/2016/5/14/chartex" xmlns:mc="http://schemas.openxmlformats.org/markup-compatibility/2006" xmlns:aink="http://schemas.microsoft.com/office/drawing/2016/ink" xmlns:am3d="http://schemas.microsoft.com/office/drawing/2017/model3d" xmlns:o="urn:schemas-microsoft-com:office:office" xmlns:oel="http://schemas.microsoft.com/office/2019/extlst" xmlns:r="http://schemas.openxmlformats.org/officeDocument/2006/relationships" xmlns:m="http://schemas.openxmlformats.org/officeDocument/2006/math" xmlns:v="urn:schemas-microsoft-com:vml" xmlns:wp14="http://schemas.microsoft.com/office/word/2010/wordprocessingDrawing" xmlns:wp="http://schemas.openxmlformats.org/drawingml/2006/wordprocessingDrawing" xmlns:w10="urn:schemas-microsoft-com:office:word" xmlns:w="http://schemas.openxmlformats.org/wordprocessingml/2006/main" xmlns:w14="http://schemas.microsoft.com/office/word/2010/wordml" xmlns:w15="http://schemas.microsoft.com/office/word/2012/wordml" xmlns:w16cex="http://schemas.microsoft.com/office/word/2018/wordml/cex" xmlns:w16cid="http://schemas.microsoft.com/office/word/2016/wordml/cid" xmlns:w16="http://schemas.microsoft.com/office/word/2018/wordml" xmlns:w16du="http://schemas.microsoft.com/office/word/2023/wordml/word16du" xmlns:w16sdtdh="http://schemas.microsoft.com/office/word/2020/wordml/sdtdatahash" xmlns:w16sdtfl="http://schemas.microsoft.com/office/word/2024/wordml/sdtformatlock" xmlns:w16se="http://schemas.microsoft.com/office/word/2015/wordml/symex" xmlns:wpg="http://schemas.microsoft.com/office/word/2010/wordprocessingGroup" xmlns:wpi="http://schemas.microsoft.com/office/word/2010/wordprocessingInk" xmlns:wne="http://schemas.microsoft.com/office/word/2006/wordml" xmlns:wps="http://schemas.microsoft.com/office/word/2010/wordprocessingShape" mc:Ignorable="w14 w15 w16se w16cid w16 w16cex w16sdtdh w16sdtfl w16du wp14">
   <w:endnote w:type="separator" w:id="-1">
     <w:p>
       <w:r>
@@ -9780,7 +10429,7 @@
 </file>
 
 <file path=word/footer1.xml><?xml version="1.0" encoding="utf-8"?>
-<w:ftr xmlns:wpc="http://schemas.microsoft.com/office/word/2010/wordprocessingCanvas" xmlns:cx="http://schemas.microsoft.com/office/drawing/2014/chartex" xmlns:cx1="http://schemas.microsoft.com/office/drawing/2015/9/8/chartex" xmlns:cx2="http://schemas.microsoft.com/office/drawing/2015/10/21/chartex" xmlns:cx3="http://schemas.microsoft.com/office/drawing/2016/5/9/chartex" xmlns:cx4="http://schemas.microsoft.com/office/drawing/2016/5/10/chartex" xmlns:cx5="http://schemas.microsoft.com/office/drawing/2016/5/11/chartex" xmlns:cx6="http://schemas.microsoft.com/office/drawing/2016/5/12/chartex" xmlns:cx7="http://schemas.microsoft.com/office/drawing/2016/5/13/chartex" xmlns:cx8="http://schemas.microsoft.com/office/drawing/2016/5/14/chartex" xmlns:mc="http://schemas.openxmlformats.org/markup-compatibility/2006" xmlns:aink="http://schemas.microsoft.com/office/drawing/2016/ink" xmlns:am3d="http://schemas.microsoft.com/office/drawing/2017/model3d" xmlns:o="urn:schemas-microsoft-com:office:office" xmlns:oel="http://schemas.microsoft.com/office/2019/extlst" xmlns:r="http://schemas.openxmlformats.org/officeDocument/2006/relationships" xmlns:m="http://schemas.openxmlformats.org/officeDocument/2006/math" xmlns:v="urn:schemas-microsoft-com:vml" xmlns:wp14="http://schemas.microsoft.com/office/word/2010/wordprocessingDrawing" xmlns:wp="http://schemas.openxmlformats.org/drawingml/2006/wordprocessingDrawing" xmlns:w10="urn:schemas-microsoft-com:office:word" xmlns:w="http://schemas.openxmlformats.org/wordprocessingml/2006/main" xmlns:w14="http://schemas.microsoft.com/office/word/2010/wordml" xmlns:w15="http://schemas.microsoft.com/office/word/2012/wordml" xmlns:w16cei="http://schemas.microsoft.com/office/word/2026/wordml/cei" xmlns:w16cex="http://schemas.microsoft.com/office/word/2018/wordml/cex" xmlns:w16cid="http://schemas.microsoft.com/office/word/2016/wordml/cid" xmlns:w16="http://schemas.microsoft.com/office/word/2018/wordml" xmlns:w16du="http://schemas.microsoft.com/office/word/2023/wordml/word16du" xmlns:w16sdtdh="http://schemas.microsoft.com/office/word/2020/wordml/sdtdatahash" xmlns:w16sdtfl="http://schemas.microsoft.com/office/word/2024/wordml/sdtformatlock" xmlns:w16se="http://schemas.microsoft.com/office/word/2015/wordml/symex" xmlns:wpg="http://schemas.microsoft.com/office/word/2010/wordprocessingGroup" xmlns:wpi="http://schemas.microsoft.com/office/word/2010/wordprocessingInk" xmlns:wne="http://schemas.microsoft.com/office/word/2006/wordml" xmlns:wps="http://schemas.microsoft.com/office/word/2010/wordprocessingShape" mc:Ignorable="w14 w15 w16se w16cid w16 w16cex w16sdtdh w16sdtfl w16du wp14">
+<w:ftr xmlns:wpc="http://schemas.microsoft.com/office/word/2010/wordprocessingCanvas" xmlns:cx="http://schemas.microsoft.com/office/drawing/2014/chartex" xmlns:cx1="http://schemas.microsoft.com/office/drawing/2015/9/8/chartex" xmlns:cx2="http://schemas.microsoft.com/office/drawing/2015/10/21/chartex" xmlns:cx3="http://schemas.microsoft.com/office/drawing/2016/5/9/chartex" xmlns:cx4="http://schemas.microsoft.com/office/drawing/2016/5/10/chartex" xmlns:cx5="http://schemas.microsoft.com/office/drawing/2016/5/11/chartex" xmlns:cx6="http://schemas.microsoft.com/office/drawing/2016/5/12/chartex" xmlns:cx7="http://schemas.microsoft.com/office/drawing/2016/5/13/chartex" xmlns:cx8="http://schemas.microsoft.com/office/drawing/2016/5/14/chartex" xmlns:mc="http://schemas.openxmlformats.org/markup-compatibility/2006" xmlns:aink="http://schemas.microsoft.com/office/drawing/2016/ink" xmlns:am3d="http://schemas.microsoft.com/office/drawing/2017/model3d" xmlns:o="urn:schemas-microsoft-com:office:office" xmlns:oel="http://schemas.microsoft.com/office/2019/extlst" xmlns:r="http://schemas.openxmlformats.org/officeDocument/2006/relationships" xmlns:m="http://schemas.openxmlformats.org/officeDocument/2006/math" xmlns:v="urn:schemas-microsoft-com:vml" xmlns:wp14="http://schemas.microsoft.com/office/word/2010/wordprocessingDrawing" xmlns:wp="http://schemas.openxmlformats.org/drawingml/2006/wordprocessingDrawing" xmlns:w10="urn:schemas-microsoft-com:office:word" xmlns:w="http://schemas.openxmlformats.org/wordprocessingml/2006/main" xmlns:w14="http://schemas.microsoft.com/office/word/2010/wordml" xmlns:w15="http://schemas.microsoft.com/office/word/2012/wordml" xmlns:w16cex="http://schemas.microsoft.com/office/word/2018/wordml/cex" xmlns:w16cid="http://schemas.microsoft.com/office/word/2016/wordml/cid" xmlns:w16="http://schemas.microsoft.com/office/word/2018/wordml" xmlns:w16du="http://schemas.microsoft.com/office/word/2023/wordml/word16du" xmlns:w16sdtdh="http://schemas.microsoft.com/office/word/2020/wordml/sdtdatahash" xmlns:w16sdtfl="http://schemas.microsoft.com/office/word/2024/wordml/sdtformatlock" xmlns:w16se="http://schemas.microsoft.com/office/word/2015/wordml/symex" xmlns:wpg="http://schemas.microsoft.com/office/word/2010/wordprocessingGroup" xmlns:wpi="http://schemas.microsoft.com/office/word/2010/wordprocessingInk" xmlns:wne="http://schemas.microsoft.com/office/word/2006/wordml" xmlns:wps="http://schemas.microsoft.com/office/word/2010/wordprocessingShape" mc:Ignorable="w14 w15 w16se w16cid w16 w16cex w16sdtdh w16sdtfl w16du wp14">
   <w:sdt>
     <w:sdtPr>
       <w:id w:val="602994516"/>
@@ -9834,7 +10483,7 @@
 </file>
 
 <file path=word/footer2.xml><?xml version="1.0" encoding="utf-8"?>
-<w:ftr xmlns:wpc="http://schemas.microsoft.com/office/word/2010/wordprocessingCanvas" xmlns:cx="http://schemas.microsoft.com/office/drawing/2014/chartex" xmlns:cx1="http://schemas.microsoft.com/office/drawing/2015/9/8/chartex" xmlns:cx2="http://schemas.microsoft.com/office/drawing/2015/10/21/chartex" xmlns:cx3="http://schemas.microsoft.com/office/drawing/2016/5/9/chartex" xmlns:cx4="http://schemas.microsoft.com/office/drawing/2016/5/10/chartex" xmlns:cx5="http://schemas.microsoft.com/office/drawing/2016/5/11/chartex" xmlns:cx6="http://schemas.microsoft.com/office/drawing/2016/5/12/chartex" xmlns:cx7="http://schemas.microsoft.com/office/drawing/2016/5/13/chartex" xmlns:cx8="http://schemas.microsoft.com/office/drawing/2016/5/14/chartex" xmlns:mc="http://schemas.openxmlformats.org/markup-compatibility/2006" xmlns:aink="http://schemas.microsoft.com/office/drawing/2016/ink" xmlns:am3d="http://schemas.microsoft.com/office/drawing/2017/model3d" xmlns:o="urn:schemas-microsoft-com:office:office" xmlns:oel="http://schemas.microsoft.com/office/2019/extlst" xmlns:r="http://schemas.openxmlformats.org/officeDocument/2006/relationships" xmlns:m="http://schemas.openxmlformats.org/officeDocument/2006/math" xmlns:v="urn:schemas-microsoft-com:vml" xmlns:wp14="http://schemas.microsoft.com/office/word/2010/wordprocessingDrawing" xmlns:wp="http://schemas.openxmlformats.org/drawingml/2006/wordprocessingDrawing" xmlns:w10="urn:schemas-microsoft-com:office:word" xmlns:w="http://schemas.openxmlformats.org/wordprocessingml/2006/main" xmlns:w14="http://schemas.microsoft.com/office/word/2010/wordml" xmlns:w15="http://schemas.microsoft.com/office/word/2012/wordml" xmlns:w16cei="http://schemas.microsoft.com/office/word/2026/wordml/cei" xmlns:w16cex="http://schemas.microsoft.com/office/word/2018/wordml/cex" xmlns:w16cid="http://schemas.microsoft.com/office/word/2016/wordml/cid" xmlns:w16="http://schemas.microsoft.com/office/word/2018/wordml" xmlns:w16du="http://schemas.microsoft.com/office/word/2023/wordml/word16du" xmlns:w16sdtdh="http://schemas.microsoft.com/office/word/2020/wordml/sdtdatahash" xmlns:w16sdtfl="http://schemas.microsoft.com/office/word/2024/wordml/sdtformatlock" xmlns:w16se="http://schemas.microsoft.com/office/word/2015/wordml/symex" xmlns:wpg="http://schemas.microsoft.com/office/word/2010/wordprocessingGroup" xmlns:wpi="http://schemas.microsoft.com/office/word/2010/wordprocessingInk" xmlns:wne="http://schemas.microsoft.com/office/word/2006/wordml" xmlns:wps="http://schemas.microsoft.com/office/word/2010/wordprocessingShape" mc:Ignorable="w14 w15 w16se w16cid w16 w16cex w16sdtdh w16sdtfl w16du wp14">
+<w:ftr xmlns:wpc="http://schemas.microsoft.com/office/word/2010/wordprocessingCanvas" xmlns:cx="http://schemas.microsoft.com/office/drawing/2014/chartex" xmlns:cx1="http://schemas.microsoft.com/office/drawing/2015/9/8/chartex" xmlns:cx2="http://schemas.microsoft.com/office/drawing/2015/10/21/chartex" xmlns:cx3="http://schemas.microsoft.com/office/drawing/2016/5/9/chartex" xmlns:cx4="http://schemas.microsoft.com/office/drawing/2016/5/10/chartex" xmlns:cx5="http://schemas.microsoft.com/office/drawing/2016/5/11/chartex" xmlns:cx6="http://schemas.microsoft.com/office/drawing/2016/5/12/chartex" xmlns:cx7="http://schemas.microsoft.com/office/drawing/2016/5/13/chartex" xmlns:cx8="http://schemas.microsoft.com/office/drawing/2016/5/14/chartex" xmlns:mc="http://schemas.openxmlformats.org/markup-compatibility/2006" xmlns:aink="http://schemas.microsoft.com/office/drawing/2016/ink" xmlns:am3d="http://schemas.microsoft.com/office/drawing/2017/model3d" xmlns:o="urn:schemas-microsoft-com:office:office" xmlns:oel="http://schemas.microsoft.com/office/2019/extlst" xmlns:r="http://schemas.openxmlformats.org/officeDocument/2006/relationships" xmlns:m="http://schemas.openxmlformats.org/officeDocument/2006/math" xmlns:v="urn:schemas-microsoft-com:vml" xmlns:wp14="http://schemas.microsoft.com/office/word/2010/wordprocessingDrawing" xmlns:wp="http://schemas.openxmlformats.org/drawingml/2006/wordprocessingDrawing" xmlns:w10="urn:schemas-microsoft-com:office:word" xmlns:w="http://schemas.openxmlformats.org/wordprocessingml/2006/main" xmlns:w14="http://schemas.microsoft.com/office/word/2010/wordml" xmlns:w15="http://schemas.microsoft.com/office/word/2012/wordml" xmlns:w16cex="http://schemas.microsoft.com/office/word/2018/wordml/cex" xmlns:w16cid="http://schemas.microsoft.com/office/word/2016/wordml/cid" xmlns:w16="http://schemas.microsoft.com/office/word/2018/wordml" xmlns:w16du="http://schemas.microsoft.com/office/word/2023/wordml/word16du" xmlns:w16sdtdh="http://schemas.microsoft.com/office/word/2020/wordml/sdtdatahash" xmlns:w16sdtfl="http://schemas.microsoft.com/office/word/2024/wordml/sdtformatlock" xmlns:w16se="http://schemas.microsoft.com/office/word/2015/wordml/symex" xmlns:wpg="http://schemas.microsoft.com/office/word/2010/wordprocessingGroup" xmlns:wpi="http://schemas.microsoft.com/office/word/2010/wordprocessingInk" xmlns:wne="http://schemas.microsoft.com/office/word/2006/wordml" xmlns:wps="http://schemas.microsoft.com/office/word/2010/wordprocessingShape" mc:Ignorable="w14 w15 w16se w16cid w16 w16cex w16sdtdh w16sdtfl w16du wp14">
   <w:sdt>
     <w:sdtPr>
       <w:id w:val="-733927258"/>
@@ -9888,7 +10537,7 @@
 </file>
 
 <file path=word/footnotes.xml><?xml version="1.0" encoding="utf-8"?>
-<w:footnotes xmlns:wpc="http://schemas.microsoft.com/office/word/2010/wordprocessingCanvas" xmlns:cx="http://schemas.microsoft.com/office/drawing/2014/chartex" xmlns:cx1="http://schemas.microsoft.com/office/drawing/2015/9/8/chartex" xmlns:cx2="http://schemas.microsoft.com/office/drawing/2015/10/21/chartex" xmlns:cx3="http://schemas.microsoft.com/office/drawing/2016/5/9/chartex" xmlns:cx4="http://schemas.microsoft.com/office/drawing/2016/5/10/chartex" xmlns:cx5="http://schemas.microsoft.com/office/drawing/2016/5/11/chartex" xmlns:cx6="http://schemas.microsoft.com/office/drawing/2016/5/12/chartex" xmlns:cx7="http://schemas.microsoft.com/office/drawing/2016/5/13/chartex" xmlns:cx8="http://schemas.microsoft.com/office/drawing/2016/5/14/chartex" xmlns:mc="http://schemas.openxmlformats.org/markup-compatibility/2006" xmlns:aink="http://schemas.microsoft.com/office/drawing/2016/ink" xmlns:am3d="http://schemas.microsoft.com/office/drawing/2017/model3d" xmlns:o="urn:schemas-microsoft-com:office:office" xmlns:oel="http://schemas.microsoft.com/office/2019/extlst" xmlns:r="http://schemas.openxmlformats.org/officeDocument/2006/relationships" xmlns:m="http://schemas.openxmlformats.org/officeDocument/2006/math" xmlns:v="urn:schemas-microsoft-com:vml" xmlns:wp14="http://schemas.microsoft.com/office/word/2010/wordprocessingDrawing" xmlns:wp="http://schemas.openxmlformats.org/drawingml/2006/wordprocessingDrawing" xmlns:w10="urn:schemas-microsoft-com:office:word" xmlns:w="http://schemas.openxmlformats.org/wordprocessingml/2006/main" xmlns:w14="http://schemas.microsoft.com/office/word/2010/wordml" xmlns:w15="http://schemas.microsoft.com/office/word/2012/wordml" xmlns:w16cei="http://schemas.microsoft.com/office/word/2026/wordml/cei" xmlns:w16cex="http://schemas.microsoft.com/office/word/2018/wordml/cex" xmlns:w16cid="http://schemas.microsoft.com/office/word/2016/wordml/cid" xmlns:w16="http://schemas.microsoft.com/office/word/2018/wordml" xmlns:w16du="http://schemas.microsoft.com/office/word/2023/wordml/word16du" xmlns:w16sdtdh="http://schemas.microsoft.com/office/word/2020/wordml/sdtdatahash" xmlns:w16sdtfl="http://schemas.microsoft.com/office/word/2024/wordml/sdtformatlock" xmlns:w16se="http://schemas.microsoft.com/office/word/2015/wordml/symex" xmlns:wpg="http://schemas.microsoft.com/office/word/2010/wordprocessingGroup" xmlns:wpi="http://schemas.microsoft.com/office/word/2010/wordprocessingInk" xmlns:wne="http://schemas.microsoft.com/office/word/2006/wordml" xmlns:wps="http://schemas.microsoft.com/office/word/2010/wordprocessingShape" mc:Ignorable="w14 w15 w16se w16cid w16 w16cex w16sdtdh w16sdtfl w16du wp14">
+<w:footnotes xmlns:wpc="http://schemas.microsoft.com/office/word/2010/wordprocessingCanvas" xmlns:cx="http://schemas.microsoft.com/office/drawing/2014/chartex" xmlns:cx1="http://schemas.microsoft.com/office/drawing/2015/9/8/chartex" xmlns:cx2="http://schemas.microsoft.com/office/drawing/2015/10/21/chartex" xmlns:cx3="http://schemas.microsoft.com/office/drawing/2016/5/9/chartex" xmlns:cx4="http://schemas.microsoft.com/office/drawing/2016/5/10/chartex" xmlns:cx5="http://schemas.microsoft.com/office/drawing/2016/5/11/chartex" xmlns:cx6="http://schemas.microsoft.com/office/drawing/2016/5/12/chartex" xmlns:cx7="http://schemas.microsoft.com/office/drawing/2016/5/13/chartex" xmlns:cx8="http://schemas.microsoft.com/office/drawing/2016/5/14/chartex" xmlns:mc="http://schemas.openxmlformats.org/markup-compatibility/2006" xmlns:aink="http://schemas.microsoft.com/office/drawing/2016/ink" xmlns:am3d="http://schemas.microsoft.com/office/drawing/2017/model3d" xmlns:o="urn:schemas-microsoft-com:office:office" xmlns:oel="http://schemas.microsoft.com/office/2019/extlst" xmlns:r="http://schemas.openxmlformats.org/officeDocument/2006/relationships" xmlns:m="http://schemas.openxmlformats.org/officeDocument/2006/math" xmlns:v="urn:schemas-microsoft-com:vml" xmlns:wp14="http://schemas.microsoft.com/office/word/2010/wordprocessingDrawing" xmlns:wp="http://schemas.openxmlformats.org/drawingml/2006/wordprocessingDrawing" xmlns:w10="urn:schemas-microsoft-com:office:word" xmlns:w="http://schemas.openxmlformats.org/wordprocessingml/2006/main" xmlns:w14="http://schemas.microsoft.com/office/word/2010/wordml" xmlns:w15="http://schemas.microsoft.com/office/word/2012/wordml" xmlns:w16cex="http://schemas.microsoft.com/office/word/2018/wordml/cex" xmlns:w16cid="http://schemas.microsoft.com/office/word/2016/wordml/cid" xmlns:w16="http://schemas.microsoft.com/office/word/2018/wordml" xmlns:w16du="http://schemas.microsoft.com/office/word/2023/wordml/word16du" xmlns:w16sdtdh="http://schemas.microsoft.com/office/word/2020/wordml/sdtdatahash" xmlns:w16sdtfl="http://schemas.microsoft.com/office/word/2024/wordml/sdtformatlock" xmlns:w16se="http://schemas.microsoft.com/office/word/2015/wordml/symex" xmlns:wpg="http://schemas.microsoft.com/office/word/2010/wordprocessingGroup" xmlns:wpi="http://schemas.microsoft.com/office/word/2010/wordprocessingInk" xmlns:wne="http://schemas.microsoft.com/office/word/2006/wordml" xmlns:wps="http://schemas.microsoft.com/office/word/2010/wordprocessingShape" mc:Ignorable="w14 w15 w16se w16cid w16 w16cex w16sdtdh w16sdtfl w16du wp14">
   <w:footnote w:type="separator" w:id="-1">
     <w:p>
       <w:r>
@@ -9907,7 +10556,7 @@
 </file>
 
 <file path=word/header1.xml><?xml version="1.0" encoding="utf-8"?>
-<w:hdr xmlns:wpc="http://schemas.microsoft.com/office/word/2010/wordprocessingCanvas" xmlns:cx="http://schemas.microsoft.com/office/drawing/2014/chartex" xmlns:cx1="http://schemas.microsoft.com/office/drawing/2015/9/8/chartex" xmlns:cx2="http://schemas.microsoft.com/office/drawing/2015/10/21/chartex" xmlns:cx3="http://schemas.microsoft.com/office/drawing/2016/5/9/chartex" xmlns:cx4="http://schemas.microsoft.com/office/drawing/2016/5/10/chartex" xmlns:cx5="http://schemas.microsoft.com/office/drawing/2016/5/11/chartex" xmlns:cx6="http://schemas.microsoft.com/office/drawing/2016/5/12/chartex" xmlns:cx7="http://schemas.microsoft.com/office/drawing/2016/5/13/chartex" xmlns:cx8="http://schemas.microsoft.com/office/drawing/2016/5/14/chartex" xmlns:mc="http://schemas.openxmlformats.org/markup-compatibility/2006" xmlns:aink="http://schemas.microsoft.com/office/drawing/2016/ink" xmlns:am3d="http://schemas.microsoft.com/office/drawing/2017/model3d" xmlns:o="urn:schemas-microsoft-com:office:office" xmlns:oel="http://schemas.microsoft.com/office/2019/extlst" xmlns:r="http://schemas.openxmlformats.org/officeDocument/2006/relationships" xmlns:m="http://schemas.openxmlformats.org/officeDocument/2006/math" xmlns:v="urn:schemas-microsoft-com:vml" xmlns:wp14="http://schemas.microsoft.com/office/word/2010/wordprocessingDrawing" xmlns:wp="http://schemas.openxmlformats.org/drawingml/2006/wordprocessingDrawing" xmlns:w10="urn:schemas-microsoft-com:office:word" xmlns:w="http://schemas.openxmlformats.org/wordprocessingml/2006/main" xmlns:w14="http://schemas.microsoft.com/office/word/2010/wordml" xmlns:w15="http://schemas.microsoft.com/office/word/2012/wordml" xmlns:w16cei="http://schemas.microsoft.com/office/word/2026/wordml/cei" xmlns:w16cex="http://schemas.microsoft.com/office/word/2018/wordml/cex" xmlns:w16cid="http://schemas.microsoft.com/office/word/2016/wordml/cid" xmlns:w16="http://schemas.microsoft.com/office/word/2018/wordml" xmlns:w16du="http://schemas.microsoft.com/office/word/2023/wordml/word16du" xmlns:w16sdtdh="http://schemas.microsoft.com/office/word/2020/wordml/sdtdatahash" xmlns:w16sdtfl="http://schemas.microsoft.com/office/word/2024/wordml/sdtformatlock" xmlns:w16se="http://schemas.microsoft.com/office/word/2015/wordml/symex" xmlns:wpg="http://schemas.microsoft.com/office/word/2010/wordprocessingGroup" xmlns:wpi="http://schemas.microsoft.com/office/word/2010/wordprocessingInk" xmlns:wne="http://schemas.microsoft.com/office/word/2006/wordml" xmlns:wps="http://schemas.microsoft.com/office/word/2010/wordprocessingShape" mc:Ignorable="w14 w15 w16se w16cid w16 w16cex w16sdtdh w16sdtfl w16du wp14">
+<w:hdr xmlns:wpc="http://schemas.microsoft.com/office/word/2010/wordprocessingCanvas" xmlns:cx="http://schemas.microsoft.com/office/drawing/2014/chartex" xmlns:cx1="http://schemas.microsoft.com/office/drawing/2015/9/8/chartex" xmlns:cx2="http://schemas.microsoft.com/office/drawing/2015/10/21/chartex" xmlns:cx3="http://schemas.microsoft.com/office/drawing/2016/5/9/chartex" xmlns:cx4="http://schemas.microsoft.com/office/drawing/2016/5/10/chartex" xmlns:cx5="http://schemas.microsoft.com/office/drawing/2016/5/11/chartex" xmlns:cx6="http://schemas.microsoft.com/office/drawing/2016/5/12/chartex" xmlns:cx7="http://schemas.microsoft.com/office/drawing/2016/5/13/chartex" xmlns:cx8="http://schemas.microsoft.com/office/drawing/2016/5/14/chartex" xmlns:mc="http://schemas.openxmlformats.org/markup-compatibility/2006" xmlns:aink="http://schemas.microsoft.com/office/drawing/2016/ink" xmlns:am3d="http://schemas.microsoft.com/office/drawing/2017/model3d" xmlns:o="urn:schemas-microsoft-com:office:office" xmlns:oel="http://schemas.microsoft.com/office/2019/extlst" xmlns:r="http://schemas.openxmlformats.org/officeDocument/2006/relationships" xmlns:m="http://schemas.openxmlformats.org/officeDocument/2006/math" xmlns:v="urn:schemas-microsoft-com:vml" xmlns:wp14="http://schemas.microsoft.com/office/word/2010/wordprocessingDrawing" xmlns:wp="http://schemas.openxmlformats.org/drawingml/2006/wordprocessingDrawing" xmlns:w10="urn:schemas-microsoft-com:office:word" xmlns:w="http://schemas.openxmlformats.org/wordprocessingml/2006/main" xmlns:w14="http://schemas.microsoft.com/office/word/2010/wordml" xmlns:w15="http://schemas.microsoft.com/office/word/2012/wordml" xmlns:w16cex="http://schemas.microsoft.com/office/word/2018/wordml/cex" xmlns:w16cid="http://schemas.microsoft.com/office/word/2016/wordml/cid" xmlns:w16="http://schemas.microsoft.com/office/word/2018/wordml" xmlns:w16du="http://schemas.microsoft.com/office/word/2023/wordml/word16du" xmlns:w16sdtdh="http://schemas.microsoft.com/office/word/2020/wordml/sdtdatahash" xmlns:w16sdtfl="http://schemas.microsoft.com/office/word/2024/wordml/sdtformatlock" xmlns:w16se="http://schemas.microsoft.com/office/word/2015/wordml/symex" xmlns:wpg="http://schemas.microsoft.com/office/word/2010/wordprocessingGroup" xmlns:wpi="http://schemas.microsoft.com/office/word/2010/wordprocessingInk" xmlns:wne="http://schemas.microsoft.com/office/word/2006/wordml" xmlns:wps="http://schemas.microsoft.com/office/word/2010/wordprocessingShape" mc:Ignorable="w14 w15 w16se w16cid w16 w16cex w16sdtdh w16sdtfl w16du wp14">
   <w:p>
     <w:pPr>
       <w:pStyle w:val="af3"/>
@@ -9920,7 +10569,7 @@
 </file>
 
 <file path=word/header2.xml><?xml version="1.0" encoding="utf-8"?>
-<w:hdr xmlns:wpc="http://schemas.microsoft.com/office/word/2010/wordprocessingCanvas" xmlns:cx="http://schemas.microsoft.com/office/drawing/2014/chartex" xmlns:cx1="http://schemas.microsoft.com/office/drawing/2015/9/8/chartex" xmlns:cx2="http://schemas.microsoft.com/office/drawing/2015/10/21/chartex" xmlns:cx3="http://schemas.microsoft.com/office/drawing/2016/5/9/chartex" xmlns:cx4="http://schemas.microsoft.com/office/drawing/2016/5/10/chartex" xmlns:cx5="http://schemas.microsoft.com/office/drawing/2016/5/11/chartex" xmlns:cx6="http://schemas.microsoft.com/office/drawing/2016/5/12/chartex" xmlns:cx7="http://schemas.microsoft.com/office/drawing/2016/5/13/chartex" xmlns:cx8="http://schemas.microsoft.com/office/drawing/2016/5/14/chartex" xmlns:mc="http://schemas.openxmlformats.org/markup-compatibility/2006" xmlns:aink="http://schemas.microsoft.com/office/drawing/2016/ink" xmlns:am3d="http://schemas.microsoft.com/office/drawing/2017/model3d" xmlns:o="urn:schemas-microsoft-com:office:office" xmlns:oel="http://schemas.microsoft.com/office/2019/extlst" xmlns:r="http://schemas.openxmlformats.org/officeDocument/2006/relationships" xmlns:m="http://schemas.openxmlformats.org/officeDocument/2006/math" xmlns:v="urn:schemas-microsoft-com:vml" xmlns:wp14="http://schemas.microsoft.com/office/word/2010/wordprocessingDrawing" xmlns:wp="http://schemas.openxmlformats.org/drawingml/2006/wordprocessingDrawing" xmlns:w10="urn:schemas-microsoft-com:office:word" xmlns:w="http://schemas.openxmlformats.org/wordprocessingml/2006/main" xmlns:w14="http://schemas.microsoft.com/office/word/2010/wordml" xmlns:w15="http://schemas.microsoft.com/office/word/2012/wordml" xmlns:w16cei="http://schemas.microsoft.com/office/word/2026/wordml/cei" xmlns:w16cex="http://schemas.microsoft.com/office/word/2018/wordml/cex" xmlns:w16cid="http://schemas.microsoft.com/office/word/2016/wordml/cid" xmlns:w16="http://schemas.microsoft.com/office/word/2018/wordml" xmlns:w16du="http://schemas.microsoft.com/office/word/2023/wordml/word16du" xmlns:w16sdtdh="http://schemas.microsoft.com/office/word/2020/wordml/sdtdatahash" xmlns:w16sdtfl="http://schemas.microsoft.com/office/word/2024/wordml/sdtformatlock" xmlns:w16se="http://schemas.microsoft.com/office/word/2015/wordml/symex" xmlns:wpg="http://schemas.microsoft.com/office/word/2010/wordprocessingGroup" xmlns:wpi="http://schemas.microsoft.com/office/word/2010/wordprocessingInk" xmlns:wne="http://schemas.microsoft.com/office/word/2006/wordml" xmlns:wps="http://schemas.microsoft.com/office/word/2010/wordprocessingShape" mc:Ignorable="w14 w15 w16se w16cid w16 w16cex w16sdtdh w16sdtfl w16du wp14">
+<w:hdr xmlns:wpc="http://schemas.microsoft.com/office/word/2010/wordprocessingCanvas" xmlns:cx="http://schemas.microsoft.com/office/drawing/2014/chartex" xmlns:cx1="http://schemas.microsoft.com/office/drawing/2015/9/8/chartex" xmlns:cx2="http://schemas.microsoft.com/office/drawing/2015/10/21/chartex" xmlns:cx3="http://schemas.microsoft.com/office/drawing/2016/5/9/chartex" xmlns:cx4="http://schemas.microsoft.com/office/drawing/2016/5/10/chartex" xmlns:cx5="http://schemas.microsoft.com/office/drawing/2016/5/11/chartex" xmlns:cx6="http://schemas.microsoft.com/office/drawing/2016/5/12/chartex" xmlns:cx7="http://schemas.microsoft.com/office/drawing/2016/5/13/chartex" xmlns:cx8="http://schemas.microsoft.com/office/drawing/2016/5/14/chartex" xmlns:mc="http://schemas.openxmlformats.org/markup-compatibility/2006" xmlns:aink="http://schemas.microsoft.com/office/drawing/2016/ink" xmlns:am3d="http://schemas.microsoft.com/office/drawing/2017/model3d" xmlns:o="urn:schemas-microsoft-com:office:office" xmlns:oel="http://schemas.microsoft.com/office/2019/extlst" xmlns:r="http://schemas.openxmlformats.org/officeDocument/2006/relationships" xmlns:m="http://schemas.openxmlformats.org/officeDocument/2006/math" xmlns:v="urn:schemas-microsoft-com:vml" xmlns:wp14="http://schemas.microsoft.com/office/word/2010/wordprocessingDrawing" xmlns:wp="http://schemas.openxmlformats.org/drawingml/2006/wordprocessingDrawing" xmlns:w10="urn:schemas-microsoft-com:office:word" xmlns:w="http://schemas.openxmlformats.org/wordprocessingml/2006/main" xmlns:w14="http://schemas.microsoft.com/office/word/2010/wordml" xmlns:w15="http://schemas.microsoft.com/office/word/2012/wordml" xmlns:w16cex="http://schemas.microsoft.com/office/word/2018/wordml/cex" xmlns:w16cid="http://schemas.microsoft.com/office/word/2016/wordml/cid" xmlns:w16="http://schemas.microsoft.com/office/word/2018/wordml" xmlns:w16du="http://schemas.microsoft.com/office/word/2023/wordml/word16du" xmlns:w16sdtdh="http://schemas.microsoft.com/office/word/2020/wordml/sdtdatahash" xmlns:w16sdtfl="http://schemas.microsoft.com/office/word/2024/wordml/sdtformatlock" xmlns:w16se="http://schemas.microsoft.com/office/word/2015/wordml/symex" xmlns:wpg="http://schemas.microsoft.com/office/word/2010/wordprocessingGroup" xmlns:wpi="http://schemas.microsoft.com/office/word/2010/wordprocessingInk" xmlns:wne="http://schemas.microsoft.com/office/word/2006/wordml" xmlns:wps="http://schemas.microsoft.com/office/word/2010/wordprocessingShape" mc:Ignorable="w14 w15 w16se w16cid w16 w16cex w16sdtdh w16sdtfl w16du wp14">
   <w:p>
     <w:pPr>
       <w:pStyle w:val="af3"/>
@@ -9934,7 +10583,7 @@
 </file>
 
 <file path=word/numbering.xml><?xml version="1.0" encoding="utf-8"?>
-<w:numbering xmlns:wpc="http://schemas.microsoft.com/office/word/2010/wordprocessingCanvas" xmlns:cx="http://schemas.microsoft.com/office/drawing/2014/chartex" xmlns:cx1="http://schemas.microsoft.com/office/drawing/2015/9/8/chartex" xmlns:cx2="http://schemas.microsoft.com/office/drawing/2015/10/21/chartex" xmlns:cx3="http://schemas.microsoft.com/office/drawing/2016/5/9/chartex" xmlns:cx4="http://schemas.microsoft.com/office/drawing/2016/5/10/chartex" xmlns:cx5="http://schemas.microsoft.com/office/drawing/2016/5/11/chartex" xmlns:cx6="http://schemas.microsoft.com/office/drawing/2016/5/12/chartex" xmlns:cx7="http://schemas.microsoft.com/office/drawing/2016/5/13/chartex" xmlns:cx8="http://schemas.microsoft.com/office/drawing/2016/5/14/chartex" xmlns:mc="http://schemas.openxmlformats.org/markup-compatibility/2006" xmlns:aink="http://schemas.microsoft.com/office/drawing/2016/ink" xmlns:am3d="http://schemas.microsoft.com/office/drawing/2017/model3d" xmlns:o="urn:schemas-microsoft-com:office:office" xmlns:oel="http://schemas.microsoft.com/office/2019/extlst" xmlns:r="http://schemas.openxmlformats.org/officeDocument/2006/relationships" xmlns:m="http://schemas.openxmlformats.org/officeDocument/2006/math" xmlns:v="urn:schemas-microsoft-com:vml" xmlns:wp14="http://schemas.microsoft.com/office/word/2010/wordprocessingDrawing" xmlns:wp="http://schemas.openxmlformats.org/drawingml/2006/wordprocessingDrawing" xmlns:w10="urn:schemas-microsoft-com:office:word" xmlns:w="http://schemas.openxmlformats.org/wordprocessingml/2006/main" xmlns:w14="http://schemas.microsoft.com/office/word/2010/wordml" xmlns:w15="http://schemas.microsoft.com/office/word/2012/wordml" xmlns:w16cei="http://schemas.microsoft.com/office/word/2026/wordml/cei" xmlns:w16cex="http://schemas.microsoft.com/office/word/2018/wordml/cex" xmlns:w16cid="http://schemas.microsoft.com/office/word/2016/wordml/cid" xmlns:w16="http://schemas.microsoft.com/office/word/2018/wordml" xmlns:w16du="http://schemas.microsoft.com/office/word/2023/wordml/word16du" xmlns:w16sdtdh="http://schemas.microsoft.com/office/word/2020/wordml/sdtdatahash" xmlns:w16sdtfl="http://schemas.microsoft.com/office/word/2024/wordml/sdtformatlock" xmlns:w16se="http://schemas.microsoft.com/office/word/2015/wordml/symex" xmlns:wpg="http://schemas.microsoft.com/office/word/2010/wordprocessingGroup" xmlns:wpi="http://schemas.microsoft.com/office/word/2010/wordprocessingInk" xmlns:wne="http://schemas.microsoft.com/office/word/2006/wordml" xmlns:wps="http://schemas.microsoft.com/office/word/2010/wordprocessingShape" mc:Ignorable="w14 w15 w16se w16cid w16 w16cex w16sdtdh w16sdtfl w16du wp14">
+<w:numbering xmlns:wpc="http://schemas.microsoft.com/office/word/2010/wordprocessingCanvas" xmlns:cx="http://schemas.microsoft.com/office/drawing/2014/chartex" xmlns:cx1="http://schemas.microsoft.com/office/drawing/2015/9/8/chartex" xmlns:cx2="http://schemas.microsoft.com/office/drawing/2015/10/21/chartex" xmlns:cx3="http://schemas.microsoft.com/office/drawing/2016/5/9/chartex" xmlns:cx4="http://schemas.microsoft.com/office/drawing/2016/5/10/chartex" xmlns:cx5="http://schemas.microsoft.com/office/drawing/2016/5/11/chartex" xmlns:cx6="http://schemas.microsoft.com/office/drawing/2016/5/12/chartex" xmlns:cx7="http://schemas.microsoft.com/office/drawing/2016/5/13/chartex" xmlns:cx8="http://schemas.microsoft.com/office/drawing/2016/5/14/chartex" xmlns:mc="http://schemas.openxmlformats.org/markup-compatibility/2006" xmlns:aink="http://schemas.microsoft.com/office/drawing/2016/ink" xmlns:am3d="http://schemas.microsoft.com/office/drawing/2017/model3d" xmlns:o="urn:schemas-microsoft-com:office:office" xmlns:oel="http://schemas.microsoft.com/office/2019/extlst" xmlns:r="http://schemas.openxmlformats.org/officeDocument/2006/relationships" xmlns:m="http://schemas.openxmlformats.org/officeDocument/2006/math" xmlns:v="urn:schemas-microsoft-com:vml" xmlns:wp14="http://schemas.microsoft.com/office/word/2010/wordprocessingDrawing" xmlns:wp="http://schemas.openxmlformats.org/drawingml/2006/wordprocessingDrawing" xmlns:w10="urn:schemas-microsoft-com:office:word" xmlns:w="http://schemas.openxmlformats.org/wordprocessingml/2006/main" xmlns:w14="http://schemas.microsoft.com/office/word/2010/wordml" xmlns:w15="http://schemas.microsoft.com/office/word/2012/wordml" xmlns:w16cex="http://schemas.microsoft.com/office/word/2018/wordml/cex" xmlns:w16cid="http://schemas.microsoft.com/office/word/2016/wordml/cid" xmlns:w16="http://schemas.microsoft.com/office/word/2018/wordml" xmlns:w16du="http://schemas.microsoft.com/office/word/2023/wordml/word16du" xmlns:w16sdtdh="http://schemas.microsoft.com/office/word/2020/wordml/sdtdatahash" xmlns:w16sdtfl="http://schemas.microsoft.com/office/word/2024/wordml/sdtformatlock" xmlns:w16se="http://schemas.microsoft.com/office/word/2015/wordml/symex" xmlns:wpg="http://schemas.microsoft.com/office/word/2010/wordprocessingGroup" xmlns:wpi="http://schemas.microsoft.com/office/word/2010/wordprocessingInk" xmlns:wne="http://schemas.microsoft.com/office/word/2006/wordml" xmlns:wps="http://schemas.microsoft.com/office/word/2010/wordprocessingShape" mc:Ignorable="w14 w15 w16se w16cid w16 w16cex w16sdtdh w16sdtfl w16du wp14">
   <w:abstractNum w:abstractNumId="0" w15:restartNumberingAfterBreak="0">
     <w:nsid w:val="FFFFFF83"/>
     <w:multiLevelType w:val="singleLevel"/>
